--- a/Laporan/IMPLEMENTASI MODEL LSTM UNTUK PREDIKSI HARGA KOMODITAS PANGAN BERBASIS WEB DI PROVINSI JAWA TENGAH.docx
+++ b/Laporan/IMPLEMENTASI MODEL LSTM UNTUK PREDIKSI HARGA KOMODITAS PANGAN BERBASIS WEB DI PROVINSI JAWA TENGAH.docx
@@ -1149,6 +1149,7 @@
         <w:ind w:left="5245"/>
       </w:pPr>
       <w:r>
+        <w:lastRenderedPageBreak/>
         <w:t>Akasha Bin Ali</w:t>
       </w:r>
     </w:p>
@@ -1166,7 +1167,6 @@
         <w:pStyle w:val="Heading1"/>
       </w:pPr>
       <w:r>
-        <w:lastRenderedPageBreak/>
         <w:t>ABSTRAK</w:t>
       </w:r>
     </w:p>
@@ -1441,7 +1441,7 @@
           <w:rFonts w:cs="Times New Roman"/>
           <w:szCs w:val="24"/>
         </w:rPr>
-        <w:instrText xml:space="preserve"> ADDIN ZOTERO_ITEM CSL_CITATION {"citationID":"OyTBvfiG","properties":{"unsorted":false,"formattedCitation":"(Sakina &amp; Muhaimin, 2025)","plainCitation":"(Sakina &amp; Muhaimin, 2025)","noteIndex":0},"citationItems":[{"id":11,"uris":["http://zotero.org/users/19855583/items/59SBFCIK"],"itemData":{"id":11,"type":"article-journal","abstract":"Central Java's economy grew 4.98% in 2023 with the trade sector as the main driver, including the broiler chicken meat commodity whose production increased from 621,718.06 tons (2021) to 791,997.10 tons (2023). However, the price of this commodity experiences considerable fluctuations, mainly influenced by external factors such as increased demand during the national holiday period and the price of substitute products such as chicken eggs and beef that can affect the purchasing power of broiler chicken meat. Data on chicken meat prices, chicken egg prices, and beef prices were obtained from the official website of PIHPS (Strategic Food Price Information Center), while data for the week before the holiday was obtained using the Python library “holidays”. This research develops a Hybrid ARIMAX-LSTM model to predict chicken meat prices more accurately. The ARIMAX model is used to capture the linear pattern of chicken egg prices by considering external variables (egg prices, beef, and national holidays), while the LSTM captures nonlinear residual patterns that cannot be explained by the ARIMAX model. The results show that the Hybrid model produces a MAPE of 1.19%, which is more accurate than the single ARIMAX (MAPE 1.38%). The predicted January 2025 price ranges from IDR 35,300 - IDR 35,900/kg, showing stability without extreme fluctuations. This research provides a predictive solution that can be used by the government and businesses in price control and market stabilization.","issue":"1","language":"en","source":"Zotero","title":"Application of ARIMAX-LSTM Model in Forecasting the Price of Broiler Chicken in Central Java","volume":"18","author":[{"family":"Sakina","given":"Divayanti Febri"},{"family":"Muhaimin","given":"Amri"}],"issued":{"date-parts":[["2025"]]}}}],"schema":"https://github.com/citation-style-language/schema/raw/master/csl-citation.json"} </w:instrText>
+        <w:instrText xml:space="preserve"> ADDIN ZOTERO_ITEM CSL_CITATION {"citationID":"OyTBvfiG","properties":{"unsorted":false,"formattedCitation":"(Sakina &amp; Muhaimin, 2025a)","plainCitation":"(Sakina &amp; Muhaimin, 2025a)","noteIndex":0},"citationItems":[{"id":11,"uris":["http://zotero.org/users/19855583/items/59SBFCIK"],"itemData":{"id":11,"type":"article-journal","abstract":"Central Java's economy grew 4.98% in 2023 with the trade sector as the main driver, including the broiler chicken meat commodity whose production increased from 621,718.06 tons (2021) to 791,997.10 tons (2023). However, the price of this commodity experiences considerable fluctuations, mainly influenced by external factors such as increased demand during the national holiday period and the price of substitute products such as chicken eggs and beef that can affect the purchasing power of broiler chicken meat. Data on chicken meat prices, chicken egg prices, and beef prices were obtained from the official website of PIHPS (Strategic Food Price Information Center), while data for the week before the holiday was obtained using the Python library “holidays”. This research develops a Hybrid ARIMAX-LSTM model to predict chicken meat prices more accurately. The ARIMAX model is used to capture the linear pattern of chicken egg prices by considering external variables (egg prices, beef, and national holidays), while the LSTM captures nonlinear residual patterns that cannot be explained by the ARIMAX model. The results show that the Hybrid model produces a MAPE of 1.19%, which is more accurate than the single ARIMAX (MAPE 1.38%). The predicted January 2025 price ranges from IDR 35,300 - IDR 35,900/kg, showing stability without extreme fluctuations. This research provides a predictive solution that can be used by the government and businesses in price control and market stabilization.","issue":"1","language":"en","source":"Zotero","title":"Application of ARIMAX-LSTM Model in Forecasting the Price of Broiler Chicken in Central Java","volume":"18","author":[{"family":"Sakina","given":"Divayanti Febri"},{"family":"Muhaimin","given":"Amri"}],"issued":{"date-parts":[["2025"]]}}}],"schema":"https://github.com/citation-style-language/schema/raw/master/csl-citation.json"} </w:instrText>
       </w:r>
       <w:r>
         <w:rPr>
@@ -1454,7 +1454,7 @@
         <w:rPr>
           <w:rFonts w:ascii="Calibri" w:hAnsi="Calibri" w:cs="Calibri"/>
         </w:rPr>
-        <w:t>(Sakina &amp; Muhaimin, 2025)</w:t>
+        <w:t>(Sakina &amp; Muhaimin, 2025a)</w:t>
       </w:r>
       <w:r>
         <w:rPr>
@@ -1965,14 +1965,7 @@
           <w:rFonts w:cs="Times New Roman"/>
           <w:szCs w:val="24"/>
         </w:rPr>
-        <w:t>, yaitu memodelkan setiap komoditas secara independen berdasarkan riwayat data harganya sendiri merupakan strategi yang terbukti efektif, efisien, dan dapat diandalkan untuk prediksi harga komoditas pangan. Hal ini juga menjadikan model lebih mudah dikembangkan, divalidasi, dan diinterpretasikan, terutama untuk kebutuhan sistem informasi publik yang memprioritaskan keandalan dan kemudahan pemeliharaan</w:t>
-      </w:r>
-      <w:r>
-        <w:rPr>
-          <w:rFonts w:cs="Times New Roman"/>
-          <w:szCs w:val="24"/>
-        </w:rPr>
-        <w:t>.</w:t>
+        <w:t>, yaitu memodelkan setiap komoditas secara independen berdasarkan riwayat data harganya sendiri merupakan strategi yang terbukti efektif, efisien, dan dapat diandalkan untuk prediksi harga komoditas pangan. Hal ini juga menjadikan model lebih mudah dikembangkan, divalidasi, dan diinterpretasikan, terutama untuk kebutuhan sistem informasi publik yang memprioritaskan keandalan dan kemudahan pemeliharaan.</w:t>
       </w:r>
     </w:p>
     <w:p>
@@ -2176,19 +2169,7 @@
         <w:t xml:space="preserve">Berdasarkan latar belakang yang telah </w:t>
       </w:r>
       <w:r>
-        <w:t xml:space="preserve">dijelaskan, </w:t>
-      </w:r>
-      <w:r>
-        <w:t xml:space="preserve">rumusan masalah pada </w:t>
-      </w:r>
-      <w:r>
-        <w:t>Laporan</w:t>
-      </w:r>
-      <w:r>
-        <w:t xml:space="preserve"> Skripsi ini adalah sebagai berikut</w:t>
-      </w:r>
-      <w:r>
-        <w:t>:</w:t>
+        <w:t>dijelaskan, rumusan masalah pada Laporan Skripsi ini adalah sebagai berikut:</w:t>
       </w:r>
     </w:p>
     <w:p>
@@ -2301,25 +2282,7 @@
         <w:rPr>
           <w:color w:val="000000"/>
         </w:rPr>
-        <w:t xml:space="preserve">Dalam pembuatan </w:t>
-      </w:r>
-      <w:r>
-        <w:rPr>
-          <w:color w:val="000000"/>
-        </w:rPr>
-        <w:t>Laporan</w:t>
-      </w:r>
-      <w:r>
-        <w:rPr>
-          <w:color w:val="000000"/>
-        </w:rPr>
-        <w:t xml:space="preserve"> Skripsi, masalah yang dibahas terbatas pada beberapa faktor, antara lain</w:t>
-      </w:r>
-      <w:r>
-        <w:rPr>
-          <w:color w:val="000000"/>
-        </w:rPr>
-        <w:t xml:space="preserve">: </w:t>
+        <w:t xml:space="preserve">Dalam pembuatan Laporan Skripsi, masalah yang dibahas terbatas pada beberapa faktor, antara lain: </w:t>
       </w:r>
     </w:p>
     <w:p>
@@ -2962,6 +2925,7 @@
           <w:bCs/>
           <w:lang w:eastAsia="en-ID"/>
         </w:rPr>
+        <w:lastRenderedPageBreak/>
         <w:t>BAB III KEGIATAN PELAKSANAAN</w:t>
       </w:r>
     </w:p>
@@ -2975,7 +2939,6 @@
         <w:rPr>
           <w:lang w:eastAsia="en-ID"/>
         </w:rPr>
-        <w:lastRenderedPageBreak/>
         <w:t>Bab kegiatan pelaksanaan berisi penjelasan langkah-langkah metode pelaksanaan serta tahapan perancangan fitur prediksi. Bab ini membahas teknik implementasi dan pengujian fitur yang dikembangkan. Akhirnya, hasil dari setiap tahapan dijelaskan untuk memberikan gambaran menyeluruh.</w:t>
       </w:r>
     </w:p>
@@ -3132,10 +3095,7 @@
       </w:pPr>
       <w:r>
         <w:lastRenderedPageBreak/>
-        <w:t>BAB I</w:t>
-      </w:r>
-      <w:r>
-        <w:t>I</w:t>
+        <w:t>BAB II</w:t>
       </w:r>
     </w:p>
     <w:p>
@@ -3154,10 +3114,33 @@
     </w:p>
     <w:p>
       <w:pPr>
+        <w:pStyle w:val="ListParagraph"/>
+        <w:keepNext/>
+        <w:keepLines/>
+        <w:numPr>
+          <w:ilvl w:val="0"/>
+          <w:numId w:val="10"/>
+        </w:numPr>
+        <w:spacing w:before="160" w:after="80"/>
+        <w:outlineLvl w:val="1"/>
+        <w:rPr>
+          <w:rFonts w:eastAsiaTheme="majorEastAsia" w:cstheme="majorBidi"/>
+          <w:b/>
+          <w:vanish/>
+          <w:szCs w:val="32"/>
+        </w:rPr>
+      </w:pPr>
+    </w:p>
+    <w:p>
+      <w:pPr>
         <w:pStyle w:val="Heading2"/>
-      </w:pPr>
-      <w:r>
-        <w:t xml:space="preserve">2.1 Penelitian Terkait </w:t>
+        <w:numPr>
+          <w:ilvl w:val="1"/>
+          <w:numId w:val="10"/>
+        </w:numPr>
+      </w:pPr>
+      <w:r>
+        <w:t xml:space="preserve">Penelitian Terkait </w:t>
       </w:r>
     </w:p>
     <w:p>
@@ -3480,7 +3463,7 @@
           <w:rFonts w:cs="Times New Roman"/>
           <w:szCs w:val="24"/>
         </w:rPr>
-        <w:instrText xml:space="preserve"> ADDIN ZOTERO_ITEM CSL_CITATION {"citationID":"wY2eQq4y","properties":{"formattedCitation":"(Tsai et al., 2022)","plainCitation":"(Tsai et al., 2022)","dontUpdate":true,"noteIndex":0},"citationItems":[{"id":"jWPNiyRL/EYSBBtGl","uris":["http://zotero.org/users/local/TM5a8aTh/items/FUZ45TZK"],"itemData":{"id":89,"type":"article-journal","abstract":"Phalaenopsis\n              orchids are one of the most important exporting commodities for Taiwan. Most orchids are planted and grown in greenhouses. Early detection of orchid diseases is crucially valuable to orchid farmers during orchid cultivation. At present, orchid viral diseases are generally identified with manual observation and the judgment of the grower’s experience. The most commonly used assays for virus identification are nucleic acid amplification and serology. However, it is neither time nor cost efficient. Therefore, this study aimed to create a system for automatically identifying the common viral diseases in orchids using the orchid image. Our methods include the following steps: the image preprocessing by color space transformation and gamma correction, detection of leaves by a U-net model, removal of non-leaf fragment areas by connected component labeling, feature acquisition of leaf texture, and disease identification by the two-stage model with the integration of a random forest model and an inception network (deep learning) model. Thereby, the proposed system achieved the excellent accuracy of 0.9707 and 0.9180 for the image segmentation of orchid leaves and disease identification, respectively. Furthermore, this system outperformed the naked-eye identification for the easily misidentified categories [cymbidium mosaic virus (CymMV) and odontoglossum ringspot virus (ORSV)] with the accuracy of 0.842 using two-stage model and 0.667 by naked-eye identification. This system would benefit the orchid disease recognition for\n              Phalaenopsis\n              cultivation.","container-title":"Frontiers in Plant Science","DOI":"10.3389/fpls.2022.1051348","ISSN":"1664-462X","journalAbbreviation":"Front. Plant Sci.","language":"en","page":"1051348","source":"DOI.org (Crossref)","title":"Intelligent image analysis recognizes important orchid viral diseases","volume":"13","author":[{"family":"Tsai","given":"Cheng-Feng"},{"family":"Huang","given":"Chih-Hung"},{"family":"Wu","given":"Fu-Hsing"},{"family":"Lin","given":"Chuen-Horng"},{"family":"Lee","given":"Chia-Hwa"},{"family":"Yu","given":"Shyr-Shen"},{"family":"Chan","given":"Yung-Kuan"},{"family":"Jan","given":"Fuh-Jyh"}],"issued":{"date-parts":[["2022",12,2]]}}}],"schema":"https://github.com/citation-style-language/schema/raw/master/csl-citation.json"} </w:instrText>
+        <w:instrText xml:space="preserve"> ADDIN ZOTERO_ITEM CSL_CITATION {"citationID":"wY2eQq4y","properties":{"formattedCitation":"(Tsai et al., 2022)","plainCitation":"(Tsai et al., 2022)","dontUpdate":true,"noteIndex":0},"citationItems":[{"id":"Z0MfQjyS/ILy3Kuua","uris":["http://zotero.org/users/local/TM5a8aTh/items/FUZ45TZK"],"itemData":{"id":89,"type":"article-journal","abstract":"Phalaenopsis\n              orchids are one of the most important exporting commodities for Taiwan. Most orchids are planted and grown in greenhouses. Early detection of orchid diseases is crucially valuable to orchid farmers during orchid cultivation. At present, orchid viral diseases are generally identified with manual observation and the judgment of the grower’s experience. The most commonly used assays for virus identification are nucleic acid amplification and serology. However, it is neither time nor cost efficient. Therefore, this study aimed to create a system for automatically identifying the common viral diseases in orchids using the orchid image. Our methods include the following steps: the image preprocessing by color space transformation and gamma correction, detection of leaves by a U-net model, removal of non-leaf fragment areas by connected component labeling, feature acquisition of leaf texture, and disease identification by the two-stage model with the integration of a random forest model and an inception network (deep learning) model. Thereby, the proposed system achieved the excellent accuracy of 0.9707 and 0.9180 for the image segmentation of orchid leaves and disease identification, respectively. Furthermore, this system outperformed the naked-eye identification for the easily misidentified categories [cymbidium mosaic virus (CymMV) and odontoglossum ringspot virus (ORSV)] with the accuracy of 0.842 using two-stage model and 0.667 by naked-eye identification. This system would benefit the orchid disease recognition for\n              Phalaenopsis\n              cultivation.","container-title":"Frontiers in Plant Science","DOI":"10.3389/fpls.2022.1051348","ISSN":"1664-462X","journalAbbreviation":"Front. Plant Sci.","language":"en","page":"1051348","source":"DOI.org (Crossref)","title":"Intelligent image analysis recognizes important orchid viral diseases","volume":"13","author":[{"family":"Tsai","given":"Cheng-Feng"},{"family":"Huang","given":"Chih-Hung"},{"family":"Wu","given":"Fu-Hsing"},{"family":"Lin","given":"Chuen-Horng"},{"family":"Lee","given":"Chia-Hwa"},{"family":"Yu","given":"Shyr-Shen"},{"family":"Chan","given":"Yung-Kuan"},{"family":"Jan","given":"Fuh-Jyh"}],"issued":{"date-parts":[["2022",12,2]]}}}],"schema":"https://github.com/citation-style-language/schema/raw/master/csl-citation.json"} </w:instrText>
       </w:r>
       <w:r>
         <w:rPr>
@@ -3515,7 +3498,7 @@
           <w:rFonts w:cs="Times New Roman"/>
           <w:szCs w:val="24"/>
         </w:rPr>
-        <w:instrText xml:space="preserve"> ADDIN ZOTERO_ITEM CSL_CITATION {"citationID":"SyknVDme","properties":{"unsorted":false,"formattedCitation":"(Sakina &amp; Muhaimin, 2025)","plainCitation":"(Sakina &amp; Muhaimin, 2025)","noteIndex":0},"citationItems":[{"id":11,"uris":["http://zotero.org/users/19855583/items/59SBFCIK"],"itemData":{"id":11,"type":"article-journal","abstract":"Central Java's economy grew 4.98% in 2023 with the trade sector as the main driver, including the broiler chicken meat commodity whose production increased from 621,718.06 tons (2021) to 791,997.10 tons (2023). However, the price of this commodity experiences considerable fluctuations, mainly influenced by external factors such as increased demand during the national holiday period and the price of substitute products such as chicken eggs and beef that can affect the purchasing power of broiler chicken meat. Data on chicken meat prices, chicken egg prices, and beef prices were obtained from the official website of PIHPS (Strategic Food Price Information Center), while data for the week before the holiday was obtained using the Python library “holidays”. This research develops a Hybrid ARIMAX-LSTM model to predict chicken meat prices more accurately. The ARIMAX model is used to capture the linear pattern of chicken egg prices by considering external variables (egg prices, beef, and national holidays), while the LSTM captures nonlinear residual patterns that cannot be explained by the ARIMAX model. The results show that the Hybrid model produces a MAPE of 1.19%, which is more accurate than the single ARIMAX (MAPE 1.38%). The predicted January 2025 price ranges from IDR 35,300 - IDR 35,900/kg, showing stability without extreme fluctuations. This research provides a predictive solution that can be used by the government and businesses in price control and market stabilization.","issue":"1","language":"en","source":"Zotero","title":"Application of ARIMAX-LSTM Model in Forecasting the Price of Broiler Chicken in Central Java","volume":"18","author":[{"family":"Sakina","given":"Divayanti Febri"},{"family":"Muhaimin","given":"Amri"}],"issued":{"date-parts":[["2025"]]}}}],"schema":"https://github.com/citation-style-language/schema/raw/master/csl-citation.json"} </w:instrText>
+        <w:instrText xml:space="preserve"> ADDIN ZOTERO_ITEM CSL_CITATION {"citationID":"SyknVDme","properties":{"unsorted":false,"formattedCitation":"(Sakina &amp; Muhaimin, 2025a)","plainCitation":"(Sakina &amp; Muhaimin, 2025a)","noteIndex":0},"citationItems":[{"id":11,"uris":["http://zotero.org/users/19855583/items/59SBFCIK"],"itemData":{"id":11,"type":"article-journal","abstract":"Central Java's economy grew 4.98% in 2023 with the trade sector as the main driver, including the broiler chicken meat commodity whose production increased from 621,718.06 tons (2021) to 791,997.10 tons (2023). However, the price of this commodity experiences considerable fluctuations, mainly influenced by external factors such as increased demand during the national holiday period and the price of substitute products such as chicken eggs and beef that can affect the purchasing power of broiler chicken meat. Data on chicken meat prices, chicken egg prices, and beef prices were obtained from the official website of PIHPS (Strategic Food Price Information Center), while data for the week before the holiday was obtained using the Python library “holidays”. This research develops a Hybrid ARIMAX-LSTM model to predict chicken meat prices more accurately. The ARIMAX model is used to capture the linear pattern of chicken egg prices by considering external variables (egg prices, beef, and national holidays), while the LSTM captures nonlinear residual patterns that cannot be explained by the ARIMAX model. The results show that the Hybrid model produces a MAPE of 1.19%, which is more accurate than the single ARIMAX (MAPE 1.38%). The predicted January 2025 price ranges from IDR 35,300 - IDR 35,900/kg, showing stability without extreme fluctuations. This research provides a predictive solution that can be used by the government and businesses in price control and market stabilization.","issue":"1","language":"en","source":"Zotero","title":"Application of ARIMAX-LSTM Model in Forecasting the Price of Broiler Chicken in Central Java","volume":"18","author":[{"family":"Sakina","given":"Divayanti Febri"},{"family":"Muhaimin","given":"Amri"}],"issued":{"date-parts":[["2025"]]}}}],"schema":"https://github.com/citation-style-language/schema/raw/master/csl-citation.json"} </w:instrText>
       </w:r>
       <w:r>
         <w:rPr>
@@ -3528,7 +3511,7 @@
         <w:rPr>
           <w:rFonts w:ascii="Calibri" w:hAnsi="Calibri" w:cs="Calibri"/>
         </w:rPr>
-        <w:t>(Sakina &amp; Muhaimin, 2025)</w:t>
+        <w:t>(Sakina &amp; Muhaimin, 2025a)</w:t>
       </w:r>
       <w:r>
         <w:rPr>
@@ -6198,21 +6181,4357 @@
     </w:p>
     <w:p>
       <w:pPr>
-        <w:spacing w:line="259" w:lineRule="auto"/>
-        <w:jc w:val="left"/>
-        <w:rPr>
-          <w:rFonts w:cs="Times New Roman"/>
-          <w:sz w:val="28"/>
-          <w:szCs w:val="28"/>
-        </w:rPr>
-      </w:pPr>
-      <w:r>
-        <w:rPr>
-          <w:rFonts w:cs="Times New Roman"/>
-          <w:sz w:val="28"/>
-          <w:szCs w:val="28"/>
-        </w:rPr>
+        <w:pStyle w:val="Heading2"/>
+        <w:numPr>
+          <w:ilvl w:val="1"/>
+          <w:numId w:val="27"/>
+        </w:numPr>
+      </w:pPr>
+      <w:r>
         <w:br w:type="page"/>
+      </w:r>
+      <w:r>
+        <w:lastRenderedPageBreak/>
+        <w:t>Dasar Teori</w:t>
+      </w:r>
+    </w:p>
+    <w:p>
+      <w:pPr>
+        <w:pStyle w:val="Heading3"/>
+      </w:pPr>
+      <w:r>
+        <w:t xml:space="preserve">Fluktuasi Harga </w:t>
+      </w:r>
+      <w:r>
+        <w:t>Komoditas Pangan</w:t>
+      </w:r>
+    </w:p>
+    <w:p>
+      <w:r>
+        <w:t xml:space="preserve">Komoditas pangan merupakan kebutuhan pokok masyarakat yang memiliki peran strategis dalam menjaga stabilitas ekonomi dan tingkat inflasi suatu negara </w:t>
+      </w:r>
+      <w:r>
+        <w:fldChar w:fldCharType="begin"/>
+      </w:r>
+      <w:r>
+        <w:instrText xml:space="preserve"> ADDIN ZOTERO_ITEM CSL_CITATION {"citationID":"MfxUZ9e9","properties":{"unsorted":false,"formattedCitation":"(Cahyani et al., 2023)","plainCitation":"(Cahyani et al., 2023)","noteIndex":0},"citationItems":[{"id":38,"uris":["http://zotero.org/users/19855583/items/VGKMLTEW"],"itemData":{"id":38,"type":"article-journal","abstract":"TheIndonesianeconomicsisunstableduringpandemicanditscausethefluctuationofnationalmainfoodprice. Oneofwaytokeepthosestablenationalmainfoodpriceisobservedandpredictthefeatureprice.Thenational mainfoodpricechangeeverydat,sothedatasetistimeseriesbasedandnon-linear.Oneofmethodthatcanused topredictthetimeseriesbasedisRecurrentNeuralNetwork(RNN).However,theRNNmethodhavevanishing gradientproblemwhileupdate thegradient.LongShortTermMemory(LSTM)methodcansolvetheRNN problem.Becauseofthat,theLSTMmethodisusedtopredictthefeaturenationalmainfoodprice.Thereare fournationalmainfoodpricethatchosenbasedondatasettrials,theyarechickenmeatprice,lowqualityriceII, cookingoil,andunlabelledcookingoil.Tooptimizethepredictresultusedoptimizerasexperimentscenario, there are Adaptive Gradient (ADAGRAD), Adaptive Moment Gradient (ADAM), Root Mean Square Error (RMSProp).Basedonthoseoptimizer,theresultoflowqualityriceIIisusedADAMoptimizerandtheevaluation ofRMSEis0.0492andR2Scoreis0.8852.Theresultforpredictthechickenmeatpriceisobtainedthebest model with ADAM and the evaluation of RMSE is 0.0937 and R2 Score is 0.594. The best model for predict cookingoilisusedRMSPropandtheevaluationofRMSEis0.0313andR2Scoreis0.7492.Meanwhilethebest modeltopredicttheunlabelledcookingoilisusedADAMoptimizerandtheevaluationofRMSEis0.0531andR2 Scoreis0.5308.","container-title":"Jurnal Sistem dan Teknologi Informasi (JustIN)","DOI":"10.26418/justin.v11i2.57395","ISSN":"2620-8989, 2460-3562","issue":"2","journalAbbreviation":"justin","language":"id","license":"http://creativecommons.org/licenses/by-nc-sa/4.0","page":"346","source":"DOI.org (Crossref)","title":"Implementasi Metode Long Short Term Memory (LSTM) untuk Memprediksi Harga Bahan Pokok Nasional","volume":"11","author":[{"family":"Cahyani","given":"Jumina"},{"family":"Mujahidin","given":"Syamsul"},{"family":"Fiqar","given":"Tegar Palyus"}],"issued":{"date-parts":[["2023",7,29]]}}}],"schema":"https://github.com/citation-style-language/schema/raw/master/csl-citation.json"} </w:instrText>
+      </w:r>
+      <w:r>
+        <w:fldChar w:fldCharType="separate"/>
+      </w:r>
+      <w:r>
+        <w:rPr>
+          <w:rFonts w:cs="Times New Roman"/>
+        </w:rPr>
+        <w:t>(Cahyani et al., 2023)</w:t>
+      </w:r>
+      <w:r>
+        <w:fldChar w:fldCharType="end"/>
+      </w:r>
+      <w:r>
+        <w:t xml:space="preserve">. Fluktuasi harga komoditas pangan umumnya disebabkan oleh ketidakseimbangan antara penawaran dan permintaan. Hal ini biasanya dipengaruhi oleh berbagai faktor eksternal, seperti perubahan cuaca ekstrem yang merusak hasil panen, kenadala jalur distribusi logistik antar wilayah, hingga lonjakan permintaan pasar pada saat perayaan hari besar keagamaan </w:t>
+      </w:r>
+      <w:r>
+        <w:fldChar w:fldCharType="begin"/>
+      </w:r>
+      <w:r>
+        <w:instrText xml:space="preserve"> ADDIN ZOTERO_ITEM CSL_CITATION {"citationID":"QfNWKml8","properties":{"unsorted":false,"formattedCitation":"(Sakina &amp; Muhaimin, 2025b)","plainCitation":"(Sakina &amp; Muhaimin, 2025b)","noteIndex":0},"citationItems":[{"id":40,"uris":["http://zotero.org/users/19855583/items/LCKD2A64"],"itemData":{"id":40,"type":"article-journal","abstract":"Central Java's economy grew 4.98% in 2023 with the trade sector as the main driver, including the broiler chicken meat commodity whose production increased from 621,718.06 tons (2021) to 791,997.10 tons (2023). However, the price of this commodity experiences considerable fluctuations, mainly influenced by external factors such as increased demand during the national holiday period and the price of substitute products such as chicken eggs and beef that can affect the purchasing power of broiler chicken meat. Data on chicken meat prices, chicken egg prices, and beef prices were obtained from the official website of PIHPS (Strategic Food Price Information Center), while data for the week before the holiday was obtained using the Python library “holidays”. This research develops a Hybrid ARIMAX-LSTM model to predict chicken meat prices more accurately. The ARIMAX model is used to capture the linear pattern of chicken egg prices by considering external variables (egg prices, beef, and national holidays), while the LSTM captures nonlinear residual patterns that cannot be explained by the ARIMAX model. The results show that the Hybrid model produces a MAPE of 1.19%, which is more accurate than the single ARIMAX (MAPE 1.38%). The predicted January 2025 price ranges from IDR 35,300 - IDR 35,900/kg, showing stability without extreme fluctuations. This research provides a predictive solution that can be used by the government and businesses in price control and market stabilization.","issue":"1","language":"en","source":"Zotero","title":"Application of ARIMAX-LSTM Model in Forecasting the Price of Broiler Chicken in Central Java","volume":"18","author":[{"family":"Sakina","given":"Divayanti Febri"},{"family":"Muhaimin","given":"Amri"}],"issued":{"date-parts":[["2025"]]}}}],"schema":"https://github.com/citation-style-language/schema/raw/master/csl-citation.json"} </w:instrText>
+      </w:r>
+      <w:r>
+        <w:fldChar w:fldCharType="separate"/>
+      </w:r>
+      <w:r>
+        <w:rPr>
+          <w:rFonts w:cs="Times New Roman"/>
+        </w:rPr>
+        <w:t>(Sakina &amp; Muhaimin, 2025b)</w:t>
+      </w:r>
+      <w:r>
+        <w:fldChar w:fldCharType="end"/>
+      </w:r>
+      <w:r>
+        <w:t xml:space="preserve">. </w:t>
+      </w:r>
+    </w:p>
+    <w:p>
+      <w:pPr>
+        <w:pStyle w:val="Heading3"/>
+      </w:pPr>
+      <w:r>
+        <w:t>Pusat Informasi Harga Pangan S</w:t>
+      </w:r>
+      <w:r>
+        <w:t>trategis (PIHPS) Nasional</w:t>
+      </w:r>
+    </w:p>
+    <w:p>
+      <w:r>
+        <w:t xml:space="preserve">Pusat Informasi Harga Pangan Strategis (PIHPS) Nasional didirikan sebagai respons pemerintah Indonesia terhadap kebutuhan akan sistem pemantauan ketersediaan dan harga pangan yang transparan, terintegrasi, dan </w:t>
+      </w:r>
+      <w:r>
+        <w:rPr>
+          <w:i/>
+          <w:iCs/>
+        </w:rPr>
+        <w:t>real-time</w:t>
+      </w:r>
+      <w:r>
+        <w:t xml:space="preserve"> di seluruh provinsi. Latar belakang utama berdirinya PIHPS adalah untuk mengurangi asimetri informasi antara produsen, pedagang, dan konsumen yang kerap memicu gejolak harga pasar secara tidak wajar </w:t>
+      </w:r>
+      <w:r>
+        <w:fldChar w:fldCharType="begin"/>
+      </w:r>
+      <w:r>
+        <w:instrText xml:space="preserve"> ADDIN ZOTERO_ITEM CSL_CITATION {"citationID":"DU3nSQgE","properties":{"unsorted":false,"formattedCitation":"(Sakina &amp; Muhaimin, 2025b)","plainCitation":"(Sakina &amp; Muhaimin, 2025b)","noteIndex":0},"citationItems":[{"id":40,"uris":["http://zotero.org/users/19855583/items/LCKD2A64"],"itemData":{"id":40,"type":"article-journal","abstract":"Central Java's economy grew 4.98% in 2023 with the trade sector as the main driver, including the broiler chicken meat commodity whose production increased from 621,718.06 tons (2021) to 791,997.10 tons (2023). However, the price of this commodity experiences considerable fluctuations, mainly influenced by external factors such as increased demand during the national holiday period and the price of substitute products such as chicken eggs and beef that can affect the purchasing power of broiler chicken meat. Data on chicken meat prices, chicken egg prices, and beef prices were obtained from the official website of PIHPS (Strategic Food Price Information Center), while data for the week before the holiday was obtained using the Python library “holidays”. This research develops a Hybrid ARIMAX-LSTM model to predict chicken meat prices more accurately. The ARIMAX model is used to capture the linear pattern of chicken egg prices by considering external variables (egg prices, beef, and national holidays), while the LSTM captures nonlinear residual patterns that cannot be explained by the ARIMAX model. The results show that the Hybrid model produces a MAPE of 1.19%, which is more accurate than the single ARIMAX (MAPE 1.38%). The predicted January 2025 price ranges from IDR 35,300 - IDR 35,900/kg, showing stability without extreme fluctuations. This research provides a predictive solution that can be used by the government and businesses in price control and market stabilization.","issue":"1","language":"en","source":"Zotero","title":"Application of ARIMAX-LSTM Model in Forecasting the Price of Broiler Chicken in Central Java","volume":"18","author":[{"family":"Sakina","given":"Divayanti Febri"},{"family":"Muhaimin","given":"Amri"}],"issued":{"date-parts":[["2025"]]}}}],"schema":"https://github.com/citation-style-language/schema/raw/master/csl-citation.json"} </w:instrText>
+      </w:r>
+      <w:r>
+        <w:fldChar w:fldCharType="separate"/>
+      </w:r>
+      <w:r>
+        <w:rPr>
+          <w:rFonts w:cs="Times New Roman"/>
+        </w:rPr>
+        <w:t>(Sakina &amp; Muhaimin, 2025b)</w:t>
+      </w:r>
+      <w:r>
+        <w:fldChar w:fldCharType="end"/>
+      </w:r>
+      <w:r>
+        <w:t>. Dalam konteks riset komputasi dan analisis ekonomi, PIHPS memiliki fungsi krusial sebagai sumber sekunder penyedia data resmi yang tervalidasi secara nasional. Kontinuitas dan keakuratan pencatatan harga harian pada basis data PIHPS menjadikannya dataset valid dan sangat ideal untuk melatih algoritma kecerdasan buatan dalam pemodelan data berurutan.</w:t>
+      </w:r>
+    </w:p>
+    <w:p>
+      <w:pPr>
+        <w:pStyle w:val="Heading3"/>
+      </w:pPr>
+      <w:r>
+        <w:t>Data Deret Waktu (Time Series)</w:t>
+      </w:r>
+    </w:p>
+    <w:p>
+      <w:r>
+        <w:t xml:space="preserve">Data deret waktu adalah sekumpulan observasi kuantitatif atau titik data yang dicatat secara berurutan dan teratur pada rentang interval waktu yang konstan, seperti harian, mingguan, atau bulanan </w:t>
+      </w:r>
+      <w:r>
+        <w:fldChar w:fldCharType="begin"/>
+      </w:r>
+      <w:r>
+        <w:instrText xml:space="preserve"> ADDIN ZOTERO_ITEM CSL_CITATION {"citationID":"Bf05DV5T","properties":{"unsorted":false,"formattedCitation":"(Zahara et al., 2019)","plainCitation":"(Zahara et al., 2019)","noteIndex":0},"citationItems":[{"id":42,"uris":["http://zotero.org/users/19855583/items/G2IN4GQE"],"itemData":{"id":42,"type":"article-journal","abstract":"Long Short Term Memory (LSTM) is known as optimized Recurrent Neural Network (RNN) architectures that overcome RNN’s lact about maintaining long period of memories. As part of machine learning networks, LSTM also notable as the right choice for time-series prediction. Currently, machine learning is a burning issue in economic world, abundant studies such predicting macroeconomic and microeconomics indicators are emerge. Inflation rate has been used for decision making for central banks also private sector. In Indonesia, CPI (Consumer Price Index) is one of best practice inflation indicators besides Wholesale Price Index and The Gross Domestic Product (GDP). Since CPI data could be used as a direction for next inflation move, we conducted CPI prediction model using LSTM method. The network model input consists of 28 variables of staple price in Surabaya and the output is CPI value, also the entire development of prediction model are done in Amazon Web Service (AWS) Cloud. In the interest of accuracy improvement, we used several optimization algorithm i.e. Stochastic Gradient Descent (sgd), Root Mean Square Propagation (RMSProp), Adaptive Gradient(AdaGrad), Adaptive moment (Adam), Adadelta, Nesterov Adam (Nadam) and Adamax. The results indicate that Nadam has 4,008 RMSE’s value, less than other algorithm which indicate the most accurate optimization algorithm to predict CPI value.","container-title":"Jurnal RESTI (Rekayasa Sistem dan Teknologi Informasi)","DOI":"10.29207/resti.v3i3.1086","ISSN":"2580-0760","issue":"3","journalAbbreviation":"RESTI","language":"id","license":"http://creativecommons.org/licenses/by/4.0","page":"357-363","source":"DOI.org (Crossref)","title":"Prediksi Indeks Harga Konsumen Menggunakan Metode Long Short Term Memory (LSTM) Berbasis Cloud Computing","volume":"3","author":[{"family":"Zahara","given":"Soffa"},{"literal":"Sugianto"},{"literal":"M. Bahril Ilmiddafiq"}],"issued":{"date-parts":[["2019",12,2]]}}}],"schema":"https://github.com/citation-style-language/schema/raw/master/csl-citation.json"} </w:instrText>
+      </w:r>
+      <w:r>
+        <w:fldChar w:fldCharType="separate"/>
+      </w:r>
+      <w:r>
+        <w:rPr>
+          <w:rFonts w:cs="Times New Roman"/>
+        </w:rPr>
+        <w:t>(Zahara et al., 2019)</w:t>
+      </w:r>
+      <w:r>
+        <w:fldChar w:fldCharType="end"/>
+      </w:r>
+      <w:r>
+        <w:t xml:space="preserve">. Pemodelan deret waktu bertujuan untuk menemukan pola matematis yang tersembunyi pada masa lalu dan berguna untuk memproyeksikan kejadian di masa depan. </w:t>
+      </w:r>
+    </w:p>
+    <w:p>
+      <w:r>
+        <w:t xml:space="preserve">Data deret waktu umumnya dibentuk oleh tiga karakteristik utama: </w:t>
+      </w:r>
+    </w:p>
+    <w:p>
+      <w:pPr>
+        <w:pStyle w:val="ListParagraph"/>
+        <w:numPr>
+          <w:ilvl w:val="0"/>
+          <w:numId w:val="30"/>
+        </w:numPr>
+      </w:pPr>
+      <w:r>
+        <w:lastRenderedPageBreak/>
+        <w:t>Tren (</w:t>
+      </w:r>
+      <w:r>
+        <w:rPr>
+          <w:i/>
+          <w:iCs/>
+        </w:rPr>
+        <w:t>Trend</w:t>
+      </w:r>
+      <w:r>
+        <w:t>): Menunjukkan  arah kecendurungan pergerakan data secara kesuluruhan dalam jangka panjang, baik itu meningkat maupun menurun.</w:t>
+      </w:r>
+    </w:p>
+    <w:p>
+      <w:pPr>
+        <w:pStyle w:val="ListParagraph"/>
+        <w:numPr>
+          <w:ilvl w:val="0"/>
+          <w:numId w:val="30"/>
+        </w:numPr>
+      </w:pPr>
+      <w:r>
+        <w:t>Musiman (</w:t>
+      </w:r>
+      <w:r>
+        <w:rPr>
+          <w:i/>
+          <w:iCs/>
+        </w:rPr>
+        <w:t>Seasonality</w:t>
+      </w:r>
+      <w:r>
+        <w:t xml:space="preserve">): Pola fluktuasi berulang yang secara konsisten terjadi pada interval waktu tetap dan relatif singkat. Contohnya, lonjakan harga cabai yang konsisten terjadi setiap memasuki musim hujan. </w:t>
+      </w:r>
+    </w:p>
+    <w:p>
+      <w:pPr>
+        <w:pStyle w:val="ListParagraph"/>
+        <w:numPr>
+          <w:ilvl w:val="0"/>
+          <w:numId w:val="30"/>
+        </w:numPr>
+      </w:pPr>
+      <w:r>
+        <w:t>Siklis (</w:t>
+      </w:r>
+      <w:r>
+        <w:rPr>
+          <w:i/>
+          <w:iCs/>
+        </w:rPr>
+        <w:t>Cyclic</w:t>
+      </w:r>
+      <w:r>
+        <w:t xml:space="preserve">): Pola kenaikan dan penurunan ekonomi mikro yang berlangsung lama (lebih dari satu tahun), tanpa periode berulang yang pasti atau kaku </w:t>
+      </w:r>
+      <w:r>
+        <w:fldChar w:fldCharType="begin"/>
+      </w:r>
+      <w:r>
+        <w:instrText xml:space="preserve"> ADDIN ZOTERO_ITEM CSL_CITATION {"citationID":"HQhJWc6M","properties":{"unsorted":false,"formattedCitation":"(Zahara et al., 2019)","plainCitation":"(Zahara et al., 2019)","noteIndex":0},"citationItems":[{"id":42,"uris":["http://zotero.org/users/19855583/items/G2IN4GQE"],"itemData":{"id":42,"type":"article-journal","abstract":"Long Short Term Memory (LSTM) is known as optimized Recurrent Neural Network (RNN) architectures that overcome RNN’s lact about maintaining long period of memories. As part of machine learning networks, LSTM also notable as the right choice for time-series prediction. Currently, machine learning is a burning issue in economic world, abundant studies such predicting macroeconomic and microeconomics indicators are emerge. Inflation rate has been used for decision making for central banks also private sector. In Indonesia, CPI (Consumer Price Index) is one of best practice inflation indicators besides Wholesale Price Index and The Gross Domestic Product (GDP). Since CPI data could be used as a direction for next inflation move, we conducted CPI prediction model using LSTM method. The network model input consists of 28 variables of staple price in Surabaya and the output is CPI value, also the entire development of prediction model are done in Amazon Web Service (AWS) Cloud. In the interest of accuracy improvement, we used several optimization algorithm i.e. Stochastic Gradient Descent (sgd), Root Mean Square Propagation (RMSProp), Adaptive Gradient(AdaGrad), Adaptive moment (Adam), Adadelta, Nesterov Adam (Nadam) and Adamax. The results indicate that Nadam has 4,008 RMSE’s value, less than other algorithm which indicate the most accurate optimization algorithm to predict CPI value.","container-title":"Jurnal RESTI (Rekayasa Sistem dan Teknologi Informasi)","DOI":"10.29207/resti.v3i3.1086","ISSN":"2580-0760","issue":"3","journalAbbreviation":"RESTI","language":"id","license":"http://creativecommons.org/licenses/by/4.0","page":"357-363","source":"DOI.org (Crossref)","title":"Prediksi Indeks Harga Konsumen Menggunakan Metode Long Short Term Memory (LSTM) Berbasis Cloud Computing","volume":"3","author":[{"family":"Zahara","given":"Soffa"},{"literal":"Sugianto"},{"literal":"M. Bahril Ilmiddafiq"}],"issued":{"date-parts":[["2019",12,2]]}}}],"schema":"https://github.com/citation-style-language/schema/raw/master/csl-citation.json"} </w:instrText>
+      </w:r>
+      <w:r>
+        <w:fldChar w:fldCharType="separate"/>
+      </w:r>
+      <w:r>
+        <w:rPr>
+          <w:rFonts w:cs="Times New Roman"/>
+        </w:rPr>
+        <w:t>(Zahara et al., 2019)</w:t>
+      </w:r>
+      <w:r>
+        <w:fldChar w:fldCharType="end"/>
+      </w:r>
+      <w:r>
+        <w:t xml:space="preserve">. </w:t>
+      </w:r>
+    </w:p>
+    <w:p>
+      <w:pPr>
+        <w:pStyle w:val="Heading3"/>
+      </w:pPr>
+      <w:r>
+        <w:t xml:space="preserve">Kecerdasan Buatan </w:t>
+      </w:r>
+    </w:p>
+    <w:p>
+      <w:r>
+        <w:t xml:space="preserve">Kecerdasan buatan atau </w:t>
+      </w:r>
+      <w:r>
+        <w:rPr>
+          <w:i/>
+          <w:iCs/>
+        </w:rPr>
+        <w:t>Artificial Intelligence</w:t>
+      </w:r>
+      <w:r>
+        <w:t xml:space="preserve"> (AI) adalah cabang ilmu komputer yang bertujuan untuk merekayasa mesin atau entitas komputasi agar mampu menalar dan meniru kecerdasan kognitif manusia. Dari AI lahir sub-disiplin bernama </w:t>
+      </w:r>
+      <w:r>
+        <w:rPr>
+          <w:i/>
+          <w:iCs/>
+        </w:rPr>
+        <w:t>Machine Learning</w:t>
+      </w:r>
+      <w:r>
+        <w:t xml:space="preserve"> (ML) yang mendeskripsikan kemampuan sistem untuk mengekstraksi pengetahuan secara otonom dari data empiris, tanpa memerlukan pemrograman instruksi linier secara eksplisit </w:t>
+      </w:r>
+      <w:r>
+        <w:fldChar w:fldCharType="begin"/>
+      </w:r>
+      <w:r>
+        <w:instrText xml:space="preserve"> ADDIN ZOTERO_ITEM CSL_CITATION {"citationID":"g6Wp6T2i","properties":{"unsorted":false,"formattedCitation":"(Sawitri, 2025)","plainCitation":"(Sawitri, 2025)","noteIndex":0},"citationItems":[{"id":44,"uris":["http://zotero.org/users/19855583/items/FYW8ETZ5"],"itemData":{"id":44,"type":"article-journal","abstract":"The rapid growth of data and information today makes the financial sector face many challenges in analyzing information. With the capabilities of big data and deep learning technology, it has significantly changed the operational methods in the financial sector. Big data revolutionizes the way the financial sector is managed using technology. Deep learning and big data have helped standardize and model in the financial process to improve decision making. Both of these technologies are able to facilitate deeper data processing and analysis so that they can provide a broader view in supporting the decision-making process in the financial sector. The role of big data and deep learning can be used together to improve the efficiency and accuracy of data analysis and facilitate analytical capabilities in order to detect financial problems for the benefit of the business world. This study is a literature review, discussing how deep learning and big data play a role in detecting financial problems, including fraud detection, bankruptcy prediction, and credit risk analysis. The literature review aims to explore how technology is applied in the financial sector using CNN and RNN architectures where LSTM and GRU models are effective in handling data to detect financial risk activities. Deep learning can recognize anomalies in real-time with a high level of reliability, optimize data security and maximize risk management.","issue":"1","language":"id","source":"Zotero","title":"PERAN DEEP LEARNING DAN BIG DATA DALAM MENDEKTEKSI MASALAH KEUANGAN","volume":"6","author":[{"family":"Sawitri","given":"Dara"}],"issued":{"date-parts":[["2025"]]}}}],"schema":"https://github.com/citation-style-language/schema/raw/master/csl-citation.json"} </w:instrText>
+      </w:r>
+      <w:r>
+        <w:fldChar w:fldCharType="separate"/>
+      </w:r>
+      <w:r>
+        <w:rPr>
+          <w:rFonts w:cs="Times New Roman"/>
+        </w:rPr>
+        <w:t>(Sawitri, 2025)</w:t>
+      </w:r>
+      <w:r>
+        <w:fldChar w:fldCharType="end"/>
+      </w:r>
+      <w:r>
+        <w:t xml:space="preserve">. </w:t>
+      </w:r>
+    </w:p>
+    <w:p>
+      <w:pPr>
+        <w:pStyle w:val="Heading3"/>
+        <w:rPr>
+          <w:i/>
+          <w:iCs/>
+        </w:rPr>
+      </w:pPr>
+      <w:r>
+        <w:rPr>
+          <w:i/>
+          <w:iCs/>
+        </w:rPr>
+        <w:t>Deep Learning</w:t>
+      </w:r>
+    </w:p>
+    <w:p>
+      <w:r>
+        <w:rPr>
+          <w:i/>
+          <w:iCs/>
+        </w:rPr>
+        <w:t xml:space="preserve">Deep </w:t>
+      </w:r>
+      <w:r>
+        <w:rPr>
+          <w:i/>
+          <w:iCs/>
+        </w:rPr>
+        <w:t>l</w:t>
+      </w:r>
+      <w:r>
+        <w:rPr>
+          <w:i/>
+          <w:iCs/>
+        </w:rPr>
+        <w:t>earning</w:t>
+      </w:r>
+      <w:r>
+        <w:t xml:space="preserve"> adalah evolusi paling mutakhir dari </w:t>
+      </w:r>
+      <w:r>
+        <w:rPr>
+          <w:i/>
+          <w:iCs/>
+        </w:rPr>
+        <w:t>m</w:t>
+      </w:r>
+      <w:r>
+        <w:rPr>
+          <w:i/>
+          <w:iCs/>
+        </w:rPr>
+        <w:t xml:space="preserve">achine </w:t>
+      </w:r>
+      <w:r>
+        <w:rPr>
+          <w:i/>
+          <w:iCs/>
+        </w:rPr>
+        <w:t>l</w:t>
+      </w:r>
+      <w:r>
+        <w:rPr>
+          <w:i/>
+          <w:iCs/>
+        </w:rPr>
+        <w:t xml:space="preserve">earning. Deep learning </w:t>
+      </w:r>
+      <w:r>
+        <w:t>bertumpu pada arsitektur jaringan saraf tiruan berskala masif dengan banyak lapisan tersembunyi (</w:t>
+      </w:r>
+      <w:r>
+        <w:rPr>
+          <w:i/>
+          <w:iCs/>
+        </w:rPr>
+        <w:t>multiple hidden layers</w:t>
+      </w:r>
+      <w:r>
+        <w:t xml:space="preserve">). Perbedaan paling mencolok antara </w:t>
+      </w:r>
+      <w:r>
+        <w:rPr>
+          <w:i/>
+          <w:iCs/>
+        </w:rPr>
+        <w:t>machine learning</w:t>
+      </w:r>
+      <w:r>
+        <w:t xml:space="preserve"> dengan </w:t>
+      </w:r>
+      <w:r>
+        <w:rPr>
+          <w:i/>
+          <w:iCs/>
+        </w:rPr>
+        <w:t>deep learning</w:t>
+      </w:r>
+      <w:r>
+        <w:t xml:space="preserve"> terletak pada intervensi manusianya. </w:t>
+      </w:r>
+      <w:r>
+        <w:rPr>
+          <w:i/>
+          <w:iCs/>
+        </w:rPr>
+        <w:t>Machine learning</w:t>
+      </w:r>
+      <w:r>
+        <w:t xml:space="preserve"> memerlukan ekstraksi data secara manual oleh manusia, sebaliknya, </w:t>
+      </w:r>
+      <w:r>
+        <w:rPr>
+          <w:i/>
+          <w:iCs/>
+        </w:rPr>
+        <w:t>deep learning</w:t>
+      </w:r>
+      <w:r>
+        <w:t xml:space="preserve"> mampu menyeleksi dan mempelajari representasi fitur yang kompleks dan hierarkis dari data berskala besar (</w:t>
+      </w:r>
+      <w:r>
+        <w:rPr>
+          <w:i/>
+          <w:iCs/>
+        </w:rPr>
+        <w:t>big data</w:t>
+      </w:r>
+      <w:r>
+        <w:t xml:space="preserve">) secaar sepenuhnya mandiri dan otomatis </w:t>
+      </w:r>
+      <w:r>
+        <w:fldChar w:fldCharType="begin"/>
+      </w:r>
+      <w:r>
+        <w:instrText xml:space="preserve"> ADDIN ZOTERO_ITEM CSL_CITATION {"citationID":"jSzImUGR","properties":{"unsorted":false,"formattedCitation":"(Sawitri, 2025)","plainCitation":"(Sawitri, 2025)","noteIndex":0},"citationItems":[{"id":44,"uris":["http://zotero.org/users/19855583/items/FYW8ETZ5"],"itemData":{"id":44,"type":"article-journal","abstract":"The rapid growth of data and information today makes the financial sector face many challenges in analyzing information. With the capabilities of big data and deep learning technology, it has significantly changed the operational methods in the financial sector. Big data revolutionizes the way the financial sector is managed using technology. Deep learning and big data have helped standardize and model in the financial process to improve decision making. Both of these technologies are able to facilitate deeper data processing and analysis so that they can provide a broader view in supporting the decision-making process in the financial sector. The role of big data and deep learning can be used together to improve the efficiency and accuracy of data analysis and facilitate analytical capabilities in order to detect financial problems for the benefit of the business world. This study is a literature review, discussing how deep learning and big data play a role in detecting financial problems, including fraud detection, bankruptcy prediction, and credit risk analysis. The literature review aims to explore how technology is applied in the financial sector using CNN and RNN architectures where LSTM and GRU models are effective in handling data to detect financial risk activities. Deep learning can recognize anomalies in real-time with a high level of reliability, optimize data security and maximize risk management.","issue":"1","language":"id","source":"Zotero","title":"PERAN DEEP LEARNING DAN BIG DATA DALAM MENDEKTEKSI MASALAH KEUANGAN","volume":"6","author":[{"family":"Sawitri","given":"Dara"}],"issued":{"date-parts":[["2025"]]}}}],"schema":"https://github.com/citation-style-language/schema/raw/master/csl-citation.json"} </w:instrText>
+      </w:r>
+      <w:r>
+        <w:fldChar w:fldCharType="separate"/>
+      </w:r>
+      <w:r>
+        <w:rPr>
+          <w:rFonts w:cs="Times New Roman"/>
+        </w:rPr>
+        <w:t>(Sawitri, 2025)</w:t>
+      </w:r>
+      <w:r>
+        <w:fldChar w:fldCharType="end"/>
+      </w:r>
+      <w:r>
+        <w:t xml:space="preserve">. </w:t>
+      </w:r>
+    </w:p>
+    <w:p>
+      <w:pPr>
+        <w:pStyle w:val="Heading3"/>
+      </w:pPr>
+      <w:r>
+        <w:t>Jaringan Saraf Tiruan (</w:t>
+      </w:r>
+      <w:r>
+        <w:rPr>
+          <w:i/>
+          <w:iCs/>
+        </w:rPr>
+        <w:t xml:space="preserve">Artificial Neural Network </w:t>
+      </w:r>
+      <w:r>
+        <w:t>/ ANN)</w:t>
+      </w:r>
+    </w:p>
+    <w:p>
+      <w:r>
+        <w:t>Jaringan saraf tiruan (ANN) adalah pemrosesan informasi adaptif yang meniru mekanika saraf biologis pada otak manusia</w:t>
+      </w:r>
+      <w:r>
+        <w:t xml:space="preserve">. Secara biologis, neuron dalam otak bekerja dengan menerima impuls (sinyal) melalui dendrit, kemudian sinyal ini diproses dalam inti sel (soma) dan diteruskan ke neuron lain melalui akson. </w:t>
+      </w:r>
+      <w:r>
+        <w:t xml:space="preserve">ANN </w:t>
+      </w:r>
+      <w:r>
+        <w:lastRenderedPageBreak/>
+        <w:t>mengonversi sinyal input menggunakan fungsi aktivasi matematika untuk menghasilkan output prediktid yang optimal.</w:t>
+      </w:r>
+    </w:p>
+    <w:p>
+      <w:pPr>
+        <w:pStyle w:val="Heading3"/>
+      </w:pPr>
+      <w:r>
+        <w:rPr>
+          <w:i/>
+          <w:iCs/>
+        </w:rPr>
+        <w:t xml:space="preserve">Recurrent Neural Network </w:t>
+      </w:r>
+      <w:r>
+        <w:t>(RNN)</w:t>
+      </w:r>
+      <w:r>
+        <w:t xml:space="preserve"> </w:t>
+      </w:r>
+    </w:p>
+    <w:p>
+      <w:pPr>
+        <w:rPr>
+          <w:iCs/>
+        </w:rPr>
+      </w:pPr>
+      <w:r>
+        <w:t xml:space="preserve">Meskipun ANN standar sudah andal dalam menyelesaikan klasifikasi data statis, ANN gagal memproses data berurutan, seperti deret waktu harga atau urutan kata. Algoritma ini salah mengasumsikan setiap titik data yang bersifat independen dan komputasinya tidak memiliki memori internal. </w:t>
+      </w:r>
+      <w:r>
+        <w:rPr>
+          <w:i/>
+          <w:iCs/>
+        </w:rPr>
+        <w:t xml:space="preserve">Recurrent Neural Network </w:t>
+      </w:r>
+      <w:r>
+        <w:t xml:space="preserve">(RNN) diciptakan untuk mengatasi masalah ini dengan memperkenalkan </w:t>
+      </w:r>
+      <w:r>
+        <w:rPr>
+          <w:i/>
+          <w:iCs/>
+        </w:rPr>
+        <w:t>feedback loop</w:t>
+      </w:r>
+      <w:r>
+        <w:t xml:space="preserve">. Pada RNN, keluaran dari </w:t>
+      </w:r>
+      <w:r>
+        <w:rPr>
+          <w:i/>
+        </w:rPr>
+        <w:t>hidden state</w:t>
+      </w:r>
+      <w:r>
+        <w:rPr>
+          <w:iCs/>
+        </w:rPr>
+        <w:t xml:space="preserve"> dilempar kembali masuk sebagai masukan tambahan pada langkah saat ini. </w:t>
+      </w:r>
+    </w:p>
+    <w:p>
+      <w:pPr>
+        <w:rPr>
+          <w:iCs/>
+        </w:rPr>
+      </w:pPr>
+      <w:r>
+        <w:rPr>
+          <w:iCs/>
+        </w:rPr>
+        <w:t xml:space="preserve">Namun, komputasi RNN klasik menghadapi satu kelemahan yang disebut </w:t>
+      </w:r>
+      <w:r>
+        <w:rPr>
+          <w:i/>
+        </w:rPr>
+        <w:t>vanishing gradient</w:t>
+      </w:r>
+      <w:r>
+        <w:rPr>
+          <w:iCs/>
+        </w:rPr>
+        <w:t xml:space="preserve">. </w:t>
+      </w:r>
+      <w:r>
+        <w:rPr>
+          <w:iCs/>
+        </w:rPr>
+        <w:t xml:space="preserve">Ketika RNN dipaksa mempelajari data </w:t>
+      </w:r>
+      <w:r>
+        <w:rPr>
+          <w:i/>
+        </w:rPr>
+        <w:t>time series</w:t>
+      </w:r>
+      <w:r>
+        <w:rPr>
+          <w:iCs/>
+        </w:rPr>
+        <w:t xml:space="preserve"> historis yang terlalu panjang, nilai propagasi balik dari </w:t>
+      </w:r>
+      <w:r>
+        <w:rPr>
+          <w:i/>
+        </w:rPr>
+        <w:t xml:space="preserve">error </w:t>
+      </w:r>
+      <w:r>
+        <w:rPr>
+          <w:iCs/>
+        </w:rPr>
+        <w:t>(</w:t>
+      </w:r>
+      <w:r>
+        <w:rPr>
+          <w:i/>
+        </w:rPr>
+        <w:t>gradient</w:t>
+      </w:r>
+      <w:r>
+        <w:rPr>
+          <w:iCs/>
+        </w:rPr>
+        <w:t>) akan menyusut di setiap lapisannya hingga mendekati angka nol. Akibatnya, bobot (</w:t>
+      </w:r>
+      <w:r>
+        <w:rPr>
+          <w:i/>
+        </w:rPr>
+        <w:t>weights</w:t>
+      </w:r>
+      <w:r>
+        <w:rPr>
+          <w:iCs/>
+        </w:rPr>
+        <w:t xml:space="preserve">) jaringan pada lapisan paling awal tidak lagi diperbarui dan sistem kehilangan kemampuan untuk mengingat konteks kejadian atau pola di masa lalu </w:t>
+      </w:r>
+      <w:r>
+        <w:rPr>
+          <w:iCs/>
+        </w:rPr>
+        <w:fldChar w:fldCharType="begin"/>
+      </w:r>
+      <w:r>
+        <w:rPr>
+          <w:iCs/>
+        </w:rPr>
+        <w:instrText xml:space="preserve"> ADDIN ZOTERO_ITEM CSL_CITATION {"citationID":"VwljFgj5","properties":{"unsorted":false,"formattedCitation":"(Wakyutama et al., 2026)","plainCitation":"(Wakyutama et al., 2026)","noteIndex":0},"citationItems":[{"id":47,"uris":["http://zotero.org/users/19855583/items/RPZHS6XU"],"itemData":{"id":47,"type":"article-journal","title":"Penerapan Algoritma Long Short Term Memory (LSTM) Dalam Prediksi Pergerakan Harga Cryptocurrency Menggunakan Data Time Series","author":[{"family":"Wakyutama","given":"Satrio"},{"family":"Rismawan","given":"Tedy"},{"family":"Bahri","given":"Syamsul"}],"issued":{"date-parts":[["2026",4,6]]}}}],"schema":"https://github.com/citation-style-language/schema/raw/master/csl-citation.json"} </w:instrText>
+      </w:r>
+      <w:r>
+        <w:rPr>
+          <w:iCs/>
+        </w:rPr>
+        <w:fldChar w:fldCharType="separate"/>
+      </w:r>
+      <w:r>
+        <w:rPr>
+          <w:rFonts w:cs="Times New Roman"/>
+        </w:rPr>
+        <w:t>(Wakyutama et al., 2026)</w:t>
+      </w:r>
+      <w:r>
+        <w:rPr>
+          <w:iCs/>
+        </w:rPr>
+        <w:fldChar w:fldCharType="end"/>
+      </w:r>
+      <w:r>
+        <w:rPr>
+          <w:iCs/>
+        </w:rPr>
+        <w:t xml:space="preserve">. </w:t>
+      </w:r>
+    </w:p>
+    <w:p>
+      <w:pPr>
+        <w:pStyle w:val="Heading3"/>
+      </w:pPr>
+      <w:r>
+        <w:rPr>
+          <w:i/>
+          <w:iCs/>
+        </w:rPr>
+        <w:t xml:space="preserve">Long Short-Term Memory </w:t>
+      </w:r>
+      <w:r>
+        <w:t>(LSTM)</w:t>
+      </w:r>
+    </w:p>
+    <w:p>
+      <w:r>
+        <w:t>Untuk mengatasi kelemahan RNN (</w:t>
+      </w:r>
+      <w:r>
+        <w:rPr>
+          <w:i/>
+          <w:iCs/>
+        </w:rPr>
+        <w:t>vanishing gradient</w:t>
+      </w:r>
+      <w:r>
+        <w:t xml:space="preserve">), Sepp Hochreiter </w:t>
+      </w:r>
+      <w:r>
+        <w:t>dan Jürgen Schmidhuber</w:t>
+      </w:r>
+      <w:r>
+        <w:t xml:space="preserve"> menciptakan arsitektur </w:t>
+      </w:r>
+      <w:r>
+        <w:rPr>
+          <w:i/>
+          <w:iCs/>
+        </w:rPr>
+        <w:t xml:space="preserve">Long Short-Term Memory </w:t>
+      </w:r>
+      <w:r>
+        <w:t xml:space="preserve">(LSTM) pada tahun 1997 sebagai bentuk evolusi dari struktur </w:t>
+      </w:r>
+      <w:r>
+        <w:rPr>
+          <w:i/>
+          <w:iCs/>
+        </w:rPr>
+        <w:t xml:space="preserve">Recurrent Neural Network </w:t>
+      </w:r>
+      <w:r>
+        <w:t xml:space="preserve">(RNN) </w:t>
+      </w:r>
+      <w:r>
+        <w:fldChar w:fldCharType="begin"/>
+      </w:r>
+      <w:r>
+        <w:instrText xml:space="preserve"> ADDIN ZOTERO_ITEM CSL_CITATION {"citationID":"2RtjcjPi","properties":{"unsorted":false,"formattedCitation":"(Kurniansyah et al., 2025)","plainCitation":"(Kurniansyah et al., 2025)","noteIndex":0},"citationItems":[{"id":50,"uris":["http://zotero.org/users/19855583/items/CE6KDG5J"],"itemData":{"id":50,"type":"article-journal","abstract":"Stock market investment is gaining popularity, although predicting stock price fluctuations remains challenging. Accurate stock prediction models can assist investors in decision-making. In this research, a Long Short-Term Memory (LSTM) model was employed to make predictions regarding the stock prices of BBCA based on daily historical data from January 1 2015 to January 1 2025. The data was gathered from the Yahoo Finance website, utilizing only the closing price ('close') variable. The research process included data pre-processing, Min-Max normalization, LSTM modeling with varying timesteps (30, 60, 90 days), and evaluation of prediction results. The LSTM model was built with two LSTM layers, a dropout layer, and a final dense layer, and its training involved the application of the mean_squared_error loss function and Adam optimizer. Evaluation results showed that the model configuration with 60 timesteps achieved optimal performance with a RMSE of 114.17, MAPE percentage of 0.96%, and an R-Squared of 0.98, indicating highly accurate and reliable predictions. This study demonstrated that LSTM is an effective model for stock price prediction based on time series data.","issue":"2","language":"id","source":"Zotero","title":"Implementasi Model Long Short Term Memory (LSTM) dalam Prediksi Harga Saham","volume":"6","author":[{"family":"Kurniansyah","given":"Juliandi"},{"family":"Gusti","given":"Siska Kurnia"},{"family":"Yanto","given":"Febi"},{"family":"Affandes","given":"Muhammad"}],"issued":{"date-parts":[["2025"]]}}}],"schema":"https://github.com/citation-style-language/schema/raw/master/csl-citation.json"} </w:instrText>
+      </w:r>
+      <w:r>
+        <w:fldChar w:fldCharType="separate"/>
+      </w:r>
+      <w:r>
+        <w:rPr>
+          <w:rFonts w:cs="Times New Roman"/>
+        </w:rPr>
+        <w:t>(Kurniansyah et al., 2025)</w:t>
+      </w:r>
+      <w:r>
+        <w:fldChar w:fldCharType="end"/>
+      </w:r>
+      <w:r>
+        <w:t xml:space="preserve">. LSTM adalah arsitektur </w:t>
+      </w:r>
+      <w:r>
+        <w:rPr>
+          <w:i/>
+          <w:iCs/>
+        </w:rPr>
+        <w:t xml:space="preserve">deep learning </w:t>
+      </w:r>
+      <w:r>
+        <w:t>superlatif yang didesain spesifik agar memiliki ketahanan tinggi untuk menyaring memori relevan</w:t>
+      </w:r>
+      <w:r>
+        <w:t>,</w:t>
+      </w:r>
+      <w:r>
+        <w:t xml:space="preserve"> serta merekam interaksi jangka panjang lintas dimensi waktu yang panjang </w:t>
+      </w:r>
+      <w:r>
+        <w:fldChar w:fldCharType="begin"/>
+      </w:r>
+      <w:r>
+        <w:instrText xml:space="preserve"> ADDIN ZOTERO_ITEM CSL_CITATION {"citationID":"ukis8BUz","properties":{"unsorted":false,"formattedCitation":"(Cahyani et al., 2023)","plainCitation":"(Cahyani et al., 2023)","noteIndex":0},"citationItems":[{"id":38,"uris":["http://zotero.org/users/19855583/items/VGKMLTEW"],"itemData":{"id":38,"type":"article-journal","abstract":"TheIndonesianeconomicsisunstableduringpandemicanditscausethefluctuationofnationalmainfoodprice. Oneofwaytokeepthosestablenationalmainfoodpriceisobservedandpredictthefeatureprice.Thenational mainfoodpricechangeeverydat,sothedatasetistimeseriesbasedandnon-linear.Oneofmethodthatcanused topredictthetimeseriesbasedisRecurrentNeuralNetwork(RNN).However,theRNNmethodhavevanishing gradientproblemwhileupdate thegradient.LongShortTermMemory(LSTM)methodcansolvetheRNN problem.Becauseofthat,theLSTMmethodisusedtopredictthefeaturenationalmainfoodprice.Thereare fournationalmainfoodpricethatchosenbasedondatasettrials,theyarechickenmeatprice,lowqualityriceII, cookingoil,andunlabelledcookingoil.Tooptimizethepredictresultusedoptimizerasexperimentscenario, there are Adaptive Gradient (ADAGRAD), Adaptive Moment Gradient (ADAM), Root Mean Square Error (RMSProp).Basedonthoseoptimizer,theresultoflowqualityriceIIisusedADAMoptimizerandtheevaluation ofRMSEis0.0492andR2Scoreis0.8852.Theresultforpredictthechickenmeatpriceisobtainedthebest model with ADAM and the evaluation of RMSE is 0.0937 and R2 Score is 0.594. The best model for predict cookingoilisusedRMSPropandtheevaluationofRMSEis0.0313andR2Scoreis0.7492.Meanwhilethebest modeltopredicttheunlabelledcookingoilisusedADAMoptimizerandtheevaluationofRMSEis0.0531andR2 Scoreis0.5308.","container-title":"Jurnal Sistem dan Teknologi Informasi (JustIN)","DOI":"10.26418/justin.v11i2.57395","ISSN":"2620-8989, 2460-3562","issue":"2","journalAbbreviation":"justin","language":"id","license":"http://creativecommons.org/licenses/by-nc-sa/4.0","page":"346","source":"DOI.org (Crossref)","title":"Implementasi Metode Long Short Term Memory (LSTM) untuk Memprediksi Harga Bahan Pokok Nasional","volume":"11","author":[{"family":"Cahyani","given":"Jumina"},{"family":"Mujahidin","given":"Syamsul"},{"family":"Fiqar","given":"Tegar Palyus"}],"issued":{"date-parts":[["2023",7,29]]}}}],"schema":"https://github.com/citation-style-language/schema/raw/master/csl-citation.json"} </w:instrText>
+      </w:r>
+      <w:r>
+        <w:fldChar w:fldCharType="separate"/>
+      </w:r>
+      <w:r>
+        <w:rPr>
+          <w:rFonts w:cs="Times New Roman"/>
+        </w:rPr>
+        <w:t>(Cahyani et al., 2023)</w:t>
+      </w:r>
+      <w:r>
+        <w:fldChar w:fldCharType="end"/>
+      </w:r>
+      <w:r>
+        <w:t>. Sel komputasi LSTM memiliki mekanisme gerbang untuk mengatur memori pada setiap masukan dengan menggunakan</w:t>
+      </w:r>
+      <w:r>
+        <w:rPr>
+          <w:i/>
+          <w:iCs/>
+        </w:rPr>
+        <w:t xml:space="preserve"> gate units </w:t>
+      </w:r>
+      <w:r>
+        <w:t xml:space="preserve">dan </w:t>
+      </w:r>
+      <w:r>
+        <w:rPr>
+          <w:i/>
+          <w:iCs/>
+        </w:rPr>
+        <w:t>memory cells</w:t>
+      </w:r>
+      <w:r>
+        <w:t>.</w:t>
+      </w:r>
+    </w:p>
+    <w:p>
+      <w:r>
+        <w:t>Dalam setiap langkah waktu (</w:t>
+      </w:r>
+      <w:r>
+        <w:rPr>
+          <w:i/>
+          <w:iCs/>
+        </w:rPr>
+        <w:t>timesteps</w:t>
+      </w:r>
+      <w:r>
+        <w:t xml:space="preserve">), sel LSTM mengoperasikan empat komponen utama dengan funsgi matematis berikut </w:t>
+      </w:r>
+      <w:r>
+        <w:fldChar w:fldCharType="begin"/>
+      </w:r>
+      <w:r>
+        <w:instrText xml:space="preserve"> ADDIN ZOTERO_ITEM CSL_CITATION {"citationID":"mrMaaIMH","properties":{"unsorted":false,"formattedCitation":"(Cahyani et al., 2023)","plainCitation":"(Cahyani et al., 2023)","noteIndex":0},"citationItems":[{"id":38,"uris":["http://zotero.org/users/19855583/items/VGKMLTEW"],"itemData":{"id":38,"type":"article-journal","abstract":"TheIndonesianeconomicsisunstableduringpandemicanditscausethefluctuationofnationalmainfoodprice. Oneofwaytokeepthosestablenationalmainfoodpriceisobservedandpredictthefeatureprice.Thenational mainfoodpricechangeeverydat,sothedatasetistimeseriesbasedandnon-linear.Oneofmethodthatcanused topredictthetimeseriesbasedisRecurrentNeuralNetwork(RNN).However,theRNNmethodhavevanishing gradientproblemwhileupdate thegradient.LongShortTermMemory(LSTM)methodcansolvetheRNN problem.Becauseofthat,theLSTMmethodisusedtopredictthefeaturenationalmainfoodprice.Thereare fournationalmainfoodpricethatchosenbasedondatasettrials,theyarechickenmeatprice,lowqualityriceII, cookingoil,andunlabelledcookingoil.Tooptimizethepredictresultusedoptimizerasexperimentscenario, there are Adaptive Gradient (ADAGRAD), Adaptive Moment Gradient (ADAM), Root Mean Square Error (RMSProp).Basedonthoseoptimizer,theresultoflowqualityriceIIisusedADAMoptimizerandtheevaluation ofRMSEis0.0492andR2Scoreis0.8852.Theresultforpredictthechickenmeatpriceisobtainedthebest model with ADAM and the evaluation of RMSE is 0.0937 and R2 Score is 0.594. The best model for predict cookingoilisusedRMSPropandtheevaluationofRMSEis0.0313andR2Scoreis0.7492.Meanwhilethebest modeltopredicttheunlabelledcookingoilisusedADAMoptimizerandtheevaluationofRMSEis0.0531andR2 Scoreis0.5308.","container-title":"Jurnal Sistem dan Teknologi Informasi (JustIN)","DOI":"10.26418/justin.v11i2.57395","ISSN":"2620-8989, 2460-3562","issue":"2","journalAbbreviation":"justin","language":"id","license":"http://creativecommons.org/licenses/by-nc-sa/4.0","page":"346","source":"DOI.org (Crossref)","title":"Implementasi Metode Long Short Term Memory (LSTM) untuk Memprediksi Harga Bahan Pokok Nasional","volume":"11","author":[{"family":"Cahyani","given":"Jumina"},{"family":"Mujahidin","given":"Syamsul"},{"family":"Fiqar","given":"Tegar Palyus"}],"issued":{"date-parts":[["2023",7,29]]}}}],"schema":"https://github.com/citation-style-language/schema/raw/master/csl-citation.json"} </w:instrText>
+      </w:r>
+      <w:r>
+        <w:fldChar w:fldCharType="separate"/>
+      </w:r>
+      <w:r>
+        <w:rPr>
+          <w:rFonts w:cs="Times New Roman"/>
+        </w:rPr>
+        <w:t>(Cahyani et al., 2023)</w:t>
+      </w:r>
+      <w:r>
+        <w:fldChar w:fldCharType="end"/>
+      </w:r>
+      <w:r>
+        <w:t xml:space="preserve">: </w:t>
+      </w:r>
+    </w:p>
+    <w:p>
+      <w:pPr>
+        <w:pStyle w:val="ListParagraph"/>
+        <w:numPr>
+          <w:ilvl w:val="0"/>
+          <w:numId w:val="31"/>
+        </w:numPr>
+      </w:pPr>
+      <w:r>
+        <w:rPr>
+          <w:i/>
+          <w:iCs/>
+        </w:rPr>
+        <w:t xml:space="preserve">Forget Gate </w:t>
+      </w:r>
+      <w:r>
+        <w:t xml:space="preserve">(Gerbang Lupa): Berfungsi memilah informasi masa lalu dari memori yang usang dan harus dihancurkan. Gerbang ini menggunakan </w:t>
+      </w:r>
+      <w:r>
+        <w:lastRenderedPageBreak/>
+        <w:t>fungsi sigmoid (</w:t>
+      </w:r>
+      <w:r>
+        <w:t>σ</w:t>
+      </w:r>
+      <w:r>
+        <w:t xml:space="preserve">) sehingga informasi yang dikalikan dengan nol (0) akan sepenuhnya dilupakan, sementara yang dikalikan satu (1) akan dipertahankan. </w:t>
+      </w:r>
+    </w:p>
+    <w:p>
+      <w:pPr>
+        <w:pStyle w:val="Quote"/>
+      </w:pPr>
+      <m:oMathPara>
+        <m:oMath>
+          <m:sSub>
+            <m:sSubPr>
+              <m:ctrlPr>
+                <w:rPr>
+                  <w:rFonts w:ascii="Cambria Math" w:hAnsi="Cambria Math"/>
+                  <w:i/>
+                </w:rPr>
+              </m:ctrlPr>
+            </m:sSubPr>
+            <m:e>
+              <m:r>
+                <w:rPr>
+                  <w:rFonts w:ascii="Cambria Math" w:hAnsi="Cambria Math"/>
+                </w:rPr>
+                <m:t>f</m:t>
+              </m:r>
+            </m:e>
+            <m:sub>
+              <m:r>
+                <w:rPr>
+                  <w:rFonts w:ascii="Cambria Math" w:hAnsi="Cambria Math"/>
+                </w:rPr>
+                <m:t>t</m:t>
+              </m:r>
+            </m:sub>
+          </m:sSub>
+          <m:r>
+            <w:rPr>
+              <w:rFonts w:ascii="Cambria Math" w:hAnsi="Cambria Math"/>
+            </w:rPr>
+            <m:t>=</m:t>
+          </m:r>
+          <m:r>
+            <m:rPr>
+              <m:sty m:val="p"/>
+            </m:rPr>
+            <w:rPr>
+              <w:rFonts w:ascii="Cambria Math" w:hAnsi="Cambria Math"/>
+            </w:rPr>
+            <m:t>σ</m:t>
+          </m:r>
+          <m:d>
+            <m:dPr>
+              <m:ctrlPr>
+                <w:rPr>
+                  <w:rFonts w:ascii="Cambria Math" w:hAnsi="Cambria Math"/>
+                  <w:i/>
+                </w:rPr>
+              </m:ctrlPr>
+            </m:dPr>
+            <m:e>
+              <m:sSub>
+                <m:sSubPr>
+                  <m:ctrlPr>
+                    <w:rPr>
+                      <w:rFonts w:ascii="Cambria Math" w:hAnsi="Cambria Math"/>
+                      <w:i/>
+                    </w:rPr>
+                  </m:ctrlPr>
+                </m:sSubPr>
+                <m:e>
+                  <m:r>
+                    <w:rPr>
+                      <w:rFonts w:ascii="Cambria Math" w:hAnsi="Cambria Math"/>
+                    </w:rPr>
+                    <m:t>W</m:t>
+                  </m:r>
+                </m:e>
+                <m:sub>
+                  <m:r>
+                    <w:rPr>
+                      <w:rFonts w:ascii="Cambria Math" w:hAnsi="Cambria Math"/>
+                    </w:rPr>
+                    <m:t>f</m:t>
+                  </m:r>
+                </m:sub>
+              </m:sSub>
+              <m:r>
+                <m:rPr>
+                  <m:sty m:val="p"/>
+                </m:rPr>
+                <w:rPr>
+                  <w:rFonts w:ascii="Cambria Math" w:hAnsi="Cambria Math"/>
+                </w:rPr>
+                <m:t>⋅</m:t>
+              </m:r>
+              <m:d>
+                <m:dPr>
+                  <m:begChr m:val="["/>
+                  <m:endChr m:val="]"/>
+                  <m:ctrlPr>
+                    <w:rPr>
+                      <w:rFonts w:ascii="Cambria Math" w:hAnsi="Cambria Math"/>
+                      <w:i/>
+                    </w:rPr>
+                  </m:ctrlPr>
+                </m:dPr>
+                <m:e>
+                  <m:sSub>
+                    <m:sSubPr>
+                      <m:ctrlPr>
+                        <w:rPr>
+                          <w:rFonts w:ascii="Cambria Math" w:hAnsi="Cambria Math"/>
+                          <w:i/>
+                        </w:rPr>
+                      </m:ctrlPr>
+                    </m:sSubPr>
+                    <m:e>
+                      <m:r>
+                        <w:rPr>
+                          <w:rFonts w:ascii="Cambria Math" w:hAnsi="Cambria Math"/>
+                        </w:rPr>
+                        <m:t>h</m:t>
+                      </m:r>
+                    </m:e>
+                    <m:sub>
+                      <m:r>
+                        <w:rPr>
+                          <w:rFonts w:ascii="Cambria Math" w:hAnsi="Cambria Math"/>
+                        </w:rPr>
+                        <m:t>t-1</m:t>
+                      </m:r>
+                    </m:sub>
+                  </m:sSub>
+                  <m:r>
+                    <w:rPr>
+                      <w:rFonts w:ascii="Cambria Math" w:hAnsi="Cambria Math"/>
+                    </w:rPr>
+                    <m:t>,</m:t>
+                  </m:r>
+                  <m:sSub>
+                    <m:sSubPr>
+                      <m:ctrlPr>
+                        <w:rPr>
+                          <w:rFonts w:ascii="Cambria Math" w:hAnsi="Cambria Math"/>
+                          <w:i/>
+                        </w:rPr>
+                      </m:ctrlPr>
+                    </m:sSubPr>
+                    <m:e>
+                      <m:r>
+                        <w:rPr>
+                          <w:rFonts w:ascii="Cambria Math" w:hAnsi="Cambria Math"/>
+                        </w:rPr>
+                        <m:t>x</m:t>
+                      </m:r>
+                    </m:e>
+                    <m:sub>
+                      <m:r>
+                        <w:rPr>
+                          <w:rFonts w:ascii="Cambria Math" w:hAnsi="Cambria Math"/>
+                        </w:rPr>
+                        <m:t>t</m:t>
+                      </m:r>
+                    </m:sub>
+                  </m:sSub>
+                </m:e>
+              </m:d>
+              <m:r>
+                <w:rPr>
+                  <w:rFonts w:ascii="Cambria Math" w:hAnsi="Cambria Math"/>
+                </w:rPr>
+                <m:t>+</m:t>
+              </m:r>
+              <m:sSub>
+                <m:sSubPr>
+                  <m:ctrlPr>
+                    <w:rPr>
+                      <w:rFonts w:ascii="Cambria Math" w:hAnsi="Cambria Math"/>
+                      <w:i/>
+                    </w:rPr>
+                  </m:ctrlPr>
+                </m:sSubPr>
+                <m:e>
+                  <m:r>
+                    <w:rPr>
+                      <w:rFonts w:ascii="Cambria Math" w:hAnsi="Cambria Math"/>
+                    </w:rPr>
+                    <m:t>b</m:t>
+                  </m:r>
+                </m:e>
+                <m:sub>
+                  <m:r>
+                    <w:rPr>
+                      <w:rFonts w:ascii="Cambria Math" w:hAnsi="Cambria Math"/>
+                    </w:rPr>
+                    <m:t>f</m:t>
+                  </m:r>
+                </m:sub>
+              </m:sSub>
+            </m:e>
+          </m:d>
+        </m:oMath>
+      </m:oMathPara>
+    </w:p>
+    <w:p>
+      <w:pPr>
+        <w:pStyle w:val="ListParagraph"/>
+        <w:numPr>
+          <w:ilvl w:val="0"/>
+          <w:numId w:val="31"/>
+        </w:numPr>
+      </w:pPr>
+      <w:r>
+        <w:rPr>
+          <w:i/>
+          <w:iCs/>
+        </w:rPr>
+        <w:t xml:space="preserve">Input Gate </w:t>
+      </w:r>
+      <w:r>
+        <w:t>(Gerbang Masukan): Menyeleksi data baru saat ini yang memiliki bobot penting untuk dituliskan dalam selang memori internal.</w:t>
+      </w:r>
+    </w:p>
+    <w:p>
+      <w:pPr>
+        <w:pStyle w:val="Quote"/>
+        <w:rPr>
+          <w:rFonts w:eastAsiaTheme="minorEastAsia"/>
+        </w:rPr>
+      </w:pPr>
+      <m:oMathPara>
+        <m:oMath>
+          <m:sSub>
+            <m:sSubPr>
+              <m:ctrlPr>
+                <w:rPr>
+                  <w:rFonts w:ascii="Cambria Math" w:hAnsi="Cambria Math"/>
+                  <w:i/>
+                </w:rPr>
+              </m:ctrlPr>
+            </m:sSubPr>
+            <m:e>
+              <m:r>
+                <w:rPr>
+                  <w:rFonts w:ascii="Cambria Math" w:hAnsi="Cambria Math"/>
+                </w:rPr>
+                <m:t>i</m:t>
+              </m:r>
+            </m:e>
+            <m:sub>
+              <m:r>
+                <w:rPr>
+                  <w:rFonts w:ascii="Cambria Math" w:hAnsi="Cambria Math"/>
+                </w:rPr>
+                <m:t>t</m:t>
+              </m:r>
+            </m:sub>
+          </m:sSub>
+          <m:r>
+            <w:rPr>
+              <w:rFonts w:ascii="Cambria Math" w:hAnsi="Cambria Math"/>
+            </w:rPr>
+            <m:t>=</m:t>
+          </m:r>
+          <m:r>
+            <m:rPr>
+              <m:sty m:val="p"/>
+            </m:rPr>
+            <w:rPr>
+              <w:rFonts w:ascii="Cambria Math" w:hAnsi="Cambria Math"/>
+            </w:rPr>
+            <m:t>σ</m:t>
+          </m:r>
+          <m:d>
+            <m:dPr>
+              <m:ctrlPr>
+                <w:rPr>
+                  <w:rFonts w:ascii="Cambria Math" w:hAnsi="Cambria Math"/>
+                  <w:i/>
+                </w:rPr>
+              </m:ctrlPr>
+            </m:dPr>
+            <m:e>
+              <m:sSub>
+                <m:sSubPr>
+                  <m:ctrlPr>
+                    <w:rPr>
+                      <w:rFonts w:ascii="Cambria Math" w:hAnsi="Cambria Math"/>
+                      <w:i/>
+                    </w:rPr>
+                  </m:ctrlPr>
+                </m:sSubPr>
+                <m:e>
+                  <m:r>
+                    <w:rPr>
+                      <w:rFonts w:ascii="Cambria Math" w:hAnsi="Cambria Math"/>
+                    </w:rPr>
+                    <m:t>W</m:t>
+                  </m:r>
+                </m:e>
+                <m:sub>
+                  <m:r>
+                    <w:rPr>
+                      <w:rFonts w:ascii="Cambria Math" w:hAnsi="Cambria Math"/>
+                    </w:rPr>
+                    <m:t>i</m:t>
+                  </m:r>
+                </m:sub>
+              </m:sSub>
+              <m:r>
+                <m:rPr>
+                  <m:sty m:val="p"/>
+                </m:rPr>
+                <w:rPr>
+                  <w:rFonts w:ascii="Cambria Math" w:hAnsi="Cambria Math"/>
+                </w:rPr>
+                <m:t>⋅</m:t>
+              </m:r>
+              <m:d>
+                <m:dPr>
+                  <m:begChr m:val="["/>
+                  <m:endChr m:val="]"/>
+                  <m:ctrlPr>
+                    <w:rPr>
+                      <w:rFonts w:ascii="Cambria Math" w:hAnsi="Cambria Math"/>
+                      <w:i/>
+                    </w:rPr>
+                  </m:ctrlPr>
+                </m:dPr>
+                <m:e>
+                  <m:sSub>
+                    <m:sSubPr>
+                      <m:ctrlPr>
+                        <w:rPr>
+                          <w:rFonts w:ascii="Cambria Math" w:hAnsi="Cambria Math"/>
+                          <w:i/>
+                        </w:rPr>
+                      </m:ctrlPr>
+                    </m:sSubPr>
+                    <m:e>
+                      <m:r>
+                        <w:rPr>
+                          <w:rFonts w:ascii="Cambria Math" w:hAnsi="Cambria Math"/>
+                        </w:rPr>
+                        <m:t>h</m:t>
+                      </m:r>
+                    </m:e>
+                    <m:sub>
+                      <m:r>
+                        <w:rPr>
+                          <w:rFonts w:ascii="Cambria Math" w:hAnsi="Cambria Math"/>
+                        </w:rPr>
+                        <m:t>t-1</m:t>
+                      </m:r>
+                    </m:sub>
+                  </m:sSub>
+                  <m:r>
+                    <w:rPr>
+                      <w:rFonts w:ascii="Cambria Math" w:hAnsi="Cambria Math"/>
+                    </w:rPr>
+                    <m:t>,</m:t>
+                  </m:r>
+                  <m:sSub>
+                    <m:sSubPr>
+                      <m:ctrlPr>
+                        <w:rPr>
+                          <w:rFonts w:ascii="Cambria Math" w:hAnsi="Cambria Math"/>
+                          <w:i/>
+                        </w:rPr>
+                      </m:ctrlPr>
+                    </m:sSubPr>
+                    <m:e>
+                      <m:r>
+                        <w:rPr>
+                          <w:rFonts w:ascii="Cambria Math" w:hAnsi="Cambria Math"/>
+                        </w:rPr>
+                        <m:t>x</m:t>
+                      </m:r>
+                    </m:e>
+                    <m:sub>
+                      <m:r>
+                        <w:rPr>
+                          <w:rFonts w:ascii="Cambria Math" w:hAnsi="Cambria Math"/>
+                        </w:rPr>
+                        <m:t>t</m:t>
+                      </m:r>
+                    </m:sub>
+                  </m:sSub>
+                </m:e>
+              </m:d>
+              <m:r>
+                <w:rPr>
+                  <w:rFonts w:ascii="Cambria Math" w:hAnsi="Cambria Math"/>
+                </w:rPr>
+                <m:t>+</m:t>
+              </m:r>
+              <m:sSub>
+                <m:sSubPr>
+                  <m:ctrlPr>
+                    <w:rPr>
+                      <w:rFonts w:ascii="Cambria Math" w:hAnsi="Cambria Math"/>
+                      <w:i/>
+                    </w:rPr>
+                  </m:ctrlPr>
+                </m:sSubPr>
+                <m:e>
+                  <m:r>
+                    <w:rPr>
+                      <w:rFonts w:ascii="Cambria Math" w:hAnsi="Cambria Math"/>
+                    </w:rPr>
+                    <m:t>b</m:t>
+                  </m:r>
+                </m:e>
+                <m:sub>
+                  <m:r>
+                    <w:rPr>
+                      <w:rFonts w:ascii="Cambria Math" w:hAnsi="Cambria Math"/>
+                    </w:rPr>
+                    <m:t>i</m:t>
+                  </m:r>
+                </m:sub>
+              </m:sSub>
+            </m:e>
+          </m:d>
+        </m:oMath>
+      </m:oMathPara>
+    </w:p>
+    <w:p>
+      <w:pPr>
+        <w:pStyle w:val="Quote"/>
+      </w:pPr>
+      <m:oMathPara>
+        <m:oMath>
+          <m:acc>
+            <m:accPr>
+              <m:chr m:val="̃"/>
+              <m:ctrlPr>
+                <w:rPr>
+                  <w:rFonts w:ascii="Cambria Math" w:hAnsi="Cambria Math"/>
+                </w:rPr>
+              </m:ctrlPr>
+            </m:accPr>
+            <m:e>
+              <m:sSub>
+                <m:sSubPr>
+                  <m:ctrlPr>
+                    <w:rPr>
+                      <w:rFonts w:ascii="Cambria Math" w:hAnsi="Cambria Math"/>
+                      <w:i/>
+                    </w:rPr>
+                  </m:ctrlPr>
+                </m:sSubPr>
+                <m:e>
+                  <m:r>
+                    <w:rPr>
+                      <w:rFonts w:ascii="Cambria Math" w:hAnsi="Cambria Math"/>
+                    </w:rPr>
+                    <m:t>C</m:t>
+                  </m:r>
+                  <m:ctrlPr>
+                    <w:rPr>
+                      <w:rFonts w:ascii="Cambria Math" w:hAnsi="Cambria Math"/>
+                    </w:rPr>
+                  </m:ctrlPr>
+                </m:e>
+                <m:sub>
+                  <m:r>
+                    <w:rPr>
+                      <w:rFonts w:ascii="Cambria Math" w:hAnsi="Cambria Math"/>
+                    </w:rPr>
+                    <m:t>t</m:t>
+                  </m:r>
+                </m:sub>
+              </m:sSub>
+            </m:e>
+          </m:acc>
+          <m:r>
+            <w:rPr>
+              <w:rFonts w:ascii="Cambria Math" w:hAnsi="Cambria Math"/>
+            </w:rPr>
+            <m:t>=</m:t>
+          </m:r>
+          <m:func>
+            <m:funcPr>
+              <m:ctrlPr>
+                <w:rPr>
+                  <w:rFonts w:ascii="Cambria Math" w:hAnsi="Cambria Math"/>
+                </w:rPr>
+              </m:ctrlPr>
+            </m:funcPr>
+            <m:fName>
+              <m:r>
+                <m:rPr>
+                  <m:sty m:val="p"/>
+                </m:rPr>
+                <w:rPr>
+                  <w:rFonts w:ascii="Cambria Math" w:hAnsi="Cambria Math"/>
+                </w:rPr>
+                <m:t>tanh</m:t>
+              </m:r>
+              <m:ctrlPr>
+                <w:rPr>
+                  <w:rFonts w:ascii="Cambria Math" w:hAnsi="Cambria Math"/>
+                  <w:i/>
+                </w:rPr>
+              </m:ctrlPr>
+            </m:fName>
+            <m:e>
+              <m:d>
+                <m:dPr>
+                  <m:ctrlPr>
+                    <w:rPr>
+                      <w:rFonts w:ascii="Cambria Math" w:hAnsi="Cambria Math"/>
+                      <w:i/>
+                    </w:rPr>
+                  </m:ctrlPr>
+                </m:dPr>
+                <m:e>
+                  <m:sSub>
+                    <m:sSubPr>
+                      <m:ctrlPr>
+                        <w:rPr>
+                          <w:rFonts w:ascii="Cambria Math" w:hAnsi="Cambria Math"/>
+                          <w:i/>
+                        </w:rPr>
+                      </m:ctrlPr>
+                    </m:sSubPr>
+                    <m:e>
+                      <m:r>
+                        <w:rPr>
+                          <w:rFonts w:ascii="Cambria Math" w:hAnsi="Cambria Math"/>
+                        </w:rPr>
+                        <m:t>W</m:t>
+                      </m:r>
+                    </m:e>
+                    <m:sub>
+                      <m:r>
+                        <w:rPr>
+                          <w:rFonts w:ascii="Cambria Math" w:hAnsi="Cambria Math"/>
+                        </w:rPr>
+                        <m:t>c</m:t>
+                      </m:r>
+                    </m:sub>
+                  </m:sSub>
+                  <m:r>
+                    <m:rPr>
+                      <m:sty m:val="p"/>
+                    </m:rPr>
+                    <w:rPr>
+                      <w:rFonts w:ascii="Cambria Math" w:hAnsi="Cambria Math"/>
+                    </w:rPr>
+                    <m:t>⋅</m:t>
+                  </m:r>
+                  <m:d>
+                    <m:dPr>
+                      <m:begChr m:val="["/>
+                      <m:endChr m:val="]"/>
+                      <m:ctrlPr>
+                        <w:rPr>
+                          <w:rFonts w:ascii="Cambria Math" w:hAnsi="Cambria Math"/>
+                          <w:i/>
+                        </w:rPr>
+                      </m:ctrlPr>
+                    </m:dPr>
+                    <m:e>
+                      <m:sSub>
+                        <m:sSubPr>
+                          <m:ctrlPr>
+                            <w:rPr>
+                              <w:rFonts w:ascii="Cambria Math" w:hAnsi="Cambria Math"/>
+                              <w:i/>
+                            </w:rPr>
+                          </m:ctrlPr>
+                        </m:sSubPr>
+                        <m:e>
+                          <m:r>
+                            <w:rPr>
+                              <w:rFonts w:ascii="Cambria Math" w:hAnsi="Cambria Math"/>
+                            </w:rPr>
+                            <m:t>h</m:t>
+                          </m:r>
+                        </m:e>
+                        <m:sub>
+                          <m:r>
+                            <w:rPr>
+                              <w:rFonts w:ascii="Cambria Math" w:hAnsi="Cambria Math"/>
+                            </w:rPr>
+                            <m:t>t-1</m:t>
+                          </m:r>
+                        </m:sub>
+                      </m:sSub>
+                      <m:r>
+                        <w:rPr>
+                          <w:rFonts w:ascii="Cambria Math" w:hAnsi="Cambria Math"/>
+                        </w:rPr>
+                        <m:t>,</m:t>
+                      </m:r>
+                      <m:sSub>
+                        <m:sSubPr>
+                          <m:ctrlPr>
+                            <w:rPr>
+                              <w:rFonts w:ascii="Cambria Math" w:hAnsi="Cambria Math"/>
+                              <w:i/>
+                            </w:rPr>
+                          </m:ctrlPr>
+                        </m:sSubPr>
+                        <m:e>
+                          <m:r>
+                            <w:rPr>
+                              <w:rFonts w:ascii="Cambria Math" w:hAnsi="Cambria Math"/>
+                            </w:rPr>
+                            <m:t>x</m:t>
+                          </m:r>
+                        </m:e>
+                        <m:sub>
+                          <m:r>
+                            <w:rPr>
+                              <w:rFonts w:ascii="Cambria Math" w:hAnsi="Cambria Math"/>
+                            </w:rPr>
+                            <m:t>t</m:t>
+                          </m:r>
+                        </m:sub>
+                      </m:sSub>
+                    </m:e>
+                  </m:d>
+                  <m:r>
+                    <w:rPr>
+                      <w:rFonts w:ascii="Cambria Math" w:hAnsi="Cambria Math"/>
+                    </w:rPr>
+                    <m:t>+</m:t>
+                  </m:r>
+                  <m:sSub>
+                    <m:sSubPr>
+                      <m:ctrlPr>
+                        <w:rPr>
+                          <w:rFonts w:ascii="Cambria Math" w:hAnsi="Cambria Math"/>
+                          <w:i/>
+                        </w:rPr>
+                      </m:ctrlPr>
+                    </m:sSubPr>
+                    <m:e>
+                      <m:r>
+                        <w:rPr>
+                          <w:rFonts w:ascii="Cambria Math" w:hAnsi="Cambria Math"/>
+                        </w:rPr>
+                        <m:t>b</m:t>
+                      </m:r>
+                    </m:e>
+                    <m:sub>
+                      <m:r>
+                        <w:rPr>
+                          <w:rFonts w:ascii="Cambria Math" w:hAnsi="Cambria Math"/>
+                        </w:rPr>
+                        <m:t>c</m:t>
+                      </m:r>
+                    </m:sub>
+                  </m:sSub>
+                </m:e>
+              </m:d>
+            </m:e>
+          </m:func>
+        </m:oMath>
+      </m:oMathPara>
+    </w:p>
+    <w:p>
+      <w:pPr>
+        <w:pStyle w:val="ListParagraph"/>
+        <w:numPr>
+          <w:ilvl w:val="0"/>
+          <w:numId w:val="31"/>
+        </w:numPr>
+        <w:rPr>
+          <w:szCs w:val="24"/>
+        </w:rPr>
+      </w:pPr>
+      <w:r>
+        <w:rPr>
+          <w:i/>
+          <w:iCs/>
+          <w:szCs w:val="24"/>
+        </w:rPr>
+        <w:t>Cell State</w:t>
+      </w:r>
+      <w:r>
+        <w:rPr>
+          <w:szCs w:val="24"/>
+        </w:rPr>
+        <w:t xml:space="preserve"> (Status Sel): Inilah jalur informasi inti (</w:t>
+      </w:r>
+      <w:r>
+        <w:rPr>
+          <w:i/>
+          <w:iCs/>
+          <w:szCs w:val="24"/>
+        </w:rPr>
+        <w:t>core memory</w:t>
+      </w:r>
+      <w:r>
+        <w:rPr>
+          <w:szCs w:val="24"/>
+        </w:rPr>
+        <w:t xml:space="preserve">) LSTM. Status memori terbaru </w:t>
+      </w:r>
+      <m:oMath>
+        <m:r>
+          <w:rPr>
+            <w:rFonts w:ascii="Cambria Math" w:hAnsi="Cambria Math"/>
+            <w:szCs w:val="24"/>
+          </w:rPr>
+          <m:t>(</m:t>
+        </m:r>
+        <m:sSub>
+          <m:sSubPr>
+            <m:ctrlPr>
+              <w:rPr>
+                <w:rFonts w:ascii="Cambria Math" w:hAnsi="Cambria Math"/>
+                <w:i/>
+                <w:szCs w:val="24"/>
+              </w:rPr>
+            </m:ctrlPr>
+          </m:sSubPr>
+          <m:e>
+            <m:r>
+              <w:rPr>
+                <w:rFonts w:ascii="Cambria Math" w:hAnsi="Cambria Math"/>
+                <w:szCs w:val="24"/>
+              </w:rPr>
+              <m:t>C</m:t>
+            </m:r>
+          </m:e>
+          <m:sub>
+            <m:r>
+              <w:rPr>
+                <w:rFonts w:ascii="Cambria Math" w:hAnsi="Cambria Math"/>
+                <w:szCs w:val="24"/>
+              </w:rPr>
+              <m:t>t</m:t>
+            </m:r>
+          </m:sub>
+        </m:sSub>
+        <m:r>
+          <w:rPr>
+            <w:rFonts w:ascii="Cambria Math" w:hAnsi="Cambria Math"/>
+            <w:szCs w:val="24"/>
+          </w:rPr>
+          <m:t>)</m:t>
+        </m:r>
+      </m:oMath>
+      <w:r>
+        <w:rPr>
+          <w:szCs w:val="24"/>
+        </w:rPr>
+        <w:t xml:space="preserve"> diperbarui melalui operasi vektor, menjumlahkan memori lama yang telah disaring </w:t>
+      </w:r>
+      <w:r>
+        <w:rPr>
+          <w:i/>
+          <w:iCs/>
+          <w:szCs w:val="24"/>
+        </w:rPr>
+        <w:t xml:space="preserve">forget cell </w:t>
+      </w:r>
+      <m:oMath>
+        <m:r>
+          <w:rPr>
+            <w:rFonts w:ascii="Cambria Math" w:hAnsi="Cambria Math"/>
+            <w:szCs w:val="24"/>
+          </w:rPr>
+          <m:t>(</m:t>
+        </m:r>
+        <m:sSub>
+          <m:sSubPr>
+            <m:ctrlPr>
+              <w:rPr>
+                <w:rFonts w:ascii="Cambria Math" w:hAnsi="Cambria Math"/>
+                <w:i/>
+                <w:iCs/>
+                <w:szCs w:val="24"/>
+              </w:rPr>
+            </m:ctrlPr>
+          </m:sSubPr>
+          <m:e>
+            <m:r>
+              <w:rPr>
+                <w:rFonts w:ascii="Cambria Math" w:hAnsi="Cambria Math"/>
+                <w:szCs w:val="24"/>
+              </w:rPr>
+              <m:t>f</m:t>
+            </m:r>
+          </m:e>
+          <m:sub>
+            <m:r>
+              <w:rPr>
+                <w:rFonts w:ascii="Cambria Math" w:hAnsi="Cambria Math"/>
+                <w:szCs w:val="24"/>
+              </w:rPr>
+              <m:t>t</m:t>
+            </m:r>
+          </m:sub>
+        </m:sSub>
+        <m:r>
+          <m:rPr>
+            <m:sty m:val="p"/>
+          </m:rPr>
+          <w:rPr>
+            <w:rFonts w:ascii="Cambria Math" w:hAnsi="Cambria Math"/>
+            <w:szCs w:val="24"/>
+          </w:rPr>
+          <m:t>⋅</m:t>
+        </m:r>
+        <m:sSub>
+          <m:sSubPr>
+            <m:ctrlPr>
+              <w:rPr>
+                <w:rFonts w:ascii="Cambria Math" w:hAnsi="Cambria Math"/>
+                <w:i/>
+                <w:iCs/>
+                <w:szCs w:val="24"/>
+              </w:rPr>
+            </m:ctrlPr>
+          </m:sSubPr>
+          <m:e>
+            <m:r>
+              <w:rPr>
+                <w:rFonts w:ascii="Cambria Math" w:hAnsi="Cambria Math"/>
+                <w:szCs w:val="24"/>
+              </w:rPr>
+              <m:t>C</m:t>
+            </m:r>
+            <m:ctrlPr>
+              <w:rPr>
+                <w:rFonts w:ascii="Cambria Math" w:hAnsi="Cambria Math"/>
+                <w:iCs/>
+                <w:szCs w:val="24"/>
+              </w:rPr>
+            </m:ctrlPr>
+          </m:e>
+          <m:sub>
+            <m:r>
+              <w:rPr>
+                <w:rFonts w:ascii="Cambria Math" w:hAnsi="Cambria Math"/>
+                <w:szCs w:val="24"/>
+              </w:rPr>
+              <m:t>t-1</m:t>
+            </m:r>
+          </m:sub>
+        </m:sSub>
+        <m:r>
+          <w:rPr>
+            <w:rFonts w:ascii="Cambria Math" w:hAnsi="Cambria Math"/>
+            <w:szCs w:val="24"/>
+          </w:rPr>
+          <m:t>)</m:t>
+        </m:r>
+      </m:oMath>
+      <w:r>
+        <w:rPr>
+          <w:szCs w:val="24"/>
+        </w:rPr>
+        <w:t xml:space="preserve"> </w:t>
+      </w:r>
+      <w:r>
+        <w:rPr>
+          <w:szCs w:val="24"/>
+        </w:rPr>
+        <w:t xml:space="preserve">dengan nilai kandidat memori terbari yang lolos seleksi </w:t>
+      </w:r>
+      <w:r>
+        <w:rPr>
+          <w:i/>
+          <w:iCs/>
+          <w:szCs w:val="24"/>
+        </w:rPr>
+        <w:t>input gate</w:t>
+      </w:r>
+      <w:r>
+        <w:rPr>
+          <w:szCs w:val="24"/>
+        </w:rPr>
+        <w:t xml:space="preserve"> </w:t>
+      </w:r>
+      <w:r>
+        <w:rPr>
+          <w:rFonts w:eastAsiaTheme="minorEastAsia"/>
+          <w:szCs w:val="24"/>
+        </w:rPr>
+        <w:t>(</w:t>
+      </w:r>
+      <m:oMath>
+        <m:sSub>
+          <m:sSubPr>
+            <m:ctrlPr>
+              <w:rPr>
+                <w:rFonts w:ascii="Cambria Math" w:hAnsi="Cambria Math"/>
+                <w:i/>
+                <w:szCs w:val="24"/>
+              </w:rPr>
+            </m:ctrlPr>
+          </m:sSubPr>
+          <m:e>
+            <m:r>
+              <w:rPr>
+                <w:rFonts w:ascii="Cambria Math" w:hAnsi="Cambria Math"/>
+                <w:szCs w:val="24"/>
+              </w:rPr>
+              <m:t>i</m:t>
+            </m:r>
+          </m:e>
+          <m:sub>
+            <m:r>
+              <w:rPr>
+                <w:rFonts w:ascii="Cambria Math" w:hAnsi="Cambria Math"/>
+                <w:szCs w:val="24"/>
+              </w:rPr>
+              <m:t>t</m:t>
+            </m:r>
+          </m:sub>
+        </m:sSub>
+        <m:r>
+          <m:rPr>
+            <m:sty m:val="p"/>
+          </m:rPr>
+          <w:rPr>
+            <w:rFonts w:ascii="Cambria Math" w:hAnsi="Cambria Math"/>
+            <w:szCs w:val="24"/>
+          </w:rPr>
+          <m:t>⋅</m:t>
+        </m:r>
+        <m:acc>
+          <m:accPr>
+            <m:chr m:val="̃"/>
+            <m:ctrlPr>
+              <w:rPr>
+                <w:rFonts w:ascii="Cambria Math" w:hAnsi="Cambria Math"/>
+                <w:szCs w:val="24"/>
+              </w:rPr>
+            </m:ctrlPr>
+          </m:accPr>
+          <m:e>
+            <m:sSub>
+              <m:sSubPr>
+                <m:ctrlPr>
+                  <w:rPr>
+                    <w:rFonts w:ascii="Cambria Math" w:hAnsi="Cambria Math"/>
+                    <w:i/>
+                    <w:szCs w:val="24"/>
+                  </w:rPr>
+                </m:ctrlPr>
+              </m:sSubPr>
+              <m:e>
+                <m:r>
+                  <w:rPr>
+                    <w:rFonts w:ascii="Cambria Math" w:hAnsi="Cambria Math"/>
+                    <w:szCs w:val="24"/>
+                  </w:rPr>
+                  <m:t>C</m:t>
+                </m:r>
+                <m:ctrlPr>
+                  <w:rPr>
+                    <w:rFonts w:ascii="Cambria Math" w:hAnsi="Cambria Math"/>
+                    <w:szCs w:val="24"/>
+                  </w:rPr>
+                </m:ctrlPr>
+              </m:e>
+              <m:sub>
+                <m:r>
+                  <w:rPr>
+                    <w:rFonts w:ascii="Cambria Math" w:hAnsi="Cambria Math"/>
+                    <w:szCs w:val="24"/>
+                  </w:rPr>
+                  <m:t>t</m:t>
+                </m:r>
+              </m:sub>
+            </m:sSub>
+          </m:e>
+        </m:acc>
+      </m:oMath>
+      <w:r>
+        <w:rPr>
+          <w:rFonts w:eastAsiaTheme="minorEastAsia"/>
+          <w:szCs w:val="24"/>
+        </w:rPr>
+        <w:t>)</w:t>
+      </w:r>
+      <w:r>
+        <w:rPr>
+          <w:szCs w:val="24"/>
+        </w:rPr>
+        <w:t>.</w:t>
+      </w:r>
+    </w:p>
+    <w:p>
+      <w:pPr>
+        <w:pStyle w:val="Quote"/>
+      </w:pPr>
+      <m:oMathPara>
+        <m:oMath>
+          <m:sSub>
+            <m:sSubPr>
+              <m:ctrlPr>
+                <w:rPr>
+                  <w:rFonts w:ascii="Cambria Math" w:hAnsi="Cambria Math"/>
+                  <w:i/>
+                </w:rPr>
+              </m:ctrlPr>
+            </m:sSubPr>
+            <m:e>
+              <m:r>
+                <w:rPr>
+                  <w:rFonts w:ascii="Cambria Math" w:hAnsi="Cambria Math"/>
+                </w:rPr>
+                <m:t>C</m:t>
+              </m:r>
+            </m:e>
+            <m:sub>
+              <m:r>
+                <w:rPr>
+                  <w:rFonts w:ascii="Cambria Math" w:hAnsi="Cambria Math"/>
+                </w:rPr>
+                <m:t>t</m:t>
+              </m:r>
+            </m:sub>
+          </m:sSub>
+          <m:r>
+            <w:rPr>
+              <w:rFonts w:ascii="Cambria Math" w:hAnsi="Cambria Math"/>
+            </w:rPr>
+            <m:t>=</m:t>
+          </m:r>
+          <m:sSub>
+            <m:sSubPr>
+              <m:ctrlPr>
+                <w:rPr>
+                  <w:rFonts w:ascii="Cambria Math" w:hAnsi="Cambria Math"/>
+                  <w:i/>
+                </w:rPr>
+              </m:ctrlPr>
+            </m:sSubPr>
+            <m:e>
+              <m:r>
+                <w:rPr>
+                  <w:rFonts w:ascii="Cambria Math" w:hAnsi="Cambria Math"/>
+                </w:rPr>
+                <m:t>f</m:t>
+              </m:r>
+            </m:e>
+            <m:sub>
+              <m:r>
+                <w:rPr>
+                  <w:rFonts w:ascii="Cambria Math" w:hAnsi="Cambria Math"/>
+                </w:rPr>
+                <m:t>t</m:t>
+              </m:r>
+            </m:sub>
+          </m:sSub>
+          <m:r>
+            <m:rPr>
+              <m:sty m:val="p"/>
+            </m:rPr>
+            <w:rPr>
+              <w:rFonts w:ascii="Cambria Math" w:hAnsi="Cambria Math"/>
+            </w:rPr>
+            <m:t>⋅</m:t>
+          </m:r>
+          <m:sSub>
+            <m:sSubPr>
+              <m:ctrlPr>
+                <w:rPr>
+                  <w:rFonts w:ascii="Cambria Math" w:hAnsi="Cambria Math"/>
+                  <w:i/>
+                </w:rPr>
+              </m:ctrlPr>
+            </m:sSubPr>
+            <m:e>
+              <m:r>
+                <w:rPr>
+                  <w:rFonts w:ascii="Cambria Math" w:hAnsi="Cambria Math"/>
+                </w:rPr>
+                <m:t>C</m:t>
+              </m:r>
+              <m:ctrlPr>
+                <w:rPr>
+                  <w:rFonts w:ascii="Cambria Math" w:hAnsi="Cambria Math"/>
+                </w:rPr>
+              </m:ctrlPr>
+            </m:e>
+            <m:sub>
+              <m:r>
+                <w:rPr>
+                  <w:rFonts w:ascii="Cambria Math" w:hAnsi="Cambria Math"/>
+                </w:rPr>
+                <m:t>t-1</m:t>
+              </m:r>
+            </m:sub>
+          </m:sSub>
+          <m:r>
+            <w:rPr>
+              <w:rFonts w:ascii="Cambria Math" w:hAnsi="Cambria Math"/>
+            </w:rPr>
+            <m:t>+</m:t>
+          </m:r>
+          <m:sSub>
+            <m:sSubPr>
+              <m:ctrlPr>
+                <w:rPr>
+                  <w:rFonts w:ascii="Cambria Math" w:hAnsi="Cambria Math"/>
+                  <w:i/>
+                </w:rPr>
+              </m:ctrlPr>
+            </m:sSubPr>
+            <m:e>
+              <m:r>
+                <w:rPr>
+                  <w:rFonts w:ascii="Cambria Math" w:hAnsi="Cambria Math"/>
+                </w:rPr>
+                <m:t>i</m:t>
+              </m:r>
+            </m:e>
+            <m:sub>
+              <m:r>
+                <w:rPr>
+                  <w:rFonts w:ascii="Cambria Math" w:hAnsi="Cambria Math"/>
+                </w:rPr>
+                <m:t>t</m:t>
+              </m:r>
+            </m:sub>
+          </m:sSub>
+          <m:r>
+            <m:rPr>
+              <m:sty m:val="p"/>
+            </m:rPr>
+            <w:rPr>
+              <w:rFonts w:ascii="Cambria Math" w:hAnsi="Cambria Math"/>
+            </w:rPr>
+            <m:t>⋅</m:t>
+          </m:r>
+          <m:acc>
+            <m:accPr>
+              <m:chr m:val="̃"/>
+              <m:ctrlPr>
+                <w:rPr>
+                  <w:rFonts w:ascii="Cambria Math" w:hAnsi="Cambria Math"/>
+                </w:rPr>
+              </m:ctrlPr>
+            </m:accPr>
+            <m:e>
+              <m:sSub>
+                <m:sSubPr>
+                  <m:ctrlPr>
+                    <w:rPr>
+                      <w:rFonts w:ascii="Cambria Math" w:hAnsi="Cambria Math"/>
+                      <w:i/>
+                    </w:rPr>
+                  </m:ctrlPr>
+                </m:sSubPr>
+                <m:e>
+                  <m:r>
+                    <w:rPr>
+                      <w:rFonts w:ascii="Cambria Math" w:hAnsi="Cambria Math"/>
+                    </w:rPr>
+                    <m:t>C</m:t>
+                  </m:r>
+                  <m:ctrlPr>
+                    <w:rPr>
+                      <w:rFonts w:ascii="Cambria Math" w:hAnsi="Cambria Math"/>
+                    </w:rPr>
+                  </m:ctrlPr>
+                </m:e>
+                <m:sub>
+                  <m:r>
+                    <w:rPr>
+                      <w:rFonts w:ascii="Cambria Math" w:hAnsi="Cambria Math"/>
+                    </w:rPr>
+                    <m:t>t</m:t>
+                  </m:r>
+                </m:sub>
+              </m:sSub>
+            </m:e>
+          </m:acc>
+        </m:oMath>
+      </m:oMathPara>
+    </w:p>
+    <w:p>
+      <w:pPr>
+        <w:pStyle w:val="ListParagraph"/>
+        <w:numPr>
+          <w:ilvl w:val="0"/>
+          <w:numId w:val="31"/>
+        </w:numPr>
+      </w:pPr>
+      <w:r>
+        <w:rPr>
+          <w:i/>
+          <w:iCs/>
+        </w:rPr>
+        <w:t>Output Gate</w:t>
+      </w:r>
+      <w:r>
+        <w:t xml:space="preserve"> (Gerbang Keluaran): Gerbang ini bertugas memutuskan komputasi dari </w:t>
+      </w:r>
+      <w:r>
+        <w:rPr>
+          <w:i/>
+          <w:iCs/>
+        </w:rPr>
+        <w:t>cell state</w:t>
+      </w:r>
+      <w:r>
+        <w:t xml:space="preserve"> yang pantas diinterpresentasikan keluar menjadi keluaran sementara (</w:t>
+      </w:r>
+      <w:r>
+        <w:rPr>
+          <w:i/>
+          <w:iCs/>
+        </w:rPr>
+        <w:t>hidden state</w:t>
+      </w:r>
+      <w:r>
+        <w:t>) untuk memprediksi harga saat ini dan diumpan ke masa depan.</w:t>
+      </w:r>
+    </w:p>
+    <w:p>
+      <w:pPr>
+        <w:pStyle w:val="Quote"/>
+      </w:pPr>
+      <m:oMathPara>
+        <m:oMath>
+          <m:sSub>
+            <m:sSubPr>
+              <m:ctrlPr>
+                <w:rPr>
+                  <w:rFonts w:ascii="Cambria Math" w:hAnsi="Cambria Math"/>
+                  <w:i/>
+                </w:rPr>
+              </m:ctrlPr>
+            </m:sSubPr>
+            <m:e>
+              <m:r>
+                <w:rPr>
+                  <w:rFonts w:ascii="Cambria Math" w:hAnsi="Cambria Math"/>
+                </w:rPr>
+                <m:t>o</m:t>
+              </m:r>
+            </m:e>
+            <m:sub>
+              <m:r>
+                <w:rPr>
+                  <w:rFonts w:ascii="Cambria Math" w:hAnsi="Cambria Math"/>
+                </w:rPr>
+                <m:t>t</m:t>
+              </m:r>
+            </m:sub>
+          </m:sSub>
+          <m:r>
+            <w:rPr>
+              <w:rFonts w:ascii="Cambria Math" w:hAnsi="Cambria Math"/>
+            </w:rPr>
+            <m:t>=</m:t>
+          </m:r>
+          <m:r>
+            <m:rPr>
+              <m:sty m:val="p"/>
+            </m:rPr>
+            <w:rPr>
+              <w:rFonts w:ascii="Cambria Math" w:hAnsi="Cambria Math"/>
+            </w:rPr>
+            <m:t>σ</m:t>
+          </m:r>
+          <m:d>
+            <m:dPr>
+              <m:ctrlPr>
+                <w:rPr>
+                  <w:rFonts w:ascii="Cambria Math" w:hAnsi="Cambria Math"/>
+                  <w:i/>
+                </w:rPr>
+              </m:ctrlPr>
+            </m:dPr>
+            <m:e>
+              <m:sSub>
+                <m:sSubPr>
+                  <m:ctrlPr>
+                    <w:rPr>
+                      <w:rFonts w:ascii="Cambria Math" w:hAnsi="Cambria Math"/>
+                      <w:i/>
+                    </w:rPr>
+                  </m:ctrlPr>
+                </m:sSubPr>
+                <m:e>
+                  <m:r>
+                    <w:rPr>
+                      <w:rFonts w:ascii="Cambria Math" w:hAnsi="Cambria Math"/>
+                    </w:rPr>
+                    <m:t>W</m:t>
+                  </m:r>
+                </m:e>
+                <m:sub>
+                  <m:r>
+                    <w:rPr>
+                      <w:rFonts w:ascii="Cambria Math" w:hAnsi="Cambria Math"/>
+                    </w:rPr>
+                    <m:t>o</m:t>
+                  </m:r>
+                </m:sub>
+              </m:sSub>
+              <m:r>
+                <m:rPr>
+                  <m:sty m:val="p"/>
+                </m:rPr>
+                <w:rPr>
+                  <w:rFonts w:ascii="Cambria Math" w:hAnsi="Cambria Math"/>
+                </w:rPr>
+                <m:t>⋅</m:t>
+              </m:r>
+              <m:d>
+                <m:dPr>
+                  <m:begChr m:val="["/>
+                  <m:endChr m:val="]"/>
+                  <m:ctrlPr>
+                    <w:rPr>
+                      <w:rFonts w:ascii="Cambria Math" w:hAnsi="Cambria Math"/>
+                      <w:i/>
+                    </w:rPr>
+                  </m:ctrlPr>
+                </m:dPr>
+                <m:e>
+                  <m:sSub>
+                    <m:sSubPr>
+                      <m:ctrlPr>
+                        <w:rPr>
+                          <w:rFonts w:ascii="Cambria Math" w:hAnsi="Cambria Math"/>
+                          <w:i/>
+                        </w:rPr>
+                      </m:ctrlPr>
+                    </m:sSubPr>
+                    <m:e>
+                      <m:r>
+                        <w:rPr>
+                          <w:rFonts w:ascii="Cambria Math" w:hAnsi="Cambria Math"/>
+                        </w:rPr>
+                        <m:t>h</m:t>
+                      </m:r>
+                    </m:e>
+                    <m:sub>
+                      <m:r>
+                        <w:rPr>
+                          <w:rFonts w:ascii="Cambria Math" w:hAnsi="Cambria Math"/>
+                        </w:rPr>
+                        <m:t>t-1</m:t>
+                      </m:r>
+                    </m:sub>
+                  </m:sSub>
+                  <m:r>
+                    <w:rPr>
+                      <w:rFonts w:ascii="Cambria Math" w:hAnsi="Cambria Math"/>
+                    </w:rPr>
+                    <m:t>,</m:t>
+                  </m:r>
+                  <m:sSub>
+                    <m:sSubPr>
+                      <m:ctrlPr>
+                        <w:rPr>
+                          <w:rFonts w:ascii="Cambria Math" w:hAnsi="Cambria Math"/>
+                          <w:i/>
+                        </w:rPr>
+                      </m:ctrlPr>
+                    </m:sSubPr>
+                    <m:e>
+                      <m:r>
+                        <w:rPr>
+                          <w:rFonts w:ascii="Cambria Math" w:hAnsi="Cambria Math"/>
+                        </w:rPr>
+                        <m:t>x</m:t>
+                      </m:r>
+                    </m:e>
+                    <m:sub>
+                      <m:r>
+                        <w:rPr>
+                          <w:rFonts w:ascii="Cambria Math" w:hAnsi="Cambria Math"/>
+                        </w:rPr>
+                        <m:t>t</m:t>
+                      </m:r>
+                    </m:sub>
+                  </m:sSub>
+                </m:e>
+              </m:d>
+              <m:r>
+                <w:rPr>
+                  <w:rFonts w:ascii="Cambria Math" w:hAnsi="Cambria Math"/>
+                </w:rPr>
+                <m:t>+</m:t>
+              </m:r>
+              <m:sSub>
+                <m:sSubPr>
+                  <m:ctrlPr>
+                    <w:rPr>
+                      <w:rFonts w:ascii="Cambria Math" w:hAnsi="Cambria Math"/>
+                      <w:i/>
+                    </w:rPr>
+                  </m:ctrlPr>
+                </m:sSubPr>
+                <m:e>
+                  <m:r>
+                    <w:rPr>
+                      <w:rFonts w:ascii="Cambria Math" w:hAnsi="Cambria Math"/>
+                    </w:rPr>
+                    <m:t>b</m:t>
+                  </m:r>
+                </m:e>
+                <m:sub>
+                  <m:r>
+                    <w:rPr>
+                      <w:rFonts w:ascii="Cambria Math" w:hAnsi="Cambria Math"/>
+                    </w:rPr>
+                    <m:t>o</m:t>
+                  </m:r>
+                </m:sub>
+              </m:sSub>
+            </m:e>
+          </m:d>
+        </m:oMath>
+      </m:oMathPara>
+    </w:p>
+    <w:p>
+      <w:pPr>
+        <w:pStyle w:val="Quote"/>
+      </w:pPr>
+      <m:oMathPara>
+        <m:oMath>
+          <m:sSub>
+            <m:sSubPr>
+              <m:ctrlPr>
+                <w:rPr>
+                  <w:rFonts w:ascii="Cambria Math" w:hAnsi="Cambria Math"/>
+                  <w:i/>
+                </w:rPr>
+              </m:ctrlPr>
+            </m:sSubPr>
+            <m:e>
+              <m:r>
+                <w:rPr>
+                  <w:rFonts w:ascii="Cambria Math" w:hAnsi="Cambria Math"/>
+                </w:rPr>
+                <m:t>h</m:t>
+              </m:r>
+            </m:e>
+            <m:sub>
+              <m:r>
+                <w:rPr>
+                  <w:rFonts w:ascii="Cambria Math" w:hAnsi="Cambria Math"/>
+                </w:rPr>
+                <m:t>t</m:t>
+              </m:r>
+            </m:sub>
+          </m:sSub>
+          <m:r>
+            <w:rPr>
+              <w:rFonts w:ascii="Cambria Math" w:hAnsi="Cambria Math"/>
+            </w:rPr>
+            <m:t>=</m:t>
+          </m:r>
+          <m:sSub>
+            <m:sSubPr>
+              <m:ctrlPr>
+                <w:rPr>
+                  <w:rFonts w:ascii="Cambria Math" w:hAnsi="Cambria Math"/>
+                  <w:i/>
+                </w:rPr>
+              </m:ctrlPr>
+            </m:sSubPr>
+            <m:e>
+              <m:r>
+                <w:rPr>
+                  <w:rFonts w:ascii="Cambria Math" w:hAnsi="Cambria Math"/>
+                </w:rPr>
+                <m:t>o</m:t>
+              </m:r>
+            </m:e>
+            <m:sub>
+              <m:r>
+                <w:rPr>
+                  <w:rFonts w:ascii="Cambria Math" w:hAnsi="Cambria Math"/>
+                </w:rPr>
+                <m:t>t</m:t>
+              </m:r>
+            </m:sub>
+          </m:sSub>
+          <m:r>
+            <m:rPr>
+              <m:sty m:val="p"/>
+            </m:rPr>
+            <w:rPr>
+              <w:rFonts w:ascii="Cambria Math" w:hAnsi="Cambria Math"/>
+            </w:rPr>
+            <m:t>⋅</m:t>
+          </m:r>
+          <m:func>
+            <m:funcPr>
+              <m:ctrlPr>
+                <w:rPr>
+                  <w:rFonts w:ascii="Cambria Math" w:hAnsi="Cambria Math"/>
+                </w:rPr>
+              </m:ctrlPr>
+            </m:funcPr>
+            <m:fName>
+              <m:r>
+                <m:rPr>
+                  <m:sty m:val="p"/>
+                </m:rPr>
+                <w:rPr>
+                  <w:rFonts w:ascii="Cambria Math" w:hAnsi="Cambria Math"/>
+                </w:rPr>
+                <m:t>tanh</m:t>
+              </m:r>
+            </m:fName>
+            <m:e>
+              <m:d>
+                <m:dPr>
+                  <m:ctrlPr>
+                    <w:rPr>
+                      <w:rFonts w:ascii="Cambria Math" w:hAnsi="Cambria Math"/>
+                      <w:i/>
+                    </w:rPr>
+                  </m:ctrlPr>
+                </m:dPr>
+                <m:e>
+                  <m:sSub>
+                    <m:sSubPr>
+                      <m:ctrlPr>
+                        <w:rPr>
+                          <w:rFonts w:ascii="Cambria Math" w:hAnsi="Cambria Math"/>
+                          <w:i/>
+                        </w:rPr>
+                      </m:ctrlPr>
+                    </m:sSubPr>
+                    <m:e>
+                      <m:r>
+                        <w:rPr>
+                          <w:rFonts w:ascii="Cambria Math" w:hAnsi="Cambria Math"/>
+                        </w:rPr>
+                        <m:t>C</m:t>
+                      </m:r>
+                    </m:e>
+                    <m:sub>
+                      <m:r>
+                        <w:rPr>
+                          <w:rFonts w:ascii="Cambria Math" w:hAnsi="Cambria Math"/>
+                        </w:rPr>
+                        <m:t>t</m:t>
+                      </m:r>
+                    </m:sub>
+                  </m:sSub>
+                </m:e>
+              </m:d>
+            </m:e>
+          </m:func>
+        </m:oMath>
+      </m:oMathPara>
+    </w:p>
+    <w:p>
+      <w:pPr>
+        <w:pStyle w:val="Heading3"/>
+      </w:pPr>
+      <w:r>
+        <w:t>Pra-pemrosesan Data (</w:t>
+      </w:r>
+      <w:r>
+        <w:rPr>
+          <w:i/>
+          <w:iCs/>
+        </w:rPr>
+        <w:t>Data Pre-processing</w:t>
+      </w:r>
+      <w:r>
+        <w:t>)</w:t>
+      </w:r>
+    </w:p>
+    <w:p>
+      <w:r>
+        <w:t xml:space="preserve">Pra-pemrosesan data adalah tahapan yang melakukan koreksi dan perbaikan data yang fokus untuk menghilangkan elemen perusak seperti </w:t>
+      </w:r>
+      <w:r>
+        <w:rPr>
+          <w:i/>
+          <w:iCs/>
+        </w:rPr>
+        <w:t>noise</w:t>
+      </w:r>
+      <w:r>
+        <w:t xml:space="preserve"> dan mengelola data yang tidak lengkap </w:t>
+      </w:r>
+      <w:r>
+        <w:t xml:space="preserve">atau hilang </w:t>
+      </w:r>
+      <w:r>
+        <w:fldChar w:fldCharType="begin"/>
+      </w:r>
+      <w:r>
+        <w:instrText xml:space="preserve"> ADDIN ZOTERO_ITEM CSL_CITATION {"citationID":"NdOcpOWm","properties":{"unsorted":false,"formattedCitation":"(Kurniansyah et al., 2025)","plainCitation":"(Kurniansyah et al., 2025)","noteIndex":0},"citationItems":[{"id":50,"uris":["http://zotero.org/users/19855583/items/CE6KDG5J"],"itemData":{"id":50,"type":"article-journal","abstract":"Stock market investment is gaining popularity, although predicting stock price fluctuations remains challenging. Accurate stock prediction models can assist investors in decision-making. In this research, a Long Short-Term Memory (LSTM) model was employed to make predictions regarding the stock prices of BBCA based on daily historical data from January 1 2015 to January 1 2025. The data was gathered from the Yahoo Finance website, utilizing only the closing price ('close') variable. The research process included data pre-processing, Min-Max normalization, LSTM modeling with varying timesteps (30, 60, 90 days), and evaluation of prediction results. The LSTM model was built with two LSTM layers, a dropout layer, and a final dense layer, and its training involved the application of the mean_squared_error loss function and Adam optimizer. Evaluation results showed that the model configuration with 60 timesteps achieved optimal performance with a RMSE of 114.17, MAPE percentage of 0.96%, and an R-Squared of 0.98, indicating highly accurate and reliable predictions. This study demonstrated that LSTM is an effective model for stock price prediction based on time series data.","issue":"2","language":"id","source":"Zotero","title":"Implementasi Model Long Short Term Memory (LSTM) dalam Prediksi Harga Saham","volume":"6","author":[{"family":"Kurniansyah","given":"Juliandi"},{"family":"Gusti","given":"Siska Kurnia"},{"family":"Yanto","given":"Febi"},{"family":"Affandes","given":"Muhammad"}],"issued":{"date-parts":[["2025"]]}}}],"schema":"https://github.com/citation-style-language/schema/raw/master/csl-citation.json"} </w:instrText>
+      </w:r>
+      <w:r>
+        <w:fldChar w:fldCharType="separate"/>
+      </w:r>
+      <w:r>
+        <w:rPr>
+          <w:rFonts w:cs="Times New Roman"/>
+        </w:rPr>
+        <w:t>(Kurniansyah et al., 2025)</w:t>
+      </w:r>
+      <w:r>
+        <w:fldChar w:fldCharType="end"/>
+      </w:r>
+      <w:r>
+        <w:t xml:space="preserve">. </w:t>
+      </w:r>
+    </w:p>
+    <w:p>
+      <w:pPr>
+        <w:pStyle w:val="ListParagraph"/>
+        <w:numPr>
+          <w:ilvl w:val="0"/>
+          <w:numId w:val="32"/>
+        </w:numPr>
+      </w:pPr>
+      <w:r>
+        <w:t>Normalisasi Data (</w:t>
+      </w:r>
+      <w:r>
+        <w:rPr>
+          <w:i/>
+          <w:iCs/>
+        </w:rPr>
+        <w:t>MinMaxScaler</w:t>
+      </w:r>
+      <w:r>
+        <w:t>)</w:t>
+      </w:r>
+    </w:p>
+    <w:p>
+      <w:pPr>
+        <w:pStyle w:val="ListParagraph"/>
+      </w:pPr>
+      <w:r>
+        <w:lastRenderedPageBreak/>
+        <w:t xml:space="preserve">LSTM beroperasi dengan perkalian metriks secara berulang menggunakan fungsi derivatif seperti </w:t>
+      </w:r>
+      <w:r>
+        <w:rPr>
+          <w:i/>
+          <w:iCs/>
+        </w:rPr>
+        <w:t>tanh</w:t>
+      </w:r>
+      <w:r>
+        <w:t xml:space="preserve"> dan </w:t>
+      </w:r>
+      <w:r>
+        <w:rPr>
+          <w:i/>
+          <w:iCs/>
+        </w:rPr>
+        <w:t>sigmoid</w:t>
+      </w:r>
+      <w:r>
+        <w:t>. Jika data harga komoditas dibiarkan beroperasi dalam skala mentah (seperti nilai Rp</w:t>
+      </w:r>
+      <w:r>
+        <w:t xml:space="preserve">45.000), fitur dengan rentang nilai besar akan mendominasi dan menyebabkan </w:t>
+      </w:r>
+      <w:r>
+        <w:t xml:space="preserve">bias pada hasil prediksi </w:t>
+      </w:r>
+      <w:r>
+        <w:fldChar w:fldCharType="begin"/>
+      </w:r>
+      <w:r>
+        <w:instrText xml:space="preserve"> ADDIN ZOTERO_ITEM CSL_CITATION {"citationID":"VawQGeWZ","properties":{"unsorted":false,"formattedCitation":"(Sitohang, 2025)","plainCitation":"(Sitohang, 2025)","noteIndex":0},"citationItems":[{"id":54,"uris":["http://zotero.org/users/19855583/items/9YXFF8YL"],"itemData":{"id":54,"type":"article-journal","abstract":"In the competitive food and beverage industry sector, the ability to accurately predict demand is crucial to supporting effective production and marketing strategies. Chintari Cake and Cookies, a small and medium-sized enterprise (SME) specializing in homemade cakes and cookies, faces challenges in dealing with unpredictable demand fluctuations. This study aims to forecast daily sales using the Long Short-Term Memory (LSTM) algorithm, a type of Recurrent Neural Network (RNN) known for its effectiveness in processing sequential data and recognizing long-term patterns. LSTM was chosen due to its advantages over conventional statistical methods such as ARIMA, particularly in terms of prediction accuracy. Five years of historical sales data were used as model input, which was then processed through preprocessing stages before training the LSTM model. The prediction results were evaluated using RMSE (Root Mean Square Error) and MAPE (Mean Absolute Percentage Error) metrics. The results showed an RMSE value of 6.752 and a MAPE value of 6.792, indicating a low prediction error rate. These findings demonstrate that the LSTM algorithm can serve as an effective solution for SMEs in improving the accuracy of production planning and inventory management based on historical data patterns.","issue":"03","language":"id","source":"Zotero","title":"IMPLEMENTASI NEURAL NETWORK DENGAN METODE LSTM UNTUK PREDIKSI PENJUALAN CHINTARI CAKE AND COOKIES","volume":"13","author":[{"family":"Sitohang","given":"Sunarsan"}],"issued":{"date-parts":[["2025"]]}}}],"schema":"https://github.com/citation-style-language/schema/raw/master/csl-citation.json"} </w:instrText>
+      </w:r>
+      <w:r>
+        <w:fldChar w:fldCharType="separate"/>
+      </w:r>
+      <w:r>
+        <w:rPr>
+          <w:rFonts w:cs="Times New Roman"/>
+        </w:rPr>
+        <w:t>(Sitohang, 2025)</w:t>
+      </w:r>
+      <w:r>
+        <w:fldChar w:fldCharType="end"/>
+      </w:r>
+      <w:r>
+        <w:t xml:space="preserve">. Solusi utamanya adalah menerapkan </w:t>
+      </w:r>
+      <w:r>
+        <w:rPr>
+          <w:i/>
+          <w:iCs/>
+        </w:rPr>
+        <w:t>Min-Max Scaling</w:t>
+      </w:r>
+      <w:r>
+        <w:t xml:space="preserve">, yaitu teknik transformasi pra-pemrosesan yang mengekang setiap fitur ke dalam rentang seragam absolut antara angka 0 hingga 1 </w:t>
+      </w:r>
+      <w:r>
+        <w:fldChar w:fldCharType="begin"/>
+      </w:r>
+      <w:r>
+        <w:instrText xml:space="preserve"> ADDIN ZOTERO_ITEM CSL_CITATION {"citationID":"qSJ5OtLy","properties":{"unsorted":false,"formattedCitation":"(Sitohang, 2025)","plainCitation":"(Sitohang, 2025)","noteIndex":0},"citationItems":[{"id":54,"uris":["http://zotero.org/users/19855583/items/9YXFF8YL"],"itemData":{"id":54,"type":"article-journal","abstract":"In the competitive food and beverage industry sector, the ability to accurately predict demand is crucial to supporting effective production and marketing strategies. Chintari Cake and Cookies, a small and medium-sized enterprise (SME) specializing in homemade cakes and cookies, faces challenges in dealing with unpredictable demand fluctuations. This study aims to forecast daily sales using the Long Short-Term Memory (LSTM) algorithm, a type of Recurrent Neural Network (RNN) known for its effectiveness in processing sequential data and recognizing long-term patterns. LSTM was chosen due to its advantages over conventional statistical methods such as ARIMA, particularly in terms of prediction accuracy. Five years of historical sales data were used as model input, which was then processed through preprocessing stages before training the LSTM model. The prediction results were evaluated using RMSE (Root Mean Square Error) and MAPE (Mean Absolute Percentage Error) metrics. The results showed an RMSE value of 6.752 and a MAPE value of 6.792, indicating a low prediction error rate. These findings demonstrate that the LSTM algorithm can serve as an effective solution for SMEs in improving the accuracy of production planning and inventory management based on historical data patterns.","issue":"03","language":"id","source":"Zotero","title":"IMPLEMENTASI NEURAL NETWORK DENGAN METODE LSTM UNTUK PREDIKSI PENJUALAN CHINTARI CAKE AND COOKIES","volume":"13","author":[{"family":"Sitohang","given":"Sunarsan"}],"issued":{"date-parts":[["2025"]]}}}],"schema":"https://github.com/citation-style-language/schema/raw/master/csl-citation.json"} </w:instrText>
+      </w:r>
+      <w:r>
+        <w:fldChar w:fldCharType="separate"/>
+      </w:r>
+      <w:r>
+        <w:rPr>
+          <w:rFonts w:cs="Times New Roman"/>
+        </w:rPr>
+        <w:t>(Sitohang, 2025)</w:t>
+      </w:r>
+      <w:r>
+        <w:fldChar w:fldCharType="end"/>
+      </w:r>
+      <w:r>
+        <w:t xml:space="preserve">. </w:t>
+      </w:r>
+      <w:r>
+        <w:t xml:space="preserve">Persamaan normalisasi Min-Max didefinisikan sebagai: </w:t>
+      </w:r>
+    </w:p>
+    <w:p>
+      <w:pPr>
+        <w:pStyle w:val="Quote"/>
+        <w:rPr>
+          <w:rFonts w:eastAsiaTheme="minorEastAsia"/>
+        </w:rPr>
+      </w:pPr>
+      <m:oMathPara>
+        <m:oMath>
+          <m:sSup>
+            <m:sSupPr>
+              <m:ctrlPr>
+                <w:rPr>
+                  <w:rFonts w:ascii="Cambria Math" w:hAnsi="Cambria Math"/>
+                  <w:i/>
+                </w:rPr>
+              </m:ctrlPr>
+            </m:sSupPr>
+            <m:e>
+              <m:r>
+                <w:rPr>
+                  <w:rFonts w:ascii="Cambria Math" w:hAnsi="Cambria Math"/>
+                </w:rPr>
+                <m:t>X</m:t>
+              </m:r>
+            </m:e>
+            <m:sup>
+              <m:r>
+                <w:rPr>
+                  <w:rFonts w:ascii="Cambria Math" w:hAnsi="Cambria Math"/>
+                </w:rPr>
+                <m:t>'</m:t>
+              </m:r>
+            </m:sup>
+          </m:sSup>
+          <m:r>
+            <w:rPr>
+              <w:rFonts w:ascii="Cambria Math" w:hAnsi="Cambria Math"/>
+            </w:rPr>
+            <m:t xml:space="preserve">= </m:t>
+          </m:r>
+          <m:f>
+            <m:fPr>
+              <m:ctrlPr>
+                <w:rPr>
+                  <w:rFonts w:ascii="Cambria Math" w:hAnsi="Cambria Math"/>
+                  <w:i/>
+                </w:rPr>
+              </m:ctrlPr>
+            </m:fPr>
+            <m:num>
+              <m:r>
+                <w:rPr>
+                  <w:rFonts w:ascii="Cambria Math" w:hAnsi="Cambria Math"/>
+                </w:rPr>
+                <m:t xml:space="preserve">X- </m:t>
+              </m:r>
+              <m:sSub>
+                <m:sSubPr>
+                  <m:ctrlPr>
+                    <w:rPr>
+                      <w:rFonts w:ascii="Cambria Math" w:hAnsi="Cambria Math"/>
+                      <w:i/>
+                    </w:rPr>
+                  </m:ctrlPr>
+                </m:sSubPr>
+                <m:e>
+                  <m:r>
+                    <w:rPr>
+                      <w:rFonts w:ascii="Cambria Math" w:hAnsi="Cambria Math"/>
+                    </w:rPr>
+                    <m:t>X</m:t>
+                  </m:r>
+                </m:e>
+                <m:sub>
+                  <m:r>
+                    <w:rPr>
+                      <w:rFonts w:ascii="Cambria Math" w:hAnsi="Cambria Math"/>
+                    </w:rPr>
+                    <m:t>min</m:t>
+                  </m:r>
+                </m:sub>
+              </m:sSub>
+            </m:num>
+            <m:den>
+              <m:sSub>
+                <m:sSubPr>
+                  <m:ctrlPr>
+                    <w:rPr>
+                      <w:rFonts w:ascii="Cambria Math" w:hAnsi="Cambria Math"/>
+                      <w:i/>
+                    </w:rPr>
+                  </m:ctrlPr>
+                </m:sSubPr>
+                <m:e>
+                  <m:r>
+                    <w:rPr>
+                      <w:rFonts w:ascii="Cambria Math" w:hAnsi="Cambria Math"/>
+                    </w:rPr>
+                    <m:t>X</m:t>
+                  </m:r>
+                </m:e>
+                <m:sub>
+                  <m:r>
+                    <w:rPr>
+                      <w:rFonts w:ascii="Cambria Math" w:hAnsi="Cambria Math"/>
+                    </w:rPr>
+                    <m:t>max</m:t>
+                  </m:r>
+                </m:sub>
+              </m:sSub>
+              <m:r>
+                <w:rPr>
+                  <w:rFonts w:ascii="Cambria Math" w:hAnsi="Cambria Math"/>
+                </w:rPr>
+                <m:t xml:space="preserve">- </m:t>
+              </m:r>
+              <m:sSub>
+                <m:sSubPr>
+                  <m:ctrlPr>
+                    <w:rPr>
+                      <w:rFonts w:ascii="Cambria Math" w:hAnsi="Cambria Math"/>
+                      <w:i/>
+                    </w:rPr>
+                  </m:ctrlPr>
+                </m:sSubPr>
+                <m:e>
+                  <m:r>
+                    <w:rPr>
+                      <w:rFonts w:ascii="Cambria Math" w:hAnsi="Cambria Math"/>
+                    </w:rPr>
+                    <m:t>X</m:t>
+                  </m:r>
+                </m:e>
+                <m:sub>
+                  <m:r>
+                    <w:rPr>
+                      <w:rFonts w:ascii="Cambria Math" w:hAnsi="Cambria Math"/>
+                    </w:rPr>
+                    <m:t>min</m:t>
+                  </m:r>
+                </m:sub>
+              </m:sSub>
+            </m:den>
+          </m:f>
+        </m:oMath>
+      </m:oMathPara>
+    </w:p>
+    <w:p>
+      <w:pPr>
+        <w:pStyle w:val="ListParagraph"/>
+      </w:pPr>
+      <w:r>
+        <w:t xml:space="preserve">Dimana </w:t>
+      </w:r>
+      <m:oMath>
+        <m:sSup>
+          <m:sSupPr>
+            <m:ctrlPr>
+              <w:rPr>
+                <w:rFonts w:ascii="Cambria Math" w:hAnsi="Cambria Math"/>
+                <w:i/>
+              </w:rPr>
+            </m:ctrlPr>
+          </m:sSupPr>
+          <m:e>
+            <m:r>
+              <w:rPr>
+                <w:rFonts w:ascii="Cambria Math" w:hAnsi="Cambria Math"/>
+              </w:rPr>
+              <m:t>X</m:t>
+            </m:r>
+          </m:e>
+          <m:sup>
+            <m:r>
+              <w:rPr>
+                <w:rFonts w:ascii="Cambria Math" w:hAnsi="Cambria Math"/>
+              </w:rPr>
+              <m:t>'</m:t>
+            </m:r>
+          </m:sup>
+        </m:sSup>
+      </m:oMath>
+      <w:r>
+        <w:rPr>
+          <w:rFonts w:eastAsiaTheme="minorEastAsia"/>
+        </w:rPr>
+        <w:t xml:space="preserve"> mewakili data yang telah dinormalisasi, </w:t>
+      </w:r>
+      <m:oMath>
+        <m:r>
+          <w:rPr>
+            <w:rFonts w:ascii="Cambria Math" w:eastAsiaTheme="minorEastAsia" w:hAnsi="Cambria Math"/>
+          </w:rPr>
+          <m:t>X</m:t>
+        </m:r>
+      </m:oMath>
+      <w:r>
+        <w:rPr>
+          <w:rFonts w:eastAsiaTheme="minorEastAsia"/>
+        </w:rPr>
+        <w:t xml:space="preserve"> mewakili data harga historis asli, </w:t>
+      </w:r>
+      <m:oMath>
+        <m:sSub>
+          <m:sSubPr>
+            <m:ctrlPr>
+              <w:rPr>
+                <w:rFonts w:ascii="Cambria Math" w:eastAsiaTheme="minorEastAsia" w:hAnsi="Cambria Math"/>
+                <w:i/>
+              </w:rPr>
+            </m:ctrlPr>
+          </m:sSubPr>
+          <m:e>
+            <m:r>
+              <w:rPr>
+                <w:rFonts w:ascii="Cambria Math" w:eastAsiaTheme="minorEastAsia" w:hAnsi="Cambria Math"/>
+              </w:rPr>
+              <m:t>X</m:t>
+            </m:r>
+          </m:e>
+          <m:sub>
+            <m:r>
+              <w:rPr>
+                <w:rFonts w:ascii="Cambria Math" w:eastAsiaTheme="minorEastAsia" w:hAnsi="Cambria Math"/>
+              </w:rPr>
+              <m:t>min</m:t>
+            </m:r>
+          </m:sub>
+        </m:sSub>
+      </m:oMath>
+      <w:r>
+        <w:rPr>
+          <w:rFonts w:eastAsiaTheme="minorEastAsia"/>
+        </w:rPr>
+        <w:t xml:space="preserve"> adalah harga termurah sepanjang rekaman data, dan </w:t>
+      </w:r>
+      <m:oMath>
+        <m:sSub>
+          <m:sSubPr>
+            <m:ctrlPr>
+              <w:rPr>
+                <w:rFonts w:ascii="Cambria Math" w:eastAsiaTheme="minorEastAsia" w:hAnsi="Cambria Math"/>
+                <w:i/>
+              </w:rPr>
+            </m:ctrlPr>
+          </m:sSubPr>
+          <m:e>
+            <m:r>
+              <w:rPr>
+                <w:rFonts w:ascii="Cambria Math" w:eastAsiaTheme="minorEastAsia" w:hAnsi="Cambria Math"/>
+              </w:rPr>
+              <m:t>X</m:t>
+            </m:r>
+          </m:e>
+          <m:sub>
+            <m:r>
+              <w:rPr>
+                <w:rFonts w:ascii="Cambria Math" w:eastAsiaTheme="minorEastAsia" w:hAnsi="Cambria Math"/>
+              </w:rPr>
+              <m:t>max</m:t>
+            </m:r>
+          </m:sub>
+        </m:sSub>
+      </m:oMath>
+      <w:r>
+        <w:rPr>
+          <w:rFonts w:eastAsiaTheme="minorEastAsia"/>
+        </w:rPr>
+        <w:t xml:space="preserve"> adalah harga termahal dalam rekaman data. </w:t>
+      </w:r>
+    </w:p>
+    <w:p>
+      <w:pPr>
+        <w:pStyle w:val="ListParagraph"/>
+        <w:numPr>
+          <w:ilvl w:val="0"/>
+          <w:numId w:val="32"/>
+        </w:numPr>
+      </w:pPr>
+      <w:r>
+        <w:t xml:space="preserve">Metode </w:t>
+      </w:r>
+      <w:r>
+        <w:rPr>
+          <w:i/>
+          <w:iCs/>
+        </w:rPr>
+        <w:t>Sliding Window</w:t>
+      </w:r>
+    </w:p>
+    <w:p>
+      <w:pPr>
+        <w:pStyle w:val="ListParagraph"/>
+      </w:pPr>
+      <w:r>
+        <w:t xml:space="preserve">Sliding window adalah teknik yang digunakan untuk mengubah data deret waktu menjadi kumpulan potongan data berurutan dengan panjang jendela tertentu. </w:t>
+      </w:r>
+      <w:r>
+        <w:t>Arsitektur LSTM pada dasarnya adalah bagian dari pemelajaran terarah (supervised training), dimana ia memerlukan sepasang data berisi fitur/masukan (</w:t>
+      </w:r>
+      <m:oMath>
+        <m:r>
+          <w:rPr>
+            <w:rFonts w:ascii="Cambria Math" w:hAnsi="Cambria Math"/>
+          </w:rPr>
+          <m:t>X</m:t>
+        </m:r>
+      </m:oMath>
+      <w:r>
+        <w:t>) dan target/keluaran (</w:t>
+      </w:r>
+      <m:oMath>
+        <m:r>
+          <w:rPr>
+            <w:rFonts w:ascii="Cambria Math" w:hAnsi="Cambria Math"/>
+          </w:rPr>
+          <m:t>Y</m:t>
+        </m:r>
+      </m:oMath>
+      <w:r>
+        <w:t xml:space="preserve">). Oleh karena data mentah time series hanya berbentuk satu deret kolom harga yang menjual lurus ke bawah, digunakan metode penataan sliding window </w:t>
+      </w:r>
+      <w:r>
+        <w:fldChar w:fldCharType="begin"/>
+      </w:r>
+      <w:r>
+        <w:instrText xml:space="preserve"> ADDIN ZOTERO_ITEM CSL_CITATION {"citationID":"oKh7v429","properties":{"unsorted":false,"formattedCitation":"(Putri et al., 2025)","plainCitation":"(Putri et al., 2025)","noteIndex":0},"citationItems":[{"id":56,"uris":["http://zotero.org/users/19855583/items/DEJ94VID"],"itemData":{"id":56,"type":"article-journal","abstract":"Stock price prediction presents a significant yet intricate challenge in financial forecasting, primarily due to volatile market dynamics and the nonlinear nature of data. This study investigates the efficacy of the Long Short-Term Memory (LSTM) model, a specialized Recurrent Neural Network (RNN), for forecasting the stock price of PT. Malindo Feedmill, Tbk., a publicly listed agribusiness firm on the Indonesia Stock Exchange. A five-year historical dataset of daily stock prices (open, high, low, close, volume) was utilized. Preprocessing involved data normalization, the application of a sliding window approach, and partitioning the data into training and testing subsets. The LSTM model was trained on sequential closing prices to effectively learn and model long-term dependencies inherent in stock price movements. The model's predictive performance was rigorously assessed using Mean Absolute Error (MAE), Root Mean Squared Error (RMSE), and Mean Absolute Percentage Error (MAPE) metrics. Our results reveal that the LSTM model adeptly captures price trends, yielding a low MAPE of 3.47% on the test set. Comparative analysis against traditional models like linear regression confirms that LSTM provides superior accuracy and robustness, especially under volatile market conditions. This research highlights the significant potential of deep learning models in facilitating smarter investment decisions within the Indonesian agricultural sector. Subsequent work will aim to integrate sentiment analysis and macroeconomic indicators to further improve real-time predictive accuracy..","issue":"3","language":"id","source":"Zotero","title":"Prediksi Harga Saham Malindo Feedmill Tbk. (MAIN) Menggunakan Jaringan Saraf Tiruan Long Short-Term Memory (LSTM)","volume":"6","author":[{"family":"Putri","given":"Vivin Mahat"},{"family":"Zain","given":"M Syafrizal"},{"family":"Darma","given":"Satria Agus"}],"issued":{"date-parts":[["2025"]]}}}],"schema":"https://github.com/citation-style-language/schema/raw/master/csl-citation.json"} </w:instrText>
+      </w:r>
+      <w:r>
+        <w:fldChar w:fldCharType="separate"/>
+      </w:r>
+      <w:r>
+        <w:t>(Putri et al., 2025)</w:t>
+      </w:r>
+      <w:r>
+        <w:fldChar w:fldCharType="end"/>
+      </w:r>
+      <w:r>
+        <w:t xml:space="preserve">. </w:t>
+      </w:r>
+      <w:r>
+        <w:t>Teknik ini memungkinkan model seperti LSTM memahami hubungan temporal antar data secara efektif dan menghasilkan prediksi yang lebih akurat terhadap nilai masa depan</w:t>
+      </w:r>
+      <w:r>
+        <w:t xml:space="preserve"> </w:t>
+      </w:r>
+      <w:r>
+        <w:fldChar w:fldCharType="begin"/>
+      </w:r>
+      <w:r>
+        <w:instrText xml:space="preserve"> ADDIN ZOTERO_ITEM CSL_CITATION {"citationID":"dfyvNG1o","properties":{"unsorted":false,"formattedCitation":"(Radho et al., 2022)","plainCitation":"(Radho et al., 2022)","noteIndex":0},"citationItems":[{"id":58,"uris":["http://zotero.org/users/19855583/items/AY6NJDRM"],"itemData":{"id":58,"type":"article-journal","abstract":"COVID-19 is a disease that attacks the respiratory system caused by the coronavirus. The spread of COVID-19 has made the world restless, including Indonesia. Forecasting the number of COVID-19 cases in Indonesia needs to be done because it is expected to prevent or reduce the number of COVID-19 cases in Indonesia. One of the methods used in this research is to predict the number of COVID-19 cases using Backpropagation Neural Network and Sliding Windows by utilizing daily historical data on the number of COVID-19 cases in Indonesia. The data used in this study is historical data on the number of cases from March 2020 to April 2021. The historical data for the addition of the number of cases is displayed using the Sliding Windows concept approach based on the window sizes used, namely 2, 3, 4, and 5. Windows size reflects the number of days as an input layer variable on the Backpropagation architecture to predict the number of cases the next day. The prediction results obtained with the smallest Sum Squared Error value in network testing is 0.69 as a high predictive accuracy value. The network architecture with the smallest SSE using 3 input layers, 6 hidden layer neurons, and 1 output layer can be knowledge that can help the government in predicting the number of COVID-19 cases in Indonesia in the future.","container-title":"Jurnal Sistem Informasi dan Komputer Terapan Indonesia (JSIKTI)","DOI":"10.33173/jsikti.123","ISSN":"2655-7290, 2655-2183","issue":"1","journalAbbreviation":". Sistem Inf. Komput. Terap. Indones.","language":"id","license":"http://creativecommons.org/licenses/by-sa/4.0","page":"12-23","source":"DOI.org (Crossref)","title":"Prediksi Jumlah Kasus COVID-19 Menggunakan Teknik Sliding Wondows dengan Metode BPNN","volume":"4","author":[{"family":"Radho","given":"Alpolinaris Edius"},{"family":"Sugiartawan","given":"Putu"},{"family":"Santiago","given":"Gede Agus"}],"issued":{"date-parts":[["2022",1,14]]}}}],"schema":"https://github.com/citation-style-language/schema/raw/master/csl-citation.json"} </w:instrText>
+      </w:r>
+      <w:r>
+        <w:fldChar w:fldCharType="separate"/>
+      </w:r>
+      <w:r>
+        <w:rPr>
+          <w:rFonts w:cs="Times New Roman"/>
+        </w:rPr>
+        <w:t>(Radho et al., 2022)</w:t>
+      </w:r>
+      <w:r>
+        <w:fldChar w:fldCharType="end"/>
+      </w:r>
+      <w:r>
+        <w:t xml:space="preserve">. </w:t>
+      </w:r>
+    </w:p>
+    <w:p>
+      <w:pPr>
+        <w:pStyle w:val="Heading3"/>
+      </w:pPr>
+      <w:r>
+        <w:rPr>
+          <w:i/>
+          <w:iCs/>
+        </w:rPr>
+        <w:t>Mean Absolute Error</w:t>
+      </w:r>
+      <w:r>
+        <w:t xml:space="preserve"> (MAE)</w:t>
+      </w:r>
+    </w:p>
+    <w:p>
+      <w:r>
+        <w:rPr>
+          <w:i/>
+          <w:iCs/>
+        </w:rPr>
+        <w:t>Mean Absolute Error</w:t>
+      </w:r>
+      <w:r>
+        <w:t xml:space="preserve"> (MAE) adalah metriks evaluasi statistik yang digunakan untuk mengukur tingkat keakuratan sebuah model peramalan dengan menghitung rata-rata dari nilau absolut selisih antara nilai prediksi dan nilai aktual. Penggunaan nilai absolut dalam MAE memastikan bahwa kesalahan bernilai negatif (prediksi </w:t>
+      </w:r>
+      <w:r>
+        <w:lastRenderedPageBreak/>
+        <w:t xml:space="preserve">terlalu rendah) dan kesalahan bernilai poditif (prediksi terlalu tinggi) tidak saling meniadakan saat dijumlahkan. Semakin kecil MAE yang dihasilkan, maka semakin baik dan akurat model komputasi tersebut dalam mengikuti pola aktual </w:t>
+      </w:r>
+      <w:r>
+        <w:fldChar w:fldCharType="begin"/>
+      </w:r>
+      <w:r>
+        <w:instrText xml:space="preserve"> ADDIN ZOTERO_ITEM CSL_CITATION {"citationID":"4hwCv2ez","properties":{"unsorted":false,"formattedCitation":"(Yulis et al., 2025)","plainCitation":"(Yulis et al., 2025)","noteIndex":0},"citationItems":[{"id":60,"uris":["http://zotero.org/users/19855583/items/XLYJQECQ"],"itemData":{"id":60,"type":"article-journal","abstract":"Forecasting raw material usage is a crucial aspect of supply chain management to enhance efficiency and reduce waste. This study compares forecasting results using the Weighted Moving Average (WMA) method based on two data scenarios: (1) WMA with actual usage from July 2024 to January 2025, with weights ranging from 1 to 7, and (2) WMA without actual usage (for the months being predicted), with weights ranging from 1 to 5 for WMA December and 1 to 6 for WMA January. Accuracy evaluation is conducted using Mean Absolute Error (MAE). The results indicate that the approach incorporating actual usage data for prediction yields more accurate forecasts compared to the approach without actual usage. This research can serve as a reference for optimizing raw material management in the manufacturing industry..","issue":"1","language":"id","source":"Zotero","title":"Analisis Perbandingan Peramalan Penggunaan Bahan Baku Menggunakan Metode Weighted Moving Average (WMA) dan Evaluasi dengan Mean Absolute Error (MAE)","author":[{"family":"Yulis","given":"Nurlina"},{"family":"Anhar","given":"Muh Alif"},{"family":"Rombe","given":"Anthony Saul"}],"issued":{"date-parts":[["2025"]]}}}],"schema":"https://github.com/citation-style-language/schema/raw/master/csl-citation.json"} </w:instrText>
+      </w:r>
+      <w:r>
+        <w:fldChar w:fldCharType="separate"/>
+      </w:r>
+      <w:r>
+        <w:rPr>
+          <w:rFonts w:cs="Times New Roman"/>
+        </w:rPr>
+        <w:t>(Yulis et al., 2025)</w:t>
+      </w:r>
+      <w:r>
+        <w:fldChar w:fldCharType="end"/>
+      </w:r>
+      <w:r>
+        <w:t xml:space="preserve">. </w:t>
+      </w:r>
+    </w:p>
+    <w:p>
+      <w:r>
+        <w:t xml:space="preserve">Keunggulan utama dari evaluasi menggunakan MAE adalah matriks ini memperlakukan setiap </w:t>
+      </w:r>
+      <w:r>
+        <w:rPr>
+          <w:i/>
+          <w:iCs/>
+        </w:rPr>
+        <w:t>error</w:t>
+      </w:r>
+      <w:r>
+        <w:t xml:space="preserve"> dengan bobot yang sama secara linier, sehingga sangat cocok untuk merepresentasikan deviasi rata-rata tanpa distorsi berlebihan oleh lonjakan data yang ekstrem (</w:t>
+      </w:r>
+      <w:r>
+        <w:rPr>
+          <w:i/>
+          <w:iCs/>
+        </w:rPr>
+        <w:t>outliners</w:t>
+      </w:r>
+      <w:r>
+        <w:t xml:space="preserve">). Rumus matematis untuk menghitung MAE adalah sebagai berikut: </w:t>
+      </w:r>
+    </w:p>
+    <w:p>
+      <w:pPr>
+        <w:pStyle w:val="Quote"/>
+        <w:ind w:left="0"/>
+        <w:rPr>
+          <w:rFonts w:eastAsiaTheme="minorEastAsia"/>
+        </w:rPr>
+      </w:pPr>
+      <m:oMathPara>
+        <m:oMathParaPr>
+          <m:jc m:val="center"/>
+        </m:oMathParaPr>
+        <m:oMath>
+          <m:r>
+            <w:rPr>
+              <w:rFonts w:ascii="Cambria Math" w:hAnsi="Cambria Math"/>
+            </w:rPr>
+            <m:t>MAE=</m:t>
+          </m:r>
+          <m:f>
+            <m:fPr>
+              <m:ctrlPr>
+                <w:rPr>
+                  <w:rFonts w:ascii="Cambria Math" w:hAnsi="Cambria Math"/>
+                </w:rPr>
+              </m:ctrlPr>
+            </m:fPr>
+            <m:num>
+              <m:r>
+                <w:rPr>
+                  <w:rFonts w:ascii="Cambria Math" w:hAnsi="Cambria Math"/>
+                </w:rPr>
+                <m:t>1</m:t>
+              </m:r>
+              <m:ctrlPr>
+                <w:rPr>
+                  <w:rFonts w:ascii="Cambria Math" w:hAnsi="Cambria Math"/>
+                  <w:i/>
+                </w:rPr>
+              </m:ctrlPr>
+            </m:num>
+            <m:den>
+              <m:r>
+                <w:rPr>
+                  <w:rFonts w:ascii="Cambria Math" w:hAnsi="Cambria Math"/>
+                </w:rPr>
+                <m:t>n</m:t>
+              </m:r>
+              <m:ctrlPr>
+                <w:rPr>
+                  <w:rFonts w:ascii="Cambria Math" w:hAnsi="Cambria Math"/>
+                  <w:i/>
+                </w:rPr>
+              </m:ctrlPr>
+            </m:den>
+          </m:f>
+          <m:nary>
+            <m:naryPr>
+              <m:chr m:val="∑"/>
+              <m:ctrlPr>
+                <w:rPr>
+                  <w:rFonts w:ascii="Cambria Math" w:hAnsi="Cambria Math"/>
+                </w:rPr>
+              </m:ctrlPr>
+            </m:naryPr>
+            <m:sub>
+              <m:r>
+                <w:rPr>
+                  <w:rFonts w:ascii="Cambria Math" w:hAnsi="Cambria Math"/>
+                </w:rPr>
+                <m:t>i=1</m:t>
+              </m:r>
+              <m:ctrlPr>
+                <w:rPr>
+                  <w:rFonts w:ascii="Cambria Math" w:hAnsi="Cambria Math"/>
+                  <w:i/>
+                </w:rPr>
+              </m:ctrlPr>
+            </m:sub>
+            <m:sup>
+              <m:r>
+                <w:rPr>
+                  <w:rFonts w:ascii="Cambria Math" w:hAnsi="Cambria Math"/>
+                </w:rPr>
+                <m:t>n</m:t>
+              </m:r>
+              <m:ctrlPr>
+                <w:rPr>
+                  <w:rFonts w:ascii="Cambria Math" w:hAnsi="Cambria Math"/>
+                  <w:i/>
+                </w:rPr>
+              </m:ctrlPr>
+            </m:sup>
+            <m:e>
+              <m:d>
+                <m:dPr>
+                  <m:begChr m:val="|"/>
+                  <m:endChr m:val="|"/>
+                  <m:ctrlPr>
+                    <w:rPr>
+                      <w:rFonts w:ascii="Cambria Math" w:hAnsi="Cambria Math"/>
+                      <w:i/>
+                    </w:rPr>
+                  </m:ctrlPr>
+                </m:dPr>
+                <m:e>
+                  <m:sSub>
+                    <m:sSubPr>
+                      <m:ctrlPr>
+                        <w:rPr>
+                          <w:rFonts w:ascii="Cambria Math" w:hAnsi="Cambria Math"/>
+                          <w:i/>
+                        </w:rPr>
+                      </m:ctrlPr>
+                    </m:sSubPr>
+                    <m:e>
+                      <m:r>
+                        <w:rPr>
+                          <w:rFonts w:ascii="Cambria Math" w:hAnsi="Cambria Math"/>
+                        </w:rPr>
+                        <m:t>Y</m:t>
+                      </m:r>
+                    </m:e>
+                    <m:sub>
+                      <m:r>
+                        <w:rPr>
+                          <w:rFonts w:ascii="Cambria Math" w:hAnsi="Cambria Math"/>
+                        </w:rPr>
+                        <m:t>i</m:t>
+                      </m:r>
+                    </m:sub>
+                  </m:sSub>
+                  <m:r>
+                    <w:rPr>
+                      <w:rFonts w:ascii="Cambria Math" w:hAnsi="Cambria Math"/>
+                    </w:rPr>
+                    <m:t>-</m:t>
+                  </m:r>
+                  <m:acc>
+                    <m:accPr>
+                      <m:ctrlPr>
+                        <w:rPr>
+                          <w:rFonts w:ascii="Cambria Math" w:hAnsi="Cambria Math"/>
+                        </w:rPr>
+                      </m:ctrlPr>
+                    </m:accPr>
+                    <m:e>
+                      <m:sSub>
+                        <m:sSubPr>
+                          <m:ctrlPr>
+                            <w:rPr>
+                              <w:rFonts w:ascii="Cambria Math" w:hAnsi="Cambria Math"/>
+                              <w:i/>
+                            </w:rPr>
+                          </m:ctrlPr>
+                        </m:sSubPr>
+                        <m:e>
+                          <m:r>
+                            <w:rPr>
+                              <w:rFonts w:ascii="Cambria Math" w:hAnsi="Cambria Math"/>
+                            </w:rPr>
+                            <m:t>Y</m:t>
+                          </m:r>
+                          <m:ctrlPr>
+                            <w:rPr>
+                              <w:rFonts w:ascii="Cambria Math" w:hAnsi="Cambria Math"/>
+                            </w:rPr>
+                          </m:ctrlPr>
+                        </m:e>
+                        <m:sub>
+                          <m:r>
+                            <w:rPr>
+                              <w:rFonts w:ascii="Cambria Math" w:hAnsi="Cambria Math"/>
+                            </w:rPr>
+                            <m:t>i</m:t>
+                          </m:r>
+                        </m:sub>
+                      </m:sSub>
+                    </m:e>
+                  </m:acc>
+                </m:e>
+              </m:d>
+              <m:ctrlPr>
+                <w:rPr>
+                  <w:rFonts w:ascii="Cambria Math" w:hAnsi="Cambria Math"/>
+                  <w:i/>
+                </w:rPr>
+              </m:ctrlPr>
+            </m:e>
+          </m:nary>
+        </m:oMath>
+      </m:oMathPara>
+    </w:p>
+    <w:p>
+      <w:r>
+        <w:t xml:space="preserve">Keterangan: </w:t>
+      </w:r>
+    </w:p>
+    <w:p>
+      <w:pPr>
+        <w:rPr>
+          <w:rFonts w:eastAsiaTheme="minorEastAsia"/>
+        </w:rPr>
+      </w:pPr>
+      <w:r>
+        <w:rPr>
+          <w:rFonts w:eastAsiaTheme="minorEastAsia"/>
+        </w:rPr>
+        <w:t xml:space="preserve">MAE = Nilai </w:t>
+      </w:r>
+      <w:r>
+        <w:rPr>
+          <w:i/>
+          <w:iCs/>
+        </w:rPr>
+        <w:t>Mean Absolute Error</w:t>
+      </w:r>
+    </w:p>
+    <w:p>
+      <w:pPr>
+        <w:rPr>
+          <w:rFonts w:eastAsiaTheme="minorEastAsia"/>
+        </w:rPr>
+      </w:pPr>
+      <m:oMath>
+        <m:r>
+          <w:rPr>
+            <w:rFonts w:ascii="Cambria Math" w:hAnsi="Cambria Math"/>
+          </w:rPr>
+          <m:t xml:space="preserve">n </m:t>
+        </m:r>
+      </m:oMath>
+      <w:r>
+        <w:rPr>
+          <w:rFonts w:eastAsiaTheme="minorEastAsia"/>
+        </w:rPr>
+        <w:t>= Jumlah observasi atau total data aktual yang diuji.</w:t>
+      </w:r>
+    </w:p>
+    <w:p>
+      <w:pPr>
+        <w:rPr>
+          <w:rFonts w:eastAsiaTheme="minorEastAsia"/>
+        </w:rPr>
+      </w:pPr>
+      <m:oMath>
+        <m:sSub>
+          <m:sSubPr>
+            <m:ctrlPr>
+              <w:rPr>
+                <w:rFonts w:ascii="Cambria Math" w:hAnsi="Cambria Math"/>
+                <w:i/>
+              </w:rPr>
+            </m:ctrlPr>
+          </m:sSubPr>
+          <m:e>
+            <m:r>
+              <w:rPr>
+                <w:rFonts w:ascii="Cambria Math" w:hAnsi="Cambria Math"/>
+              </w:rPr>
+              <m:t>Y</m:t>
+            </m:r>
+          </m:e>
+          <m:sub>
+            <m:r>
+              <w:rPr>
+                <w:rFonts w:ascii="Cambria Math" w:hAnsi="Cambria Math"/>
+              </w:rPr>
+              <m:t>i</m:t>
+            </m:r>
+          </m:sub>
+        </m:sSub>
+      </m:oMath>
+      <w:r>
+        <w:rPr>
+          <w:rFonts w:eastAsiaTheme="minorEastAsia"/>
+        </w:rPr>
+        <w:t xml:space="preserve"> = Nilai harga aktual pada langkah waktu ke-i</w:t>
+      </w:r>
+    </w:p>
+    <w:p>
+      <w:pPr>
+        <w:rPr>
+          <w:rFonts w:eastAsiaTheme="minorEastAsia"/>
+        </w:rPr>
+      </w:pPr>
+      <m:oMath>
+        <m:acc>
+          <m:accPr>
+            <m:ctrlPr>
+              <w:rPr>
+                <w:rFonts w:ascii="Cambria Math" w:hAnsi="Cambria Math"/>
+              </w:rPr>
+            </m:ctrlPr>
+          </m:accPr>
+          <m:e>
+            <m:sSub>
+              <m:sSubPr>
+                <m:ctrlPr>
+                  <w:rPr>
+                    <w:rFonts w:ascii="Cambria Math" w:hAnsi="Cambria Math"/>
+                    <w:i/>
+                  </w:rPr>
+                </m:ctrlPr>
+              </m:sSubPr>
+              <m:e>
+                <m:r>
+                  <w:rPr>
+                    <w:rFonts w:ascii="Cambria Math" w:hAnsi="Cambria Math"/>
+                  </w:rPr>
+                  <m:t>Y</m:t>
+                </m:r>
+                <m:ctrlPr>
+                  <w:rPr>
+                    <w:rFonts w:ascii="Cambria Math" w:hAnsi="Cambria Math"/>
+                  </w:rPr>
+                </m:ctrlPr>
+              </m:e>
+              <m:sub>
+                <m:r>
+                  <w:rPr>
+                    <w:rFonts w:ascii="Cambria Math" w:hAnsi="Cambria Math"/>
+                  </w:rPr>
+                  <m:t>i</m:t>
+                </m:r>
+              </m:sub>
+            </m:sSub>
+          </m:e>
+        </m:acc>
+      </m:oMath>
+      <w:r>
+        <w:rPr>
+          <w:rFonts w:eastAsiaTheme="minorEastAsia"/>
+        </w:rPr>
+        <w:t xml:space="preserve"> = Nilai harga hasil prediksi dari model LSTM pada langkah waktu ke=i</w:t>
+      </w:r>
+    </w:p>
+    <w:p>
+      <w:pPr>
+        <w:pStyle w:val="Heading3"/>
+      </w:pPr>
+      <w:r>
+        <w:rPr>
+          <w:i/>
+          <w:iCs/>
+        </w:rPr>
+        <w:t>Root Mean Square Error</w:t>
+      </w:r>
+      <w:r>
+        <w:t xml:space="preserve"> (RMSE)</w:t>
+      </w:r>
+    </w:p>
+    <w:p>
+      <w:r>
+        <w:rPr>
+          <w:i/>
+          <w:iCs/>
+        </w:rPr>
+        <w:t>Root Mean Square Error</w:t>
+      </w:r>
+      <w:r>
+        <w:t xml:space="preserve"> (RMSE) adalah teknik metrik evaluasi komparatif yang menghitung akar kuadrat dari rata-rata kuadrat selisih antara nilai aktual di lapangan dan nilai yang diproyeksikan oleh model. Berbeda dengan MAE yang memperlakukan semua galat secara proporsional, RMSE bekerja dahulu menguadratkan setiap nilai deviasi sebelum dirata-ratakan. Mekanisme matematis ini memberikan penalti atau bobot kesalahan yang jauh lebih besar terhadap prediksi yang menyimpang sangat jauh dari nilai sebenarnya </w:t>
+      </w:r>
+      <w:r>
+        <w:fldChar w:fldCharType="begin"/>
+      </w:r>
+      <w:r>
+        <w:instrText xml:space="preserve"> ADDIN ZOTERO_ITEM CSL_CITATION {"citationID":"TEH6DxxL","properties":{"unsorted":false,"formattedCitation":"(Ayu Elisya Natama Sianturi et al., 2025)","plainCitation":"(Ayu Elisya Natama Sianturi et al., 2025)","noteIndex":0},"citationItems":[{"id":62,"uris":["http://zotero.org/users/19855583/items/6226GLME"],"itemData":{"id":62,"type":"article-journal","abstract":"This study aims to predict graduate admission outcomes using a Neural Network approach implemented in RapidMiner. The dataset was processed through a series of stages, including data cleaning, normalization, and model training, to ensure optimal learning quality. Model performance was assessed using the Root Mean Square Error (RMSE) metric. The resulting RMSE score of 0.054 indicates a low level of prediction error and demonstrates that the constructed model performs reliably. These findings highlight the potential of Neural Networks as an effective analytical tool for estimating student admission likelihood with higher accuracy and supporting data-driven decision-making in the selection process.","container-title":"Jurnal Riset Teknik Komputer","DOI":"10.69714/q509nv83","ISSN":"3047-9819, 3047-3233","issue":"4","journalAbbreviation":"JURTIKOM","language":"id","license":"https://creativecommons.org/licenses/by-sa/4.0","page":"85-95","source":"DOI.org (Crossref)","title":"PREDIKSI PENERIMAAN MAHASISWA MENGGUNAKAN NEURAL NETWORK BERBASIS RAPIDMINER PADA DATA GRADUATE ADMISSION","volume":"2","author":[{"literal":"Ayu Elisya Natama Sianturi"},{"literal":"Arron Mosses Jhon Hadi"},{"literal":"Andri Wijaya"}],"issued":{"date-parts":[["2025",12,18]]}}}],"schema":"https://github.com/citation-style-language/schema/raw/master/csl-citation.json"} </w:instrText>
+      </w:r>
+      <w:r>
+        <w:fldChar w:fldCharType="separate"/>
+      </w:r>
+      <w:r>
+        <w:rPr>
+          <w:rFonts w:cs="Times New Roman"/>
+        </w:rPr>
+        <w:t>(Ayu Elisya Natama Sianturi et al., 2025)</w:t>
+      </w:r>
+      <w:r>
+        <w:fldChar w:fldCharType="end"/>
+      </w:r>
+      <w:r>
+        <w:t>.</w:t>
+      </w:r>
+    </w:p>
+    <w:p>
+      <w:r>
+        <w:t xml:space="preserve">Dalam konteks prediksi harga komoditas pangan yang sering kali mengalami fluktuasi tajam atau guncangan pasar mendadak, RMSE menjadi instrumen validasi </w:t>
+      </w:r>
+      <w:r>
+        <w:lastRenderedPageBreak/>
+        <w:t xml:space="preserve">yang krusial. Apabila model LSTM gagal beradaptasi </w:t>
+      </w:r>
+      <w:r>
+        <w:t xml:space="preserve">terhadap lonjakan ekstrem, nilai RMSE yang dihasilkan akan membengkak secara signifikan. Model dinyatakan berkinerja unggul apabila nilai RMSE yang dihasilkan tereduksi mendekati angka nol </w:t>
+      </w:r>
+      <w:r>
+        <w:fldChar w:fldCharType="begin"/>
+      </w:r>
+      <w:r>
+        <w:instrText xml:space="preserve"> ADDIN ZOTERO_ITEM CSL_CITATION {"citationID":"noogdeaD","properties":{"unsorted":false,"formattedCitation":"(Ayu Elisya Natama Sianturi et al., 2025)","plainCitation":"(Ayu Elisya Natama Sianturi et al., 2025)","noteIndex":0},"citationItems":[{"id":62,"uris":["http://zotero.org/users/19855583/items/6226GLME"],"itemData":{"id":62,"type":"article-journal","abstract":"This study aims to predict graduate admission outcomes using a Neural Network approach implemented in RapidMiner. The dataset was processed through a series of stages, including data cleaning, normalization, and model training, to ensure optimal learning quality. Model performance was assessed using the Root Mean Square Error (RMSE) metric. The resulting RMSE score of 0.054 indicates a low level of prediction error and demonstrates that the constructed model performs reliably. These findings highlight the potential of Neural Networks as an effective analytical tool for estimating student admission likelihood with higher accuracy and supporting data-driven decision-making in the selection process.","container-title":"Jurnal Riset Teknik Komputer","DOI":"10.69714/q509nv83","ISSN":"3047-9819, 3047-3233","issue":"4","journalAbbreviation":"JURTIKOM","language":"id","license":"https://creativecommons.org/licenses/by-sa/4.0","page":"85-95","source":"DOI.org (Crossref)","title":"PREDIKSI PENERIMAAN MAHASISWA MENGGUNAKAN NEURAL NETWORK BERBASIS RAPIDMINER PADA DATA GRADUATE ADMISSION","volume":"2","author":[{"literal":"Ayu Elisya Natama Sianturi"},{"literal":"Arron Mosses Jhon Hadi"},{"literal":"Andri Wijaya"}],"issued":{"date-parts":[["2025",12,18]]}}}],"schema":"https://github.com/citation-style-language/schema/raw/master/csl-citation.json"} </w:instrText>
+      </w:r>
+      <w:r>
+        <w:fldChar w:fldCharType="separate"/>
+      </w:r>
+      <w:r>
+        <w:rPr>
+          <w:rFonts w:cs="Times New Roman"/>
+        </w:rPr>
+        <w:t>(Ayu Elisya Natama Sianturi et al., 2025)</w:t>
+      </w:r>
+      <w:r>
+        <w:fldChar w:fldCharType="end"/>
+      </w:r>
+      <w:r>
+        <w:t xml:space="preserve">. Rumus matematis RMSE dinyatakan sebagai berikut: </w:t>
+      </w:r>
+    </w:p>
+    <w:p>
+      <w:pPr>
+        <w:pStyle w:val="Quote"/>
+        <w:ind w:left="0"/>
+        <w:rPr>
+          <w:rFonts w:eastAsiaTheme="minorEastAsia"/>
+        </w:rPr>
+      </w:pPr>
+      <m:oMathPara>
+        <m:oMath>
+          <m:r>
+            <w:rPr>
+              <w:rFonts w:ascii="Cambria Math" w:hAnsi="Cambria Math"/>
+            </w:rPr>
+            <m:t>RMSE=</m:t>
+          </m:r>
+          <m:rad>
+            <m:radPr>
+              <m:degHide m:val="1"/>
+              <m:ctrlPr>
+                <w:rPr>
+                  <w:rFonts w:ascii="Cambria Math" w:hAnsi="Cambria Math"/>
+                </w:rPr>
+              </m:ctrlPr>
+            </m:radPr>
+            <m:deg>
+              <m:ctrlPr>
+                <w:rPr>
+                  <w:rFonts w:ascii="Cambria Math" w:hAnsi="Cambria Math"/>
+                  <w:i/>
+                </w:rPr>
+              </m:ctrlPr>
+            </m:deg>
+            <m:e>
+              <m:f>
+                <m:fPr>
+                  <m:ctrlPr>
+                    <w:rPr>
+                      <w:rFonts w:ascii="Cambria Math" w:hAnsi="Cambria Math"/>
+                    </w:rPr>
+                  </m:ctrlPr>
+                </m:fPr>
+                <m:num>
+                  <m:r>
+                    <w:rPr>
+                      <w:rFonts w:ascii="Cambria Math" w:hAnsi="Cambria Math"/>
+                    </w:rPr>
+                    <m:t>1</m:t>
+                  </m:r>
+                  <m:ctrlPr>
+                    <w:rPr>
+                      <w:rFonts w:ascii="Cambria Math" w:hAnsi="Cambria Math"/>
+                      <w:i/>
+                    </w:rPr>
+                  </m:ctrlPr>
+                </m:num>
+                <m:den>
+                  <m:r>
+                    <w:rPr>
+                      <w:rFonts w:ascii="Cambria Math" w:hAnsi="Cambria Math"/>
+                    </w:rPr>
+                    <m:t>n</m:t>
+                  </m:r>
+                  <m:ctrlPr>
+                    <w:rPr>
+                      <w:rFonts w:ascii="Cambria Math" w:hAnsi="Cambria Math"/>
+                      <w:i/>
+                    </w:rPr>
+                  </m:ctrlPr>
+                </m:den>
+              </m:f>
+              <m:nary>
+                <m:naryPr>
+                  <m:chr m:val="∑"/>
+                  <m:ctrlPr>
+                    <w:rPr>
+                      <w:rFonts w:ascii="Cambria Math" w:hAnsi="Cambria Math"/>
+                    </w:rPr>
+                  </m:ctrlPr>
+                </m:naryPr>
+                <m:sub>
+                  <m:r>
+                    <w:rPr>
+                      <w:rFonts w:ascii="Cambria Math" w:hAnsi="Cambria Math"/>
+                    </w:rPr>
+                    <m:t>i=1</m:t>
+                  </m:r>
+                  <m:ctrlPr>
+                    <w:rPr>
+                      <w:rFonts w:ascii="Cambria Math" w:hAnsi="Cambria Math"/>
+                      <w:i/>
+                    </w:rPr>
+                  </m:ctrlPr>
+                </m:sub>
+                <m:sup>
+                  <m:r>
+                    <w:rPr>
+                      <w:rFonts w:ascii="Cambria Math" w:hAnsi="Cambria Math"/>
+                    </w:rPr>
+                    <m:t>n</m:t>
+                  </m:r>
+                  <m:ctrlPr>
+                    <w:rPr>
+                      <w:rFonts w:ascii="Cambria Math" w:hAnsi="Cambria Math"/>
+                      <w:i/>
+                    </w:rPr>
+                  </m:ctrlPr>
+                </m:sup>
+                <m:e>
+                  <m:sSup>
+                    <m:sSupPr>
+                      <m:ctrlPr>
+                        <w:rPr>
+                          <w:rFonts w:ascii="Cambria Math" w:hAnsi="Cambria Math"/>
+                          <w:i/>
+                        </w:rPr>
+                      </m:ctrlPr>
+                    </m:sSupPr>
+                    <m:e>
+                      <m:d>
+                        <m:dPr>
+                          <m:ctrlPr>
+                            <w:rPr>
+                              <w:rFonts w:ascii="Cambria Math" w:hAnsi="Cambria Math"/>
+                              <w:i/>
+                            </w:rPr>
+                          </m:ctrlPr>
+                        </m:dPr>
+                        <m:e>
+                          <m:sSub>
+                            <m:sSubPr>
+                              <m:ctrlPr>
+                                <w:rPr>
+                                  <w:rFonts w:ascii="Cambria Math" w:hAnsi="Cambria Math"/>
+                                  <w:i/>
+                                </w:rPr>
+                              </m:ctrlPr>
+                            </m:sSubPr>
+                            <m:e>
+                              <m:r>
+                                <w:rPr>
+                                  <w:rFonts w:ascii="Cambria Math" w:hAnsi="Cambria Math"/>
+                                </w:rPr>
+                                <m:t>Y</m:t>
+                              </m:r>
+                            </m:e>
+                            <m:sub>
+                              <m:r>
+                                <w:rPr>
+                                  <w:rFonts w:ascii="Cambria Math" w:hAnsi="Cambria Math"/>
+                                </w:rPr>
+                                <m:t>i</m:t>
+                              </m:r>
+                            </m:sub>
+                          </m:sSub>
+                          <m:r>
+                            <w:rPr>
+                              <w:rFonts w:ascii="Cambria Math" w:hAnsi="Cambria Math"/>
+                            </w:rPr>
+                            <m:t>-</m:t>
+                          </m:r>
+                          <m:acc>
+                            <m:accPr>
+                              <m:ctrlPr>
+                                <w:rPr>
+                                  <w:rFonts w:ascii="Cambria Math" w:hAnsi="Cambria Math"/>
+                                </w:rPr>
+                              </m:ctrlPr>
+                            </m:accPr>
+                            <m:e>
+                              <m:sSub>
+                                <m:sSubPr>
+                                  <m:ctrlPr>
+                                    <w:rPr>
+                                      <w:rFonts w:ascii="Cambria Math" w:hAnsi="Cambria Math"/>
+                                      <w:i/>
+                                    </w:rPr>
+                                  </m:ctrlPr>
+                                </m:sSubPr>
+                                <m:e>
+                                  <m:r>
+                                    <w:rPr>
+                                      <w:rFonts w:ascii="Cambria Math" w:hAnsi="Cambria Math"/>
+                                    </w:rPr>
+                                    <m:t>Y</m:t>
+                                  </m:r>
+                                  <m:ctrlPr>
+                                    <w:rPr>
+                                      <w:rFonts w:ascii="Cambria Math" w:hAnsi="Cambria Math"/>
+                                    </w:rPr>
+                                  </m:ctrlPr>
+                                </m:e>
+                                <m:sub>
+                                  <m:r>
+                                    <w:rPr>
+                                      <w:rFonts w:ascii="Cambria Math" w:hAnsi="Cambria Math"/>
+                                    </w:rPr>
+                                    <m:t>i</m:t>
+                                  </m:r>
+                                </m:sub>
+                              </m:sSub>
+                            </m:e>
+                          </m:acc>
+                        </m:e>
+                      </m:d>
+                    </m:e>
+                    <m:sup>
+                      <m:r>
+                        <w:rPr>
+                          <w:rFonts w:ascii="Cambria Math" w:hAnsi="Cambria Math"/>
+                        </w:rPr>
+                        <m:t>2</m:t>
+                      </m:r>
+                    </m:sup>
+                  </m:sSup>
+                  <m:ctrlPr>
+                    <w:rPr>
+                      <w:rFonts w:ascii="Cambria Math" w:hAnsi="Cambria Math"/>
+                      <w:i/>
+                    </w:rPr>
+                  </m:ctrlPr>
+                </m:e>
+              </m:nary>
+            </m:e>
+          </m:rad>
+        </m:oMath>
+      </m:oMathPara>
+    </w:p>
+    <w:p>
+      <w:pPr>
+        <w:rPr>
+          <w:i/>
+          <w:iCs/>
+        </w:rPr>
+      </w:pPr>
+      <w:r>
+        <w:t xml:space="preserve">RMSE = Nilai </w:t>
+      </w:r>
+      <w:r>
+        <w:rPr>
+          <w:i/>
+          <w:iCs/>
+        </w:rPr>
+        <w:t>Root Mean Square Error</w:t>
+      </w:r>
+    </w:p>
+    <w:p>
+      <w:pPr>
+        <w:rPr>
+          <w:rFonts w:eastAsiaTheme="minorEastAsia"/>
+        </w:rPr>
+      </w:pPr>
+      <m:oMath>
+        <m:r>
+          <w:rPr>
+            <w:rFonts w:ascii="Cambria Math" w:hAnsi="Cambria Math"/>
+          </w:rPr>
+          <m:t xml:space="preserve">n </m:t>
+        </m:r>
+      </m:oMath>
+      <w:r>
+        <w:rPr>
+          <w:rFonts w:eastAsiaTheme="minorEastAsia"/>
+        </w:rPr>
+        <w:t>= Jumlah observasi atau total data aktual yang diuji.</w:t>
+      </w:r>
+    </w:p>
+    <w:p>
+      <w:pPr>
+        <w:rPr>
+          <w:rFonts w:eastAsiaTheme="minorEastAsia"/>
+        </w:rPr>
+      </w:pPr>
+      <m:oMath>
+        <m:sSub>
+          <m:sSubPr>
+            <m:ctrlPr>
+              <w:rPr>
+                <w:rFonts w:ascii="Cambria Math" w:hAnsi="Cambria Math"/>
+                <w:i/>
+              </w:rPr>
+            </m:ctrlPr>
+          </m:sSubPr>
+          <m:e>
+            <m:r>
+              <w:rPr>
+                <w:rFonts w:ascii="Cambria Math" w:hAnsi="Cambria Math"/>
+              </w:rPr>
+              <m:t>Y</m:t>
+            </m:r>
+          </m:e>
+          <m:sub>
+            <m:r>
+              <w:rPr>
+                <w:rFonts w:ascii="Cambria Math" w:hAnsi="Cambria Math"/>
+              </w:rPr>
+              <m:t>i</m:t>
+            </m:r>
+          </m:sub>
+        </m:sSub>
+      </m:oMath>
+      <w:r>
+        <w:rPr>
+          <w:rFonts w:eastAsiaTheme="minorEastAsia"/>
+        </w:rPr>
+        <w:t xml:space="preserve"> = Nilai harga aktual pada langkah waktu ke-i</w:t>
+      </w:r>
+    </w:p>
+    <w:p>
+      <w:pPr>
+        <w:rPr>
+          <w:rFonts w:eastAsiaTheme="minorEastAsia"/>
+        </w:rPr>
+      </w:pPr>
+      <m:oMath>
+        <m:acc>
+          <m:accPr>
+            <m:ctrlPr>
+              <w:rPr>
+                <w:rFonts w:ascii="Cambria Math" w:hAnsi="Cambria Math"/>
+              </w:rPr>
+            </m:ctrlPr>
+          </m:accPr>
+          <m:e>
+            <m:sSub>
+              <m:sSubPr>
+                <m:ctrlPr>
+                  <w:rPr>
+                    <w:rFonts w:ascii="Cambria Math" w:hAnsi="Cambria Math"/>
+                    <w:i/>
+                  </w:rPr>
+                </m:ctrlPr>
+              </m:sSubPr>
+              <m:e>
+                <m:r>
+                  <w:rPr>
+                    <w:rFonts w:ascii="Cambria Math" w:hAnsi="Cambria Math"/>
+                  </w:rPr>
+                  <m:t>Y</m:t>
+                </m:r>
+                <m:ctrlPr>
+                  <w:rPr>
+                    <w:rFonts w:ascii="Cambria Math" w:hAnsi="Cambria Math"/>
+                  </w:rPr>
+                </m:ctrlPr>
+              </m:e>
+              <m:sub>
+                <m:r>
+                  <w:rPr>
+                    <w:rFonts w:ascii="Cambria Math" w:hAnsi="Cambria Math"/>
+                  </w:rPr>
+                  <m:t>i</m:t>
+                </m:r>
+              </m:sub>
+            </m:sSub>
+          </m:e>
+        </m:acc>
+      </m:oMath>
+      <w:r>
+        <w:rPr>
+          <w:rFonts w:eastAsiaTheme="minorEastAsia"/>
+        </w:rPr>
+        <w:t xml:space="preserve"> = Nilai harga hasil prediksi dari model LSTM pada langkah waktu ke=i</w:t>
+      </w:r>
+    </w:p>
+    <w:p>
+      <w:pPr>
+        <w:pStyle w:val="Heading3"/>
+      </w:pPr>
+      <w:r>
+        <w:rPr>
+          <w:i/>
+          <w:iCs/>
+        </w:rPr>
+        <w:t xml:space="preserve">Mean Absolute Percentage Error </w:t>
+      </w:r>
+      <w:r>
+        <w:t>(MAPE)</w:t>
+      </w:r>
+    </w:p>
+    <w:p>
+      <w:r>
+        <w:rPr>
+          <w:i/>
+          <w:iCs/>
+        </w:rPr>
+        <w:t xml:space="preserve">Mean Absolute Percentage Error </w:t>
+      </w:r>
+      <w:r>
+        <w:t>(MAPE</w:t>
+      </w:r>
+      <w:r>
+        <w:t>) adalah evaluasi performa model yang merangkum rata-rata selisih absolut antara nilai aktual dan nilai prediksi dan direpresentaasikan dalam bentuk persentase (%). Keunggulan utama MAPE yang membedakannya dari MAE atau RMSE adalah kemampuannya yang bersifat independen terhadap skala asal metrik data (</w:t>
+      </w:r>
+      <w:r>
+        <w:rPr>
+          <w:i/>
+          <w:iCs/>
+        </w:rPr>
+        <w:t>scale-independent</w:t>
+      </w:r>
+      <w:r>
+        <w:t>). Karena disajikan dalam bentuk persentase, metrik ini lebih mudah dibaca</w:t>
+      </w:r>
+      <w:r>
+        <w:t xml:space="preserve"> dan dipahami.</w:t>
+      </w:r>
+    </w:p>
+    <w:p>
+      <w:r>
+        <w:t xml:space="preserve">Semakin kecil nilai MAPE, maka berarti semakin akurat nilai prediksi mendekati nilai aktual </w:t>
+      </w:r>
+      <w:r>
+        <w:fldChar w:fldCharType="begin"/>
+      </w:r>
+      <w:r>
+        <w:instrText xml:space="preserve"> ADDIN ZOTERO_ITEM CSL_CITATION {"citationID":"2hUSCaWd","properties":{"unsorted":false,"formattedCitation":"(Anjelie et al., 2024)","plainCitation":"(Anjelie et al., 2024)","noteIndex":0},"citationItems":[{"id":64,"uris":["http://zotero.org/users/19855583/items/8QDWPL5N"],"itemData":{"id":64,"type":"article-journal","abstract":"The need for food is essential for human survival. For this reason, food prices have a huge influence. Examples of factors that cause unstable food prices are weather factors that result in crop failure. Due to these factors, price increases can occur at any time and have an impact on society if prices soar without notice. Based on these problems, calculations are needed to be able to predict prices using the Least Square method. As well as using the Mean Absolute Percentage Error (MAPE) as an evaluation calculation of model testing. The results obtained in this study are, MAPE error values have an interpretation value of 10-20%. The smallest error value is owned by the type of Super Quality Rice food with a MAPE value of 0.003766 or 0.3766%. The largest error value is owned by the type of onion food with a MAPE value of 0.154819 or 15.4819%.","container-title":"Progresif: Jurnal Ilmiah Komputer","DOI":"10.35889/progresif.v20i1.1293","ISSN":"2685-0877, 0216-3284","issue":"1","journalAbbreviation":"Progresif J. Ilmi. Kom","language":"id","page":"53","source":"DOI.org (Crossref)","title":"Penerapan Metode Least Square untuk Prediksi Harga Komoditas Pangan Kota Singkawang","volume":"20","author":[{"family":"Anjelie","given":"Mega Karina"},{"family":"Arisandi","given":"Desi"},{"family":"Sutrisno","given":"Tri"}],"issued":{"date-parts":[["2024",1,24]]}}}],"schema":"https://github.com/citation-style-language/schema/raw/master/csl-citation.json"} </w:instrText>
+      </w:r>
+      <w:r>
+        <w:fldChar w:fldCharType="separate"/>
+      </w:r>
+      <w:r>
+        <w:rPr>
+          <w:rFonts w:cs="Times New Roman"/>
+        </w:rPr>
+        <w:t>(Anjelie et al., 2024)</w:t>
+      </w:r>
+      <w:r>
+        <w:fldChar w:fldCharType="end"/>
+      </w:r>
+      <w:r>
+        <w:t xml:space="preserve">. Sebagai contoh, nilai MAPE sebesar 10% memiliki arti bahwa selisih rata-rata keseluruhan prediksi sistem dengan harga komoditas asli hanya 10%. Nilai dibawah 10% diklasifikasikan sebagai prediksi sangat akurat, nilai 10-20% dinilai sebagai prediksi yang baik/layak, 20-50% dipandang cukup, sedangkan nilai diatas 50% dianggap sebagai model gagal atau tidak akurat </w:t>
+      </w:r>
+      <w:r>
+        <w:fldChar w:fldCharType="begin"/>
+      </w:r>
+      <w:r>
+        <w:instrText xml:space="preserve"> ADDIN ZOTERO_ITEM CSL_CITATION {"citationID":"VQLtw9UA","properties":{"unsorted":false,"formattedCitation":"(Anjelie et al., 2024)","plainCitation":"(Anjelie et al., 2024)","noteIndex":0},"citationItems":[{"id":64,"uris":["http://zotero.org/users/19855583/items/8QDWPL5N"],"itemData":{"id":64,"type":"article-journal","abstract":"The need for food is essential for human survival. For this reason, food prices have a huge influence. Examples of factors that cause unstable food prices are weather factors that result in crop failure. Due to these factors, price increases can occur at any time and have an impact on society if prices soar without notice. Based on these problems, calculations are needed to be able to predict prices using the Least Square method. As well as using the Mean Absolute Percentage Error (MAPE) as an evaluation calculation of model testing. The results obtained in this study are, MAPE error values have an interpretation value of 10-20%. The smallest error value is owned by the type of Super Quality Rice food with a MAPE value of 0.003766 or 0.3766%. The largest error value is owned by the type of onion food with a MAPE value of 0.154819 or 15.4819%.","container-title":"Progresif: Jurnal Ilmiah Komputer","DOI":"10.35889/progresif.v20i1.1293","ISSN":"2685-0877, 0216-3284","issue":"1","journalAbbreviation":"Progresif J. Ilmi. Kom","language":"id","page":"53","source":"DOI.org (Crossref)","title":"Penerapan Metode Least Square untuk Prediksi Harga Komoditas Pangan Kota Singkawang","volume":"20","author":[{"family":"Anjelie","given":"Mega Karina"},{"family":"Arisandi","given":"Desi"},{"family":"Sutrisno","given":"Tri"}],"issued":{"date-parts":[["2024",1,24]]}}}],"schema":"https://github.com/citation-style-language/schema/raw/master/csl-citation.json"} </w:instrText>
+      </w:r>
+      <w:r>
+        <w:fldChar w:fldCharType="separate"/>
+      </w:r>
+      <w:r>
+        <w:rPr>
+          <w:rFonts w:cs="Times New Roman"/>
+        </w:rPr>
+        <w:t>(Anjelie et al., 2024)</w:t>
+      </w:r>
+      <w:r>
+        <w:fldChar w:fldCharType="end"/>
+      </w:r>
+      <w:r>
+        <w:t xml:space="preserve">. </w:t>
+      </w:r>
+      <w:r>
+        <w:t xml:space="preserve">Rumus matematis </w:t>
+      </w:r>
+      <w:r>
+        <w:t>MAPE</w:t>
+      </w:r>
+      <w:r>
+        <w:t xml:space="preserve"> dinyatakan sebagai berikut</w:t>
+      </w:r>
+      <w:r>
+        <w:t xml:space="preserve">: </w:t>
+      </w:r>
+    </w:p>
+    <w:p>
+      <w:pPr>
+        <w:pStyle w:val="Quote"/>
+        <w:ind w:left="0"/>
+        <w:rPr>
+          <w:rFonts w:eastAsiaTheme="minorEastAsia"/>
+        </w:rPr>
+      </w:pPr>
+      <m:oMathPara>
+        <m:oMath>
+          <m:r>
+            <w:rPr>
+              <w:rFonts w:ascii="Cambria Math" w:hAnsi="Cambria Math"/>
+            </w:rPr>
+            <w:lastRenderedPageBreak/>
+            <m:t>MAPE=</m:t>
+          </m:r>
+          <m:f>
+            <m:fPr>
+              <m:ctrlPr>
+                <w:rPr>
+                  <w:rFonts w:ascii="Cambria Math" w:hAnsi="Cambria Math"/>
+                </w:rPr>
+              </m:ctrlPr>
+            </m:fPr>
+            <m:num>
+              <m:r>
+                <w:rPr>
+                  <w:rFonts w:ascii="Cambria Math" w:hAnsi="Cambria Math"/>
+                </w:rPr>
+                <m:t>100%</m:t>
+              </m:r>
+              <m:ctrlPr>
+                <w:rPr>
+                  <w:rFonts w:ascii="Cambria Math" w:hAnsi="Cambria Math"/>
+                  <w:i/>
+                </w:rPr>
+              </m:ctrlPr>
+            </m:num>
+            <m:den>
+              <m:r>
+                <w:rPr>
+                  <w:rFonts w:ascii="Cambria Math" w:hAnsi="Cambria Math"/>
+                </w:rPr>
+                <m:t>n</m:t>
+              </m:r>
+              <m:ctrlPr>
+                <w:rPr>
+                  <w:rFonts w:ascii="Cambria Math" w:hAnsi="Cambria Math"/>
+                  <w:i/>
+                </w:rPr>
+              </m:ctrlPr>
+            </m:den>
+          </m:f>
+          <m:nary>
+            <m:naryPr>
+              <m:chr m:val="∑"/>
+              <m:ctrlPr>
+                <w:rPr>
+                  <w:rFonts w:ascii="Cambria Math" w:hAnsi="Cambria Math"/>
+                </w:rPr>
+              </m:ctrlPr>
+            </m:naryPr>
+            <m:sub>
+              <m:r>
+                <w:rPr>
+                  <w:rFonts w:ascii="Cambria Math" w:hAnsi="Cambria Math"/>
+                </w:rPr>
+                <m:t>i=1</m:t>
+              </m:r>
+              <m:ctrlPr>
+                <w:rPr>
+                  <w:rFonts w:ascii="Cambria Math" w:hAnsi="Cambria Math"/>
+                  <w:i/>
+                </w:rPr>
+              </m:ctrlPr>
+            </m:sub>
+            <m:sup>
+              <m:r>
+                <w:rPr>
+                  <w:rFonts w:ascii="Cambria Math" w:hAnsi="Cambria Math"/>
+                </w:rPr>
+                <m:t>n</m:t>
+              </m:r>
+              <m:ctrlPr>
+                <w:rPr>
+                  <w:rFonts w:ascii="Cambria Math" w:hAnsi="Cambria Math"/>
+                  <w:i/>
+                </w:rPr>
+              </m:ctrlPr>
+            </m:sup>
+            <m:e>
+              <m:d>
+                <m:dPr>
+                  <m:begChr m:val="|"/>
+                  <m:endChr m:val="|"/>
+                  <m:ctrlPr>
+                    <w:rPr>
+                      <w:rFonts w:ascii="Cambria Math" w:hAnsi="Cambria Math"/>
+                    </w:rPr>
+                  </m:ctrlPr>
+                </m:dPr>
+                <m:e>
+                  <m:f>
+                    <m:fPr>
+                      <m:ctrlPr>
+                        <w:rPr>
+                          <w:rFonts w:ascii="Cambria Math" w:hAnsi="Cambria Math"/>
+                        </w:rPr>
+                      </m:ctrlPr>
+                    </m:fPr>
+                    <m:num>
+                      <m:sSub>
+                        <m:sSubPr>
+                          <m:ctrlPr>
+                            <w:rPr>
+                              <w:rFonts w:ascii="Cambria Math" w:hAnsi="Cambria Math"/>
+                              <w:i/>
+                            </w:rPr>
+                          </m:ctrlPr>
+                        </m:sSubPr>
+                        <m:e>
+                          <m:r>
+                            <w:rPr>
+                              <w:rFonts w:ascii="Cambria Math" w:hAnsi="Cambria Math"/>
+                            </w:rPr>
+                            <m:t>Y</m:t>
+                          </m:r>
+                        </m:e>
+                        <m:sub>
+                          <m:r>
+                            <w:rPr>
+                              <w:rFonts w:ascii="Cambria Math" w:hAnsi="Cambria Math"/>
+                            </w:rPr>
+                            <m:t>i</m:t>
+                          </m:r>
+                        </m:sub>
+                      </m:sSub>
+                      <m:r>
+                        <w:rPr>
+                          <w:rFonts w:ascii="Cambria Math" w:hAnsi="Cambria Math"/>
+                        </w:rPr>
+                        <m:t>-</m:t>
+                      </m:r>
+                      <m:acc>
+                        <m:accPr>
+                          <m:ctrlPr>
+                            <w:rPr>
+                              <w:rFonts w:ascii="Cambria Math" w:hAnsi="Cambria Math"/>
+                            </w:rPr>
+                          </m:ctrlPr>
+                        </m:accPr>
+                        <m:e>
+                          <m:sSub>
+                            <m:sSubPr>
+                              <m:ctrlPr>
+                                <w:rPr>
+                                  <w:rFonts w:ascii="Cambria Math" w:hAnsi="Cambria Math"/>
+                                  <w:i/>
+                                </w:rPr>
+                              </m:ctrlPr>
+                            </m:sSubPr>
+                            <m:e>
+                              <m:r>
+                                <w:rPr>
+                                  <w:rFonts w:ascii="Cambria Math" w:hAnsi="Cambria Math"/>
+                                </w:rPr>
+                                <m:t>Y</m:t>
+                              </m:r>
+                              <m:ctrlPr>
+                                <w:rPr>
+                                  <w:rFonts w:ascii="Cambria Math" w:hAnsi="Cambria Math"/>
+                                </w:rPr>
+                              </m:ctrlPr>
+                            </m:e>
+                            <m:sub>
+                              <m:r>
+                                <w:rPr>
+                                  <w:rFonts w:ascii="Cambria Math" w:hAnsi="Cambria Math"/>
+                                </w:rPr>
+                                <m:t>i</m:t>
+                              </m:r>
+                            </m:sub>
+                          </m:sSub>
+                        </m:e>
+                      </m:acc>
+                      <m:ctrlPr>
+                        <w:rPr>
+                          <w:rFonts w:ascii="Cambria Math" w:hAnsi="Cambria Math"/>
+                          <w:i/>
+                        </w:rPr>
+                      </m:ctrlPr>
+                    </m:num>
+                    <m:den>
+                      <m:sSub>
+                        <m:sSubPr>
+                          <m:ctrlPr>
+                            <w:rPr>
+                              <w:rFonts w:ascii="Cambria Math" w:hAnsi="Cambria Math"/>
+                              <w:i/>
+                            </w:rPr>
+                          </m:ctrlPr>
+                        </m:sSubPr>
+                        <m:e>
+                          <m:r>
+                            <w:rPr>
+                              <w:rFonts w:ascii="Cambria Math" w:hAnsi="Cambria Math"/>
+                            </w:rPr>
+                            <m:t>Y</m:t>
+                          </m:r>
+                        </m:e>
+                        <m:sub>
+                          <m:r>
+                            <w:rPr>
+                              <w:rFonts w:ascii="Cambria Math" w:hAnsi="Cambria Math"/>
+                            </w:rPr>
+                            <m:t>i</m:t>
+                          </m:r>
+                        </m:sub>
+                      </m:sSub>
+                      <m:ctrlPr>
+                        <w:rPr>
+                          <w:rFonts w:ascii="Cambria Math" w:hAnsi="Cambria Math"/>
+                          <w:i/>
+                        </w:rPr>
+                      </m:ctrlPr>
+                    </m:den>
+                  </m:f>
+                  <m:ctrlPr>
+                    <w:rPr>
+                      <w:rFonts w:ascii="Cambria Math" w:hAnsi="Cambria Math"/>
+                      <w:i/>
+                    </w:rPr>
+                  </m:ctrlPr>
+                </m:e>
+              </m:d>
+              <m:ctrlPr>
+                <w:rPr>
+                  <w:rFonts w:ascii="Cambria Math" w:hAnsi="Cambria Math"/>
+                  <w:i/>
+                </w:rPr>
+              </m:ctrlPr>
+            </m:e>
+          </m:nary>
+        </m:oMath>
+      </m:oMathPara>
+    </w:p>
+    <w:p>
+      <w:pPr>
+        <w:rPr>
+          <w:i/>
+          <w:iCs/>
+        </w:rPr>
+      </w:pPr>
+      <w:r>
+        <w:t>MAPE</w:t>
+      </w:r>
+      <w:r>
+        <w:t xml:space="preserve"> = Nilai </w:t>
+      </w:r>
+      <w:r>
+        <w:rPr>
+          <w:i/>
+          <w:iCs/>
+        </w:rPr>
+        <w:t>Mean Absolute Percentage Error</w:t>
+      </w:r>
+    </w:p>
+    <w:p>
+      <w:pPr>
+        <w:rPr>
+          <w:rFonts w:eastAsiaTheme="minorEastAsia"/>
+        </w:rPr>
+      </w:pPr>
+      <m:oMath>
+        <m:r>
+          <w:rPr>
+            <w:rFonts w:ascii="Cambria Math" w:hAnsi="Cambria Math"/>
+          </w:rPr>
+          <m:t xml:space="preserve">n </m:t>
+        </m:r>
+      </m:oMath>
+      <w:r>
+        <w:rPr>
+          <w:rFonts w:eastAsiaTheme="minorEastAsia"/>
+        </w:rPr>
+        <w:t>= Jumlah observasi atau total data aktual yang diuji.</w:t>
+      </w:r>
+    </w:p>
+    <w:p>
+      <w:pPr>
+        <w:rPr>
+          <w:rFonts w:eastAsiaTheme="minorEastAsia"/>
+        </w:rPr>
+      </w:pPr>
+      <m:oMath>
+        <m:sSub>
+          <m:sSubPr>
+            <m:ctrlPr>
+              <w:rPr>
+                <w:rFonts w:ascii="Cambria Math" w:hAnsi="Cambria Math"/>
+                <w:i/>
+              </w:rPr>
+            </m:ctrlPr>
+          </m:sSubPr>
+          <m:e>
+            <m:r>
+              <w:rPr>
+                <w:rFonts w:ascii="Cambria Math" w:hAnsi="Cambria Math"/>
+              </w:rPr>
+              <m:t>Y</m:t>
+            </m:r>
+          </m:e>
+          <m:sub>
+            <m:r>
+              <w:rPr>
+                <w:rFonts w:ascii="Cambria Math" w:hAnsi="Cambria Math"/>
+              </w:rPr>
+              <m:t>i</m:t>
+            </m:r>
+          </m:sub>
+        </m:sSub>
+      </m:oMath>
+      <w:r>
+        <w:rPr>
+          <w:rFonts w:eastAsiaTheme="minorEastAsia"/>
+        </w:rPr>
+        <w:t xml:space="preserve"> = Nilai harga aktual pada langkah waktu ke-i</w:t>
+      </w:r>
+    </w:p>
+    <w:p>
+      <w:pPr>
+        <w:rPr>
+          <w:rFonts w:eastAsiaTheme="minorEastAsia"/>
+        </w:rPr>
+      </w:pPr>
+      <m:oMath>
+        <m:acc>
+          <m:accPr>
+            <m:ctrlPr>
+              <w:rPr>
+                <w:rFonts w:ascii="Cambria Math" w:hAnsi="Cambria Math"/>
+              </w:rPr>
+            </m:ctrlPr>
+          </m:accPr>
+          <m:e>
+            <m:sSub>
+              <m:sSubPr>
+                <m:ctrlPr>
+                  <w:rPr>
+                    <w:rFonts w:ascii="Cambria Math" w:hAnsi="Cambria Math"/>
+                    <w:i/>
+                  </w:rPr>
+                </m:ctrlPr>
+              </m:sSubPr>
+              <m:e>
+                <m:r>
+                  <w:rPr>
+                    <w:rFonts w:ascii="Cambria Math" w:hAnsi="Cambria Math"/>
+                  </w:rPr>
+                  <m:t>Y</m:t>
+                </m:r>
+                <m:ctrlPr>
+                  <w:rPr>
+                    <w:rFonts w:ascii="Cambria Math" w:hAnsi="Cambria Math"/>
+                  </w:rPr>
+                </m:ctrlPr>
+              </m:e>
+              <m:sub>
+                <m:r>
+                  <w:rPr>
+                    <w:rFonts w:ascii="Cambria Math" w:hAnsi="Cambria Math"/>
+                  </w:rPr>
+                  <m:t>i</m:t>
+                </m:r>
+              </m:sub>
+            </m:sSub>
+          </m:e>
+        </m:acc>
+      </m:oMath>
+      <w:r>
+        <w:rPr>
+          <w:rFonts w:eastAsiaTheme="minorEastAsia"/>
+        </w:rPr>
+        <w:t xml:space="preserve"> = Nilai harga hasil prediksi dari model LSTM pada langkah waktu ke=i</w:t>
+      </w:r>
+    </w:p>
+    <w:p>
+      <w:pPr>
+        <w:pStyle w:val="Heading3"/>
+      </w:pPr>
+      <w:r>
+        <w:t xml:space="preserve">Metode </w:t>
+      </w:r>
+      <w:r>
+        <w:t>Waterfall</w:t>
+      </w:r>
+    </w:p>
+    <w:p>
+      <w:r>
+        <w:t xml:space="preserve">Untuk melahirkan perangkat lunak berbasis AI, proses pengembangan proyek diregulasi menggunakan pendekatan </w:t>
+      </w:r>
+      <w:r>
+        <w:rPr>
+          <w:i/>
+          <w:iCs/>
+        </w:rPr>
+        <w:t>System Development Life Cycle</w:t>
+      </w:r>
+      <w:r>
+        <w:t xml:space="preserve"> (SDLC). Metodologi yang terpilih dalam penelitian ini adalah metode waterfall. </w:t>
+      </w:r>
+      <w:r>
+        <w:t xml:space="preserve">Metode waterfall adalah sebuah kerangka linier sekuensial yang kaku, di mana penyelesaian suatu fase mutlak menjadi pemicu bergeraknya fase eksekusi selanjutnya </w:t>
+      </w:r>
+      <w:r>
+        <w:fldChar w:fldCharType="begin"/>
+      </w:r>
+      <w:r>
+        <w:instrText xml:space="preserve"> ADDIN ZOTERO_ITEM CSL_CITATION {"citationID":"K8oj3OoI","properties":{"unsorted":false,"formattedCitation":"(Yuminah &amp; Purnama Kharismawan, 2020)","plainCitation":"(Yuminah &amp; Purnama Kharismawan, 2020)","noteIndex":0},"citationItems":[{"id":66,"uris":["http://zotero.org/users/19855583/items/W29KSH2Y"],"itemData":{"id":66,"type":"article-journal","abstract":"The registration process especially at the Course and Training Institute (LKP) is carried out at any time, therefore we need an easy and complete information system to register. These conditions are used by researchers as a basis for conducting this research. This study aims to create a website registration course at LKP Indo Jaya Kebumen. This information system development method applies the waterfall method. The website created has the facility to provide complete and fast information about LKP Indo Jaya Kebumen to users or registrants and to facilitate the registration process. Then the administrator or administrator can do data processing easily. Based on the results of trials that have been carried out, this website registration information system website can run well and produce course registration information quickly and accurately.","container-title":"JURNAL KRIDATAMA SAINS DAN TEKNOLOGI","DOI":"10.53863/kst.v2i02.83","ISSN":"2685-6921, 2656-6966","issue":"02","journalAbbreviation":"Jurnal Kridatama Saintek","language":"id","license":"http://jurnal.umnu.ac.id/index.php/KST","page":"98-113","source":"DOI.org (Crossref)","title":"Penerapan Metode Waterfall pada Sistem Informasi Pendaftaran Kursus Di LKP Indo Jaya Kebumen","volume":"2","author":[{"literal":"Yuminah"},{"family":"Purnama Kharismawan","given":"Adi"}],"issued":{"date-parts":[["2020",12,17]]}}}],"schema":"https://github.com/citation-style-language/schema/raw/master/csl-citation.json"} </w:instrText>
+      </w:r>
+      <w:r>
+        <w:fldChar w:fldCharType="separate"/>
+      </w:r>
+      <w:r>
+        <w:rPr>
+          <w:rFonts w:cs="Times New Roman"/>
+        </w:rPr>
+        <w:t>(Yuminah &amp; Purnama Kharismawan, 2020)</w:t>
+      </w:r>
+      <w:r>
+        <w:fldChar w:fldCharType="end"/>
+      </w:r>
+      <w:r>
+        <w:t xml:space="preserve">. </w:t>
       </w:r>
     </w:p>
     <w:sectPr>
@@ -6513,6 +10832,92 @@
     </w:lvl>
   </w:abstractNum>
   <w:abstractNum w:abstractNumId="3" w15:restartNumberingAfterBreak="0">
+    <w:nsid w:val="148C70D3"/>
+    <w:multiLevelType w:val="hybridMultilevel"/>
+    <w:tmpl w:val="350EB5E6"/>
+    <w:lvl w:ilvl="0" w:tplc="38090011">
+      <w:start w:val="1"/>
+      <w:numFmt w:val="decimal"/>
+      <w:lvlText w:val="%1)"/>
+      <w:lvlJc w:val="left"/>
+      <w:pPr>
+        <w:ind w:left="720" w:hanging="360"/>
+      </w:pPr>
+    </w:lvl>
+    <w:lvl w:ilvl="1" w:tplc="38090019" w:tentative="1">
+      <w:start w:val="1"/>
+      <w:numFmt w:val="lowerLetter"/>
+      <w:lvlText w:val="%2."/>
+      <w:lvlJc w:val="left"/>
+      <w:pPr>
+        <w:ind w:left="1440" w:hanging="360"/>
+      </w:pPr>
+    </w:lvl>
+    <w:lvl w:ilvl="2" w:tplc="3809001B" w:tentative="1">
+      <w:start w:val="1"/>
+      <w:numFmt w:val="lowerRoman"/>
+      <w:lvlText w:val="%3."/>
+      <w:lvlJc w:val="right"/>
+      <w:pPr>
+        <w:ind w:left="2160" w:hanging="180"/>
+      </w:pPr>
+    </w:lvl>
+    <w:lvl w:ilvl="3" w:tplc="3809000F" w:tentative="1">
+      <w:start w:val="1"/>
+      <w:numFmt w:val="decimal"/>
+      <w:lvlText w:val="%4."/>
+      <w:lvlJc w:val="left"/>
+      <w:pPr>
+        <w:ind w:left="2880" w:hanging="360"/>
+      </w:pPr>
+    </w:lvl>
+    <w:lvl w:ilvl="4" w:tplc="38090019" w:tentative="1">
+      <w:start w:val="1"/>
+      <w:numFmt w:val="lowerLetter"/>
+      <w:lvlText w:val="%5."/>
+      <w:lvlJc w:val="left"/>
+      <w:pPr>
+        <w:ind w:left="3600" w:hanging="360"/>
+      </w:pPr>
+    </w:lvl>
+    <w:lvl w:ilvl="5" w:tplc="3809001B" w:tentative="1">
+      <w:start w:val="1"/>
+      <w:numFmt w:val="lowerRoman"/>
+      <w:lvlText w:val="%6."/>
+      <w:lvlJc w:val="right"/>
+      <w:pPr>
+        <w:ind w:left="4320" w:hanging="180"/>
+      </w:pPr>
+    </w:lvl>
+    <w:lvl w:ilvl="6" w:tplc="3809000F" w:tentative="1">
+      <w:start w:val="1"/>
+      <w:numFmt w:val="decimal"/>
+      <w:lvlText w:val="%7."/>
+      <w:lvlJc w:val="left"/>
+      <w:pPr>
+        <w:ind w:left="5040" w:hanging="360"/>
+      </w:pPr>
+    </w:lvl>
+    <w:lvl w:ilvl="7" w:tplc="38090019" w:tentative="1">
+      <w:start w:val="1"/>
+      <w:numFmt w:val="lowerLetter"/>
+      <w:lvlText w:val="%8."/>
+      <w:lvlJc w:val="left"/>
+      <w:pPr>
+        <w:ind w:left="5760" w:hanging="360"/>
+      </w:pPr>
+    </w:lvl>
+    <w:lvl w:ilvl="8" w:tplc="3809001B" w:tentative="1">
+      <w:start w:val="1"/>
+      <w:numFmt w:val="lowerRoman"/>
+      <w:lvlText w:val="%9."/>
+      <w:lvlJc w:val="right"/>
+      <w:pPr>
+        <w:ind w:left="6480" w:hanging="180"/>
+      </w:pPr>
+    </w:lvl>
+  </w:abstractNum>
+  <w:abstractNum w:abstractNumId="4" w15:restartNumberingAfterBreak="0">
     <w:nsid w:val="15785141"/>
     <w:multiLevelType w:val="multilevel"/>
     <w:tmpl w:val="D144C04A"/>
@@ -6625,7 +11030,156 @@
       </w:rPr>
     </w:lvl>
   </w:abstractNum>
-  <w:abstractNum w:abstractNumId="4" w15:restartNumberingAfterBreak="0">
+  <w:abstractNum w:abstractNumId="5" w15:restartNumberingAfterBreak="0">
+    <w:nsid w:val="16282639"/>
+    <w:multiLevelType w:val="multilevel"/>
+    <w:tmpl w:val="065088A4"/>
+    <w:lvl w:ilvl="0">
+      <w:start w:val="1"/>
+      <w:numFmt w:val="bullet"/>
+      <w:lvlText w:val=""/>
+      <w:lvlJc w:val="left"/>
+      <w:pPr>
+        <w:tabs>
+          <w:tab w:val="num" w:pos="720"/>
+        </w:tabs>
+        <w:ind w:left="720" w:hanging="360"/>
+      </w:pPr>
+      <w:rPr>
+        <w:rFonts w:ascii="Symbol" w:hAnsi="Symbol" w:hint="default"/>
+        <w:sz w:val="20"/>
+      </w:rPr>
+    </w:lvl>
+    <w:lvl w:ilvl="1" w:tentative="1">
+      <w:start w:val="1"/>
+      <w:numFmt w:val="bullet"/>
+      <w:lvlText w:val="o"/>
+      <w:lvlJc w:val="left"/>
+      <w:pPr>
+        <w:tabs>
+          <w:tab w:val="num" w:pos="1440"/>
+        </w:tabs>
+        <w:ind w:left="1440" w:hanging="360"/>
+      </w:pPr>
+      <w:rPr>
+        <w:rFonts w:ascii="Courier New" w:hAnsi="Courier New" w:hint="default"/>
+        <w:sz w:val="20"/>
+      </w:rPr>
+    </w:lvl>
+    <w:lvl w:ilvl="2" w:tentative="1">
+      <w:start w:val="1"/>
+      <w:numFmt w:val="bullet"/>
+      <w:lvlText w:val=""/>
+      <w:lvlJc w:val="left"/>
+      <w:pPr>
+        <w:tabs>
+          <w:tab w:val="num" w:pos="2160"/>
+        </w:tabs>
+        <w:ind w:left="2160" w:hanging="360"/>
+      </w:pPr>
+      <w:rPr>
+        <w:rFonts w:ascii="Wingdings" w:hAnsi="Wingdings" w:hint="default"/>
+        <w:sz w:val="20"/>
+      </w:rPr>
+    </w:lvl>
+    <w:lvl w:ilvl="3" w:tentative="1">
+      <w:start w:val="1"/>
+      <w:numFmt w:val="bullet"/>
+      <w:lvlText w:val=""/>
+      <w:lvlJc w:val="left"/>
+      <w:pPr>
+        <w:tabs>
+          <w:tab w:val="num" w:pos="2880"/>
+        </w:tabs>
+        <w:ind w:left="2880" w:hanging="360"/>
+      </w:pPr>
+      <w:rPr>
+        <w:rFonts w:ascii="Wingdings" w:hAnsi="Wingdings" w:hint="default"/>
+        <w:sz w:val="20"/>
+      </w:rPr>
+    </w:lvl>
+    <w:lvl w:ilvl="4" w:tentative="1">
+      <w:start w:val="1"/>
+      <w:numFmt w:val="bullet"/>
+      <w:lvlText w:val=""/>
+      <w:lvlJc w:val="left"/>
+      <w:pPr>
+        <w:tabs>
+          <w:tab w:val="num" w:pos="3600"/>
+        </w:tabs>
+        <w:ind w:left="3600" w:hanging="360"/>
+      </w:pPr>
+      <w:rPr>
+        <w:rFonts w:ascii="Wingdings" w:hAnsi="Wingdings" w:hint="default"/>
+        <w:sz w:val="20"/>
+      </w:rPr>
+    </w:lvl>
+    <w:lvl w:ilvl="5" w:tentative="1">
+      <w:start w:val="1"/>
+      <w:numFmt w:val="bullet"/>
+      <w:lvlText w:val=""/>
+      <w:lvlJc w:val="left"/>
+      <w:pPr>
+        <w:tabs>
+          <w:tab w:val="num" w:pos="4320"/>
+        </w:tabs>
+        <w:ind w:left="4320" w:hanging="360"/>
+      </w:pPr>
+      <w:rPr>
+        <w:rFonts w:ascii="Wingdings" w:hAnsi="Wingdings" w:hint="default"/>
+        <w:sz w:val="20"/>
+      </w:rPr>
+    </w:lvl>
+    <w:lvl w:ilvl="6" w:tentative="1">
+      <w:start w:val="1"/>
+      <w:numFmt w:val="bullet"/>
+      <w:lvlText w:val=""/>
+      <w:lvlJc w:val="left"/>
+      <w:pPr>
+        <w:tabs>
+          <w:tab w:val="num" w:pos="5040"/>
+        </w:tabs>
+        <w:ind w:left="5040" w:hanging="360"/>
+      </w:pPr>
+      <w:rPr>
+        <w:rFonts w:ascii="Wingdings" w:hAnsi="Wingdings" w:hint="default"/>
+        <w:sz w:val="20"/>
+      </w:rPr>
+    </w:lvl>
+    <w:lvl w:ilvl="7" w:tentative="1">
+      <w:start w:val="1"/>
+      <w:numFmt w:val="bullet"/>
+      <w:lvlText w:val=""/>
+      <w:lvlJc w:val="left"/>
+      <w:pPr>
+        <w:tabs>
+          <w:tab w:val="num" w:pos="5760"/>
+        </w:tabs>
+        <w:ind w:left="5760" w:hanging="360"/>
+      </w:pPr>
+      <w:rPr>
+        <w:rFonts w:ascii="Wingdings" w:hAnsi="Wingdings" w:hint="default"/>
+        <w:sz w:val="20"/>
+      </w:rPr>
+    </w:lvl>
+    <w:lvl w:ilvl="8" w:tentative="1">
+      <w:start w:val="1"/>
+      <w:numFmt w:val="bullet"/>
+      <w:lvlText w:val=""/>
+      <w:lvlJc w:val="left"/>
+      <w:pPr>
+        <w:tabs>
+          <w:tab w:val="num" w:pos="6480"/>
+        </w:tabs>
+        <w:ind w:left="6480" w:hanging="360"/>
+      </w:pPr>
+      <w:rPr>
+        <w:rFonts w:ascii="Wingdings" w:hAnsi="Wingdings" w:hint="default"/>
+        <w:sz w:val="20"/>
+      </w:rPr>
+    </w:lvl>
+  </w:abstractNum>
+  <w:abstractNum w:abstractNumId="6" w15:restartNumberingAfterBreak="0">
     <w:nsid w:val="191169E0"/>
     <w:multiLevelType w:val="hybridMultilevel"/>
     <w:tmpl w:val="255242EC"/>
@@ -6714,7 +11268,7 @@
       </w:pPr>
     </w:lvl>
   </w:abstractNum>
-  <w:abstractNum w:abstractNumId="5" w15:restartNumberingAfterBreak="0">
+  <w:abstractNum w:abstractNumId="7" w15:restartNumberingAfterBreak="0">
     <w:nsid w:val="1E6A7A63"/>
     <w:multiLevelType w:val="hybridMultilevel"/>
     <w:tmpl w:val="0DC831FA"/>
@@ -6800,7 +11354,7 @@
       </w:pPr>
     </w:lvl>
   </w:abstractNum>
-  <w:abstractNum w:abstractNumId="6" w15:restartNumberingAfterBreak="0">
+  <w:abstractNum w:abstractNumId="8" w15:restartNumberingAfterBreak="0">
     <w:nsid w:val="254A4B94"/>
     <w:multiLevelType w:val="multilevel"/>
     <w:tmpl w:val="5390161E"/>
@@ -6913,7 +11467,394 @@
       </w:rPr>
     </w:lvl>
   </w:abstractNum>
-  <w:abstractNum w:abstractNumId="7" w15:restartNumberingAfterBreak="0">
+  <w:abstractNum w:abstractNumId="9" w15:restartNumberingAfterBreak="0">
+    <w:nsid w:val="2714671F"/>
+    <w:multiLevelType w:val="hybridMultilevel"/>
+    <w:tmpl w:val="EA1E1B82"/>
+    <w:lvl w:ilvl="0" w:tplc="3F9A53CC">
+      <w:start w:val="1"/>
+      <w:numFmt w:val="decimal"/>
+      <w:lvlText w:val="%1)"/>
+      <w:lvlJc w:val="left"/>
+      <w:pPr>
+        <w:ind w:left="720" w:hanging="360"/>
+      </w:pPr>
+      <w:rPr>
+        <w:rFonts w:hint="default"/>
+      </w:rPr>
+    </w:lvl>
+    <w:lvl w:ilvl="1" w:tplc="FFFFFFFF" w:tentative="1">
+      <w:start w:val="1"/>
+      <w:numFmt w:val="lowerLetter"/>
+      <w:lvlText w:val="%2."/>
+      <w:lvlJc w:val="left"/>
+      <w:pPr>
+        <w:ind w:left="1440" w:hanging="360"/>
+      </w:pPr>
+    </w:lvl>
+    <w:lvl w:ilvl="2" w:tplc="FFFFFFFF" w:tentative="1">
+      <w:start w:val="1"/>
+      <w:numFmt w:val="lowerRoman"/>
+      <w:lvlText w:val="%3."/>
+      <w:lvlJc w:val="right"/>
+      <w:pPr>
+        <w:ind w:left="2160" w:hanging="180"/>
+      </w:pPr>
+    </w:lvl>
+    <w:lvl w:ilvl="3" w:tplc="FFFFFFFF" w:tentative="1">
+      <w:start w:val="1"/>
+      <w:numFmt w:val="decimal"/>
+      <w:lvlText w:val="%4."/>
+      <w:lvlJc w:val="left"/>
+      <w:pPr>
+        <w:ind w:left="2880" w:hanging="360"/>
+      </w:pPr>
+    </w:lvl>
+    <w:lvl w:ilvl="4" w:tplc="FFFFFFFF" w:tentative="1">
+      <w:start w:val="1"/>
+      <w:numFmt w:val="lowerLetter"/>
+      <w:lvlText w:val="%5."/>
+      <w:lvlJc w:val="left"/>
+      <w:pPr>
+        <w:ind w:left="3600" w:hanging="360"/>
+      </w:pPr>
+    </w:lvl>
+    <w:lvl w:ilvl="5" w:tplc="FFFFFFFF" w:tentative="1">
+      <w:start w:val="1"/>
+      <w:numFmt w:val="lowerRoman"/>
+      <w:lvlText w:val="%6."/>
+      <w:lvlJc w:val="right"/>
+      <w:pPr>
+        <w:ind w:left="4320" w:hanging="180"/>
+      </w:pPr>
+    </w:lvl>
+    <w:lvl w:ilvl="6" w:tplc="FFFFFFFF" w:tentative="1">
+      <w:start w:val="1"/>
+      <w:numFmt w:val="decimal"/>
+      <w:lvlText w:val="%7."/>
+      <w:lvlJc w:val="left"/>
+      <w:pPr>
+        <w:ind w:left="5040" w:hanging="360"/>
+      </w:pPr>
+    </w:lvl>
+    <w:lvl w:ilvl="7" w:tplc="FFFFFFFF" w:tentative="1">
+      <w:start w:val="1"/>
+      <w:numFmt w:val="lowerLetter"/>
+      <w:lvlText w:val="%8."/>
+      <w:lvlJc w:val="left"/>
+      <w:pPr>
+        <w:ind w:left="5760" w:hanging="360"/>
+      </w:pPr>
+    </w:lvl>
+    <w:lvl w:ilvl="8" w:tplc="FFFFFFFF" w:tentative="1">
+      <w:start w:val="1"/>
+      <w:numFmt w:val="lowerRoman"/>
+      <w:lvlText w:val="%9."/>
+      <w:lvlJc w:val="right"/>
+      <w:pPr>
+        <w:ind w:left="6480" w:hanging="180"/>
+      </w:pPr>
+    </w:lvl>
+  </w:abstractNum>
+  <w:abstractNum w:abstractNumId="10" w15:restartNumberingAfterBreak="0">
+    <w:nsid w:val="28B867E6"/>
+    <w:multiLevelType w:val="multilevel"/>
+    <w:tmpl w:val="65D8888A"/>
+    <w:lvl w:ilvl="0">
+      <w:start w:val="1"/>
+      <w:numFmt w:val="bullet"/>
+      <w:lvlText w:val=""/>
+      <w:lvlJc w:val="left"/>
+      <w:pPr>
+        <w:tabs>
+          <w:tab w:val="num" w:pos="720"/>
+        </w:tabs>
+        <w:ind w:left="720" w:hanging="360"/>
+      </w:pPr>
+      <w:rPr>
+        <w:rFonts w:ascii="Symbol" w:hAnsi="Symbol" w:hint="default"/>
+        <w:sz w:val="20"/>
+      </w:rPr>
+    </w:lvl>
+    <w:lvl w:ilvl="1" w:tentative="1">
+      <w:start w:val="1"/>
+      <w:numFmt w:val="bullet"/>
+      <w:lvlText w:val="o"/>
+      <w:lvlJc w:val="left"/>
+      <w:pPr>
+        <w:tabs>
+          <w:tab w:val="num" w:pos="1440"/>
+        </w:tabs>
+        <w:ind w:left="1440" w:hanging="360"/>
+      </w:pPr>
+      <w:rPr>
+        <w:rFonts w:ascii="Courier New" w:hAnsi="Courier New" w:hint="default"/>
+        <w:sz w:val="20"/>
+      </w:rPr>
+    </w:lvl>
+    <w:lvl w:ilvl="2" w:tentative="1">
+      <w:start w:val="1"/>
+      <w:numFmt w:val="bullet"/>
+      <w:lvlText w:val=""/>
+      <w:lvlJc w:val="left"/>
+      <w:pPr>
+        <w:tabs>
+          <w:tab w:val="num" w:pos="2160"/>
+        </w:tabs>
+        <w:ind w:left="2160" w:hanging="360"/>
+      </w:pPr>
+      <w:rPr>
+        <w:rFonts w:ascii="Wingdings" w:hAnsi="Wingdings" w:hint="default"/>
+        <w:sz w:val="20"/>
+      </w:rPr>
+    </w:lvl>
+    <w:lvl w:ilvl="3" w:tentative="1">
+      <w:start w:val="1"/>
+      <w:numFmt w:val="bullet"/>
+      <w:lvlText w:val=""/>
+      <w:lvlJc w:val="left"/>
+      <w:pPr>
+        <w:tabs>
+          <w:tab w:val="num" w:pos="2880"/>
+        </w:tabs>
+        <w:ind w:left="2880" w:hanging="360"/>
+      </w:pPr>
+      <w:rPr>
+        <w:rFonts w:ascii="Wingdings" w:hAnsi="Wingdings" w:hint="default"/>
+        <w:sz w:val="20"/>
+      </w:rPr>
+    </w:lvl>
+    <w:lvl w:ilvl="4" w:tentative="1">
+      <w:start w:val="1"/>
+      <w:numFmt w:val="bullet"/>
+      <w:lvlText w:val=""/>
+      <w:lvlJc w:val="left"/>
+      <w:pPr>
+        <w:tabs>
+          <w:tab w:val="num" w:pos="3600"/>
+        </w:tabs>
+        <w:ind w:left="3600" w:hanging="360"/>
+      </w:pPr>
+      <w:rPr>
+        <w:rFonts w:ascii="Wingdings" w:hAnsi="Wingdings" w:hint="default"/>
+        <w:sz w:val="20"/>
+      </w:rPr>
+    </w:lvl>
+    <w:lvl w:ilvl="5" w:tentative="1">
+      <w:start w:val="1"/>
+      <w:numFmt w:val="bullet"/>
+      <w:lvlText w:val=""/>
+      <w:lvlJc w:val="left"/>
+      <w:pPr>
+        <w:tabs>
+          <w:tab w:val="num" w:pos="4320"/>
+        </w:tabs>
+        <w:ind w:left="4320" w:hanging="360"/>
+      </w:pPr>
+      <w:rPr>
+        <w:rFonts w:ascii="Wingdings" w:hAnsi="Wingdings" w:hint="default"/>
+        <w:sz w:val="20"/>
+      </w:rPr>
+    </w:lvl>
+    <w:lvl w:ilvl="6" w:tentative="1">
+      <w:start w:val="1"/>
+      <w:numFmt w:val="bullet"/>
+      <w:lvlText w:val=""/>
+      <w:lvlJc w:val="left"/>
+      <w:pPr>
+        <w:tabs>
+          <w:tab w:val="num" w:pos="5040"/>
+        </w:tabs>
+        <w:ind w:left="5040" w:hanging="360"/>
+      </w:pPr>
+      <w:rPr>
+        <w:rFonts w:ascii="Wingdings" w:hAnsi="Wingdings" w:hint="default"/>
+        <w:sz w:val="20"/>
+      </w:rPr>
+    </w:lvl>
+    <w:lvl w:ilvl="7" w:tentative="1">
+      <w:start w:val="1"/>
+      <w:numFmt w:val="bullet"/>
+      <w:lvlText w:val=""/>
+      <w:lvlJc w:val="left"/>
+      <w:pPr>
+        <w:tabs>
+          <w:tab w:val="num" w:pos="5760"/>
+        </w:tabs>
+        <w:ind w:left="5760" w:hanging="360"/>
+      </w:pPr>
+      <w:rPr>
+        <w:rFonts w:ascii="Wingdings" w:hAnsi="Wingdings" w:hint="default"/>
+        <w:sz w:val="20"/>
+      </w:rPr>
+    </w:lvl>
+    <w:lvl w:ilvl="8" w:tentative="1">
+      <w:start w:val="1"/>
+      <w:numFmt w:val="bullet"/>
+      <w:lvlText w:val=""/>
+      <w:lvlJc w:val="left"/>
+      <w:pPr>
+        <w:tabs>
+          <w:tab w:val="num" w:pos="6480"/>
+        </w:tabs>
+        <w:ind w:left="6480" w:hanging="360"/>
+      </w:pPr>
+      <w:rPr>
+        <w:rFonts w:ascii="Wingdings" w:hAnsi="Wingdings" w:hint="default"/>
+        <w:sz w:val="20"/>
+      </w:rPr>
+    </w:lvl>
+  </w:abstractNum>
+  <w:abstractNum w:abstractNumId="11" w15:restartNumberingAfterBreak="0">
+    <w:nsid w:val="32344309"/>
+    <w:multiLevelType w:val="multilevel"/>
+    <w:tmpl w:val="C4C8D08A"/>
+    <w:lvl w:ilvl="0">
+      <w:start w:val="1"/>
+      <w:numFmt w:val="bullet"/>
+      <w:lvlText w:val=""/>
+      <w:lvlJc w:val="left"/>
+      <w:pPr>
+        <w:tabs>
+          <w:tab w:val="num" w:pos="720"/>
+        </w:tabs>
+        <w:ind w:left="720" w:hanging="360"/>
+      </w:pPr>
+      <w:rPr>
+        <w:rFonts w:ascii="Symbol" w:hAnsi="Symbol" w:hint="default"/>
+        <w:sz w:val="20"/>
+      </w:rPr>
+    </w:lvl>
+    <w:lvl w:ilvl="1" w:tentative="1">
+      <w:start w:val="1"/>
+      <w:numFmt w:val="bullet"/>
+      <w:lvlText w:val="o"/>
+      <w:lvlJc w:val="left"/>
+      <w:pPr>
+        <w:tabs>
+          <w:tab w:val="num" w:pos="1440"/>
+        </w:tabs>
+        <w:ind w:left="1440" w:hanging="360"/>
+      </w:pPr>
+      <w:rPr>
+        <w:rFonts w:ascii="Courier New" w:hAnsi="Courier New" w:hint="default"/>
+        <w:sz w:val="20"/>
+      </w:rPr>
+    </w:lvl>
+    <w:lvl w:ilvl="2" w:tentative="1">
+      <w:start w:val="1"/>
+      <w:numFmt w:val="bullet"/>
+      <w:lvlText w:val=""/>
+      <w:lvlJc w:val="left"/>
+      <w:pPr>
+        <w:tabs>
+          <w:tab w:val="num" w:pos="2160"/>
+        </w:tabs>
+        <w:ind w:left="2160" w:hanging="360"/>
+      </w:pPr>
+      <w:rPr>
+        <w:rFonts w:ascii="Wingdings" w:hAnsi="Wingdings" w:hint="default"/>
+        <w:sz w:val="20"/>
+      </w:rPr>
+    </w:lvl>
+    <w:lvl w:ilvl="3" w:tentative="1">
+      <w:start w:val="1"/>
+      <w:numFmt w:val="bullet"/>
+      <w:lvlText w:val=""/>
+      <w:lvlJc w:val="left"/>
+      <w:pPr>
+        <w:tabs>
+          <w:tab w:val="num" w:pos="2880"/>
+        </w:tabs>
+        <w:ind w:left="2880" w:hanging="360"/>
+      </w:pPr>
+      <w:rPr>
+        <w:rFonts w:ascii="Wingdings" w:hAnsi="Wingdings" w:hint="default"/>
+        <w:sz w:val="20"/>
+      </w:rPr>
+    </w:lvl>
+    <w:lvl w:ilvl="4" w:tentative="1">
+      <w:start w:val="1"/>
+      <w:numFmt w:val="bullet"/>
+      <w:lvlText w:val=""/>
+      <w:lvlJc w:val="left"/>
+      <w:pPr>
+        <w:tabs>
+          <w:tab w:val="num" w:pos="3600"/>
+        </w:tabs>
+        <w:ind w:left="3600" w:hanging="360"/>
+      </w:pPr>
+      <w:rPr>
+        <w:rFonts w:ascii="Wingdings" w:hAnsi="Wingdings" w:hint="default"/>
+        <w:sz w:val="20"/>
+      </w:rPr>
+    </w:lvl>
+    <w:lvl w:ilvl="5" w:tentative="1">
+      <w:start w:val="1"/>
+      <w:numFmt w:val="bullet"/>
+      <w:lvlText w:val=""/>
+      <w:lvlJc w:val="left"/>
+      <w:pPr>
+        <w:tabs>
+          <w:tab w:val="num" w:pos="4320"/>
+        </w:tabs>
+        <w:ind w:left="4320" w:hanging="360"/>
+      </w:pPr>
+      <w:rPr>
+        <w:rFonts w:ascii="Wingdings" w:hAnsi="Wingdings" w:hint="default"/>
+        <w:sz w:val="20"/>
+      </w:rPr>
+    </w:lvl>
+    <w:lvl w:ilvl="6" w:tentative="1">
+      <w:start w:val="1"/>
+      <w:numFmt w:val="bullet"/>
+      <w:lvlText w:val=""/>
+      <w:lvlJc w:val="left"/>
+      <w:pPr>
+        <w:tabs>
+          <w:tab w:val="num" w:pos="5040"/>
+        </w:tabs>
+        <w:ind w:left="5040" w:hanging="360"/>
+      </w:pPr>
+      <w:rPr>
+        <w:rFonts w:ascii="Wingdings" w:hAnsi="Wingdings" w:hint="default"/>
+        <w:sz w:val="20"/>
+      </w:rPr>
+    </w:lvl>
+    <w:lvl w:ilvl="7" w:tentative="1">
+      <w:start w:val="1"/>
+      <w:numFmt w:val="bullet"/>
+      <w:lvlText w:val=""/>
+      <w:lvlJc w:val="left"/>
+      <w:pPr>
+        <w:tabs>
+          <w:tab w:val="num" w:pos="5760"/>
+        </w:tabs>
+        <w:ind w:left="5760" w:hanging="360"/>
+      </w:pPr>
+      <w:rPr>
+        <w:rFonts w:ascii="Wingdings" w:hAnsi="Wingdings" w:hint="default"/>
+        <w:sz w:val="20"/>
+      </w:rPr>
+    </w:lvl>
+    <w:lvl w:ilvl="8" w:tentative="1">
+      <w:start w:val="1"/>
+      <w:numFmt w:val="bullet"/>
+      <w:lvlText w:val=""/>
+      <w:lvlJc w:val="left"/>
+      <w:pPr>
+        <w:tabs>
+          <w:tab w:val="num" w:pos="6480"/>
+        </w:tabs>
+        <w:ind w:left="6480" w:hanging="360"/>
+      </w:pPr>
+      <w:rPr>
+        <w:rFonts w:ascii="Wingdings" w:hAnsi="Wingdings" w:hint="default"/>
+        <w:sz w:val="20"/>
+      </w:rPr>
+    </w:lvl>
+  </w:abstractNum>
+  <w:abstractNum w:abstractNumId="12" w15:restartNumberingAfterBreak="0">
     <w:nsid w:val="32E53AA0"/>
     <w:multiLevelType w:val="multilevel"/>
     <w:tmpl w:val="5A748E1A"/>
@@ -7063,7 +12004,7 @@
       </w:rPr>
     </w:lvl>
   </w:abstractNum>
-  <w:abstractNum w:abstractNumId="8" w15:restartNumberingAfterBreak="0">
+  <w:abstractNum w:abstractNumId="13" w15:restartNumberingAfterBreak="0">
     <w:nsid w:val="32E65449"/>
     <w:multiLevelType w:val="hybridMultilevel"/>
     <w:tmpl w:val="98964A32"/>
@@ -7149,7 +12090,7 @@
       </w:pPr>
     </w:lvl>
   </w:abstractNum>
-  <w:abstractNum w:abstractNumId="9" w15:restartNumberingAfterBreak="0">
+  <w:abstractNum w:abstractNumId="14" w15:restartNumberingAfterBreak="0">
     <w:nsid w:val="44622D1D"/>
     <w:multiLevelType w:val="hybridMultilevel"/>
     <w:tmpl w:val="87BA7354"/>
@@ -7238,7 +12179,206 @@
       </w:pPr>
     </w:lvl>
   </w:abstractNum>
-  <w:abstractNum w:abstractNumId="10" w15:restartNumberingAfterBreak="0">
+  <w:abstractNum w:abstractNumId="15" w15:restartNumberingAfterBreak="0">
+    <w:nsid w:val="48E66D2A"/>
+    <w:multiLevelType w:val="hybridMultilevel"/>
+    <w:tmpl w:val="6F76A2C0"/>
+    <w:lvl w:ilvl="0" w:tplc="38090015">
+      <w:start w:val="1"/>
+      <w:numFmt w:val="upperLetter"/>
+      <w:lvlText w:val="%1."/>
+      <w:lvlJc w:val="left"/>
+      <w:pPr>
+        <w:ind w:left="1070" w:hanging="360"/>
+      </w:pPr>
+    </w:lvl>
+    <w:lvl w:ilvl="1" w:tplc="38090019" w:tentative="1">
+      <w:start w:val="1"/>
+      <w:numFmt w:val="lowerLetter"/>
+      <w:lvlText w:val="%2."/>
+      <w:lvlJc w:val="left"/>
+      <w:pPr>
+        <w:ind w:left="1790" w:hanging="360"/>
+      </w:pPr>
+    </w:lvl>
+    <w:lvl w:ilvl="2" w:tplc="3809001B" w:tentative="1">
+      <w:start w:val="1"/>
+      <w:numFmt w:val="lowerRoman"/>
+      <w:lvlText w:val="%3."/>
+      <w:lvlJc w:val="right"/>
+      <w:pPr>
+        <w:ind w:left="2510" w:hanging="180"/>
+      </w:pPr>
+    </w:lvl>
+    <w:lvl w:ilvl="3" w:tplc="3809000F" w:tentative="1">
+      <w:start w:val="1"/>
+      <w:numFmt w:val="decimal"/>
+      <w:lvlText w:val="%4."/>
+      <w:lvlJc w:val="left"/>
+      <w:pPr>
+        <w:ind w:left="3230" w:hanging="360"/>
+      </w:pPr>
+    </w:lvl>
+    <w:lvl w:ilvl="4" w:tplc="38090019" w:tentative="1">
+      <w:start w:val="1"/>
+      <w:numFmt w:val="lowerLetter"/>
+      <w:lvlText w:val="%5."/>
+      <w:lvlJc w:val="left"/>
+      <w:pPr>
+        <w:ind w:left="3950" w:hanging="360"/>
+      </w:pPr>
+    </w:lvl>
+    <w:lvl w:ilvl="5" w:tplc="3809001B" w:tentative="1">
+      <w:start w:val="1"/>
+      <w:numFmt w:val="lowerRoman"/>
+      <w:lvlText w:val="%6."/>
+      <w:lvlJc w:val="right"/>
+      <w:pPr>
+        <w:ind w:left="4670" w:hanging="180"/>
+      </w:pPr>
+    </w:lvl>
+    <w:lvl w:ilvl="6" w:tplc="3809000F" w:tentative="1">
+      <w:start w:val="1"/>
+      <w:numFmt w:val="decimal"/>
+      <w:lvlText w:val="%7."/>
+      <w:lvlJc w:val="left"/>
+      <w:pPr>
+        <w:ind w:left="5390" w:hanging="360"/>
+      </w:pPr>
+    </w:lvl>
+    <w:lvl w:ilvl="7" w:tplc="38090019" w:tentative="1">
+      <w:start w:val="1"/>
+      <w:numFmt w:val="lowerLetter"/>
+      <w:lvlText w:val="%8."/>
+      <w:lvlJc w:val="left"/>
+      <w:pPr>
+        <w:ind w:left="6110" w:hanging="360"/>
+      </w:pPr>
+    </w:lvl>
+    <w:lvl w:ilvl="8" w:tplc="3809001B" w:tentative="1">
+      <w:start w:val="1"/>
+      <w:numFmt w:val="lowerRoman"/>
+      <w:lvlText w:val="%9."/>
+      <w:lvlJc w:val="right"/>
+      <w:pPr>
+        <w:ind w:left="6830" w:hanging="180"/>
+      </w:pPr>
+    </w:lvl>
+  </w:abstractNum>
+  <w:abstractNum w:abstractNumId="16" w15:restartNumberingAfterBreak="0">
+    <w:nsid w:val="5406444B"/>
+    <w:multiLevelType w:val="multilevel"/>
+    <w:tmpl w:val="8ABA8A4A"/>
+    <w:lvl w:ilvl="0">
+      <w:start w:val="1"/>
+      <w:numFmt w:val="decimal"/>
+      <w:lvlText w:val="%1."/>
+      <w:lvlJc w:val="left"/>
+      <w:pPr>
+        <w:tabs>
+          <w:tab w:val="num" w:pos="720"/>
+        </w:tabs>
+        <w:ind w:left="720" w:hanging="360"/>
+      </w:pPr>
+    </w:lvl>
+    <w:lvl w:ilvl="1" w:tentative="1">
+      <w:start w:val="1"/>
+      <w:numFmt w:val="decimal"/>
+      <w:lvlText w:val="%2."/>
+      <w:lvlJc w:val="left"/>
+      <w:pPr>
+        <w:tabs>
+          <w:tab w:val="num" w:pos="1440"/>
+        </w:tabs>
+        <w:ind w:left="1440" w:hanging="360"/>
+      </w:pPr>
+    </w:lvl>
+    <w:lvl w:ilvl="2" w:tentative="1">
+      <w:start w:val="1"/>
+      <w:numFmt w:val="decimal"/>
+      <w:lvlText w:val="%3."/>
+      <w:lvlJc w:val="left"/>
+      <w:pPr>
+        <w:tabs>
+          <w:tab w:val="num" w:pos="2160"/>
+        </w:tabs>
+        <w:ind w:left="2160" w:hanging="360"/>
+      </w:pPr>
+    </w:lvl>
+    <w:lvl w:ilvl="3" w:tentative="1">
+      <w:start w:val="1"/>
+      <w:numFmt w:val="decimal"/>
+      <w:lvlText w:val="%4."/>
+      <w:lvlJc w:val="left"/>
+      <w:pPr>
+        <w:tabs>
+          <w:tab w:val="num" w:pos="2880"/>
+        </w:tabs>
+        <w:ind w:left="2880" w:hanging="360"/>
+      </w:pPr>
+    </w:lvl>
+    <w:lvl w:ilvl="4" w:tentative="1">
+      <w:start w:val="1"/>
+      <w:numFmt w:val="decimal"/>
+      <w:lvlText w:val="%5."/>
+      <w:lvlJc w:val="left"/>
+      <w:pPr>
+        <w:tabs>
+          <w:tab w:val="num" w:pos="3600"/>
+        </w:tabs>
+        <w:ind w:left="3600" w:hanging="360"/>
+      </w:pPr>
+    </w:lvl>
+    <w:lvl w:ilvl="5" w:tentative="1">
+      <w:start w:val="1"/>
+      <w:numFmt w:val="decimal"/>
+      <w:lvlText w:val="%6."/>
+      <w:lvlJc w:val="left"/>
+      <w:pPr>
+        <w:tabs>
+          <w:tab w:val="num" w:pos="4320"/>
+        </w:tabs>
+        <w:ind w:left="4320" w:hanging="360"/>
+      </w:pPr>
+    </w:lvl>
+    <w:lvl w:ilvl="6" w:tentative="1">
+      <w:start w:val="1"/>
+      <w:numFmt w:val="decimal"/>
+      <w:lvlText w:val="%7."/>
+      <w:lvlJc w:val="left"/>
+      <w:pPr>
+        <w:tabs>
+          <w:tab w:val="num" w:pos="5040"/>
+        </w:tabs>
+        <w:ind w:left="5040" w:hanging="360"/>
+      </w:pPr>
+    </w:lvl>
+    <w:lvl w:ilvl="7" w:tentative="1">
+      <w:start w:val="1"/>
+      <w:numFmt w:val="decimal"/>
+      <w:lvlText w:val="%8."/>
+      <w:lvlJc w:val="left"/>
+      <w:pPr>
+        <w:tabs>
+          <w:tab w:val="num" w:pos="5760"/>
+        </w:tabs>
+        <w:ind w:left="5760" w:hanging="360"/>
+      </w:pPr>
+    </w:lvl>
+    <w:lvl w:ilvl="8" w:tentative="1">
+      <w:start w:val="1"/>
+      <w:numFmt w:val="decimal"/>
+      <w:lvlText w:val="%9."/>
+      <w:lvlJc w:val="left"/>
+      <w:pPr>
+        <w:tabs>
+          <w:tab w:val="num" w:pos="6480"/>
+        </w:tabs>
+        <w:ind w:left="6480" w:hanging="360"/>
+      </w:pPr>
+    </w:lvl>
+  </w:abstractNum>
+  <w:abstractNum w:abstractNumId="17" w15:restartNumberingAfterBreak="0">
     <w:nsid w:val="57AC2CC2"/>
     <w:multiLevelType w:val="hybridMultilevel"/>
     <w:tmpl w:val="45CE7D7A"/>
@@ -7324,7 +12464,7 @@
       </w:pPr>
     </w:lvl>
   </w:abstractNum>
-  <w:abstractNum w:abstractNumId="11" w15:restartNumberingAfterBreak="0">
+  <w:abstractNum w:abstractNumId="18" w15:restartNumberingAfterBreak="0">
     <w:nsid w:val="5906058F"/>
     <w:multiLevelType w:val="multilevel"/>
     <w:tmpl w:val="F904CCCC"/>
@@ -7437,7 +12577,7 @@
       </w:rPr>
     </w:lvl>
   </w:abstractNum>
-  <w:abstractNum w:abstractNumId="12" w15:restartNumberingAfterBreak="0">
+  <w:abstractNum w:abstractNumId="19" w15:restartNumberingAfterBreak="0">
     <w:nsid w:val="5E942496"/>
     <w:multiLevelType w:val="hybridMultilevel"/>
     <w:tmpl w:val="6E622C1E"/>
@@ -7526,7 +12666,7 @@
       </w:pPr>
     </w:lvl>
   </w:abstractNum>
-  <w:abstractNum w:abstractNumId="13" w15:restartNumberingAfterBreak="0">
+  <w:abstractNum w:abstractNumId="20" w15:restartNumberingAfterBreak="0">
     <w:nsid w:val="615302B0"/>
     <w:multiLevelType w:val="hybridMultilevel"/>
     <w:tmpl w:val="85E4EC12"/>
@@ -7612,7 +12752,7 @@
       </w:pPr>
     </w:lvl>
   </w:abstractNum>
-  <w:abstractNum w:abstractNumId="14" w15:restartNumberingAfterBreak="0">
+  <w:abstractNum w:abstractNumId="21" w15:restartNumberingAfterBreak="0">
     <w:nsid w:val="6292567C"/>
     <w:multiLevelType w:val="multilevel"/>
     <w:tmpl w:val="32566170"/>
@@ -7725,7 +12865,7 @@
       </w:rPr>
     </w:lvl>
   </w:abstractNum>
-  <w:abstractNum w:abstractNumId="15" w15:restartNumberingAfterBreak="0">
+  <w:abstractNum w:abstractNumId="22" w15:restartNumberingAfterBreak="0">
     <w:nsid w:val="630F046A"/>
     <w:multiLevelType w:val="hybridMultilevel"/>
     <w:tmpl w:val="114E1942"/>
@@ -7811,7 +12951,7 @@
       </w:pPr>
     </w:lvl>
   </w:abstractNum>
-  <w:abstractNum w:abstractNumId="16" w15:restartNumberingAfterBreak="0">
+  <w:abstractNum w:abstractNumId="23" w15:restartNumberingAfterBreak="0">
     <w:nsid w:val="6E383B31"/>
     <w:multiLevelType w:val="hybridMultilevel"/>
     <w:tmpl w:val="1F3A4E38"/>
@@ -7897,7 +13037,7 @@
       </w:pPr>
     </w:lvl>
   </w:abstractNum>
-  <w:abstractNum w:abstractNumId="17" w15:restartNumberingAfterBreak="0">
+  <w:abstractNum w:abstractNumId="24" w15:restartNumberingAfterBreak="0">
     <w:nsid w:val="6EE17DBD"/>
     <w:multiLevelType w:val="multilevel"/>
     <w:tmpl w:val="01FEE274"/>
@@ -8011,7 +13151,7 @@
       </w:rPr>
     </w:lvl>
   </w:abstractNum>
-  <w:abstractNum w:abstractNumId="18" w15:restartNumberingAfterBreak="0">
+  <w:abstractNum w:abstractNumId="25" w15:restartNumberingAfterBreak="0">
     <w:nsid w:val="738D28EF"/>
     <w:multiLevelType w:val="hybridMultilevel"/>
     <w:tmpl w:val="27FC78D2"/>
@@ -8100,7 +13240,7 @@
       </w:pPr>
     </w:lvl>
   </w:abstractNum>
-  <w:abstractNum w:abstractNumId="19" w15:restartNumberingAfterBreak="0">
+  <w:abstractNum w:abstractNumId="26" w15:restartNumberingAfterBreak="0">
     <w:nsid w:val="750D4F75"/>
     <w:multiLevelType w:val="multilevel"/>
     <w:tmpl w:val="901271FA"/>
@@ -8250,7 +13390,242 @@
       </w:rPr>
     </w:lvl>
   </w:abstractNum>
-  <w:abstractNum w:abstractNumId="20" w15:restartNumberingAfterBreak="0">
+  <w:abstractNum w:abstractNumId="27" w15:restartNumberingAfterBreak="0">
+    <w:nsid w:val="773616EE"/>
+    <w:multiLevelType w:val="multilevel"/>
+    <w:tmpl w:val="A4865C42"/>
+    <w:lvl w:ilvl="0">
+      <w:start w:val="1"/>
+      <w:numFmt w:val="bullet"/>
+      <w:lvlText w:val=""/>
+      <w:lvlJc w:val="left"/>
+      <w:pPr>
+        <w:tabs>
+          <w:tab w:val="num" w:pos="720"/>
+        </w:tabs>
+        <w:ind w:left="720" w:hanging="360"/>
+      </w:pPr>
+      <w:rPr>
+        <w:rFonts w:ascii="Symbol" w:hAnsi="Symbol" w:hint="default"/>
+        <w:sz w:val="20"/>
+      </w:rPr>
+    </w:lvl>
+    <w:lvl w:ilvl="1" w:tentative="1">
+      <w:start w:val="1"/>
+      <w:numFmt w:val="bullet"/>
+      <w:lvlText w:val="o"/>
+      <w:lvlJc w:val="left"/>
+      <w:pPr>
+        <w:tabs>
+          <w:tab w:val="num" w:pos="1440"/>
+        </w:tabs>
+        <w:ind w:left="1440" w:hanging="360"/>
+      </w:pPr>
+      <w:rPr>
+        <w:rFonts w:ascii="Courier New" w:hAnsi="Courier New" w:hint="default"/>
+        <w:sz w:val="20"/>
+      </w:rPr>
+    </w:lvl>
+    <w:lvl w:ilvl="2" w:tentative="1">
+      <w:start w:val="1"/>
+      <w:numFmt w:val="bullet"/>
+      <w:lvlText w:val=""/>
+      <w:lvlJc w:val="left"/>
+      <w:pPr>
+        <w:tabs>
+          <w:tab w:val="num" w:pos="2160"/>
+        </w:tabs>
+        <w:ind w:left="2160" w:hanging="360"/>
+      </w:pPr>
+      <w:rPr>
+        <w:rFonts w:ascii="Wingdings" w:hAnsi="Wingdings" w:hint="default"/>
+        <w:sz w:val="20"/>
+      </w:rPr>
+    </w:lvl>
+    <w:lvl w:ilvl="3" w:tentative="1">
+      <w:start w:val="1"/>
+      <w:numFmt w:val="bullet"/>
+      <w:lvlText w:val=""/>
+      <w:lvlJc w:val="left"/>
+      <w:pPr>
+        <w:tabs>
+          <w:tab w:val="num" w:pos="2880"/>
+        </w:tabs>
+        <w:ind w:left="2880" w:hanging="360"/>
+      </w:pPr>
+      <w:rPr>
+        <w:rFonts w:ascii="Wingdings" w:hAnsi="Wingdings" w:hint="default"/>
+        <w:sz w:val="20"/>
+      </w:rPr>
+    </w:lvl>
+    <w:lvl w:ilvl="4" w:tentative="1">
+      <w:start w:val="1"/>
+      <w:numFmt w:val="bullet"/>
+      <w:lvlText w:val=""/>
+      <w:lvlJc w:val="left"/>
+      <w:pPr>
+        <w:tabs>
+          <w:tab w:val="num" w:pos="3600"/>
+        </w:tabs>
+        <w:ind w:left="3600" w:hanging="360"/>
+      </w:pPr>
+      <w:rPr>
+        <w:rFonts w:ascii="Wingdings" w:hAnsi="Wingdings" w:hint="default"/>
+        <w:sz w:val="20"/>
+      </w:rPr>
+    </w:lvl>
+    <w:lvl w:ilvl="5" w:tentative="1">
+      <w:start w:val="1"/>
+      <w:numFmt w:val="bullet"/>
+      <w:lvlText w:val=""/>
+      <w:lvlJc w:val="left"/>
+      <w:pPr>
+        <w:tabs>
+          <w:tab w:val="num" w:pos="4320"/>
+        </w:tabs>
+        <w:ind w:left="4320" w:hanging="360"/>
+      </w:pPr>
+      <w:rPr>
+        <w:rFonts w:ascii="Wingdings" w:hAnsi="Wingdings" w:hint="default"/>
+        <w:sz w:val="20"/>
+      </w:rPr>
+    </w:lvl>
+    <w:lvl w:ilvl="6" w:tentative="1">
+      <w:start w:val="1"/>
+      <w:numFmt w:val="bullet"/>
+      <w:lvlText w:val=""/>
+      <w:lvlJc w:val="left"/>
+      <w:pPr>
+        <w:tabs>
+          <w:tab w:val="num" w:pos="5040"/>
+        </w:tabs>
+        <w:ind w:left="5040" w:hanging="360"/>
+      </w:pPr>
+      <w:rPr>
+        <w:rFonts w:ascii="Wingdings" w:hAnsi="Wingdings" w:hint="default"/>
+        <w:sz w:val="20"/>
+      </w:rPr>
+    </w:lvl>
+    <w:lvl w:ilvl="7" w:tentative="1">
+      <w:start w:val="1"/>
+      <w:numFmt w:val="bullet"/>
+      <w:lvlText w:val=""/>
+      <w:lvlJc w:val="left"/>
+      <w:pPr>
+        <w:tabs>
+          <w:tab w:val="num" w:pos="5760"/>
+        </w:tabs>
+        <w:ind w:left="5760" w:hanging="360"/>
+      </w:pPr>
+      <w:rPr>
+        <w:rFonts w:ascii="Wingdings" w:hAnsi="Wingdings" w:hint="default"/>
+        <w:sz w:val="20"/>
+      </w:rPr>
+    </w:lvl>
+    <w:lvl w:ilvl="8" w:tentative="1">
+      <w:start w:val="1"/>
+      <w:numFmt w:val="bullet"/>
+      <w:lvlText w:val=""/>
+      <w:lvlJc w:val="left"/>
+      <w:pPr>
+        <w:tabs>
+          <w:tab w:val="num" w:pos="6480"/>
+        </w:tabs>
+        <w:ind w:left="6480" w:hanging="360"/>
+      </w:pPr>
+      <w:rPr>
+        <w:rFonts w:ascii="Wingdings" w:hAnsi="Wingdings" w:hint="default"/>
+        <w:sz w:val="20"/>
+      </w:rPr>
+    </w:lvl>
+  </w:abstractNum>
+  <w:abstractNum w:abstractNumId="28" w15:restartNumberingAfterBreak="0">
+    <w:nsid w:val="781B0239"/>
+    <w:multiLevelType w:val="hybridMultilevel"/>
+    <w:tmpl w:val="E62CAC2A"/>
+    <w:lvl w:ilvl="0" w:tplc="38090011">
+      <w:start w:val="1"/>
+      <w:numFmt w:val="decimal"/>
+      <w:lvlText w:val="%1)"/>
+      <w:lvlJc w:val="left"/>
+      <w:pPr>
+        <w:ind w:left="720" w:hanging="360"/>
+      </w:pPr>
+    </w:lvl>
+    <w:lvl w:ilvl="1" w:tplc="38090019" w:tentative="1">
+      <w:start w:val="1"/>
+      <w:numFmt w:val="lowerLetter"/>
+      <w:lvlText w:val="%2."/>
+      <w:lvlJc w:val="left"/>
+      <w:pPr>
+        <w:ind w:left="1440" w:hanging="360"/>
+      </w:pPr>
+    </w:lvl>
+    <w:lvl w:ilvl="2" w:tplc="3809001B" w:tentative="1">
+      <w:start w:val="1"/>
+      <w:numFmt w:val="lowerRoman"/>
+      <w:lvlText w:val="%3."/>
+      <w:lvlJc w:val="right"/>
+      <w:pPr>
+        <w:ind w:left="2160" w:hanging="180"/>
+      </w:pPr>
+    </w:lvl>
+    <w:lvl w:ilvl="3" w:tplc="3809000F" w:tentative="1">
+      <w:start w:val="1"/>
+      <w:numFmt w:val="decimal"/>
+      <w:lvlText w:val="%4."/>
+      <w:lvlJc w:val="left"/>
+      <w:pPr>
+        <w:ind w:left="2880" w:hanging="360"/>
+      </w:pPr>
+    </w:lvl>
+    <w:lvl w:ilvl="4" w:tplc="38090019" w:tentative="1">
+      <w:start w:val="1"/>
+      <w:numFmt w:val="lowerLetter"/>
+      <w:lvlText w:val="%5."/>
+      <w:lvlJc w:val="left"/>
+      <w:pPr>
+        <w:ind w:left="3600" w:hanging="360"/>
+      </w:pPr>
+    </w:lvl>
+    <w:lvl w:ilvl="5" w:tplc="3809001B" w:tentative="1">
+      <w:start w:val="1"/>
+      <w:numFmt w:val="lowerRoman"/>
+      <w:lvlText w:val="%6."/>
+      <w:lvlJc w:val="right"/>
+      <w:pPr>
+        <w:ind w:left="4320" w:hanging="180"/>
+      </w:pPr>
+    </w:lvl>
+    <w:lvl w:ilvl="6" w:tplc="3809000F" w:tentative="1">
+      <w:start w:val="1"/>
+      <w:numFmt w:val="decimal"/>
+      <w:lvlText w:val="%7."/>
+      <w:lvlJc w:val="left"/>
+      <w:pPr>
+        <w:ind w:left="5040" w:hanging="360"/>
+      </w:pPr>
+    </w:lvl>
+    <w:lvl w:ilvl="7" w:tplc="38090019" w:tentative="1">
+      <w:start w:val="1"/>
+      <w:numFmt w:val="lowerLetter"/>
+      <w:lvlText w:val="%8."/>
+      <w:lvlJc w:val="left"/>
+      <w:pPr>
+        <w:ind w:left="5760" w:hanging="360"/>
+      </w:pPr>
+    </w:lvl>
+    <w:lvl w:ilvl="8" w:tplc="3809001B" w:tentative="1">
+      <w:start w:val="1"/>
+      <w:numFmt w:val="lowerRoman"/>
+      <w:lvlText w:val="%9."/>
+      <w:lvlJc w:val="right"/>
+      <w:pPr>
+        <w:ind w:left="6480" w:hanging="180"/>
+      </w:pPr>
+    </w:lvl>
+  </w:abstractNum>
+  <w:abstractNum w:abstractNumId="29" w15:restartNumberingAfterBreak="0">
     <w:nsid w:val="7A48764C"/>
     <w:multiLevelType w:val="hybridMultilevel"/>
     <w:tmpl w:val="25745656"/>
@@ -8343,64 +13718,106 @@
     <w:abstractNumId w:val="2"/>
   </w:num>
   <w:num w:numId="2" w16cid:durableId="249434591">
-    <w:abstractNumId w:val="12"/>
+    <w:abstractNumId w:val="19"/>
   </w:num>
   <w:num w:numId="3" w16cid:durableId="7760485">
-    <w:abstractNumId w:val="18"/>
+    <w:abstractNumId w:val="25"/>
   </w:num>
   <w:num w:numId="4" w16cid:durableId="1989244182">
-    <w:abstractNumId w:val="6"/>
+    <w:abstractNumId w:val="8"/>
   </w:num>
   <w:num w:numId="5" w16cid:durableId="564681633">
-    <w:abstractNumId w:val="20"/>
+    <w:abstractNumId w:val="29"/>
   </w:num>
   <w:num w:numId="6" w16cid:durableId="1194733253">
-    <w:abstractNumId w:val="3"/>
+    <w:abstractNumId w:val="4"/>
   </w:num>
   <w:num w:numId="7" w16cid:durableId="901597154">
     <w:abstractNumId w:val="0"/>
   </w:num>
   <w:num w:numId="8" w16cid:durableId="814640894">
+    <w:abstractNumId w:val="21"/>
+  </w:num>
+  <w:num w:numId="9" w16cid:durableId="478230197">
+    <w:abstractNumId w:val="18"/>
+  </w:num>
+  <w:num w:numId="10" w16cid:durableId="2025017497">
+    <w:abstractNumId w:val="24"/>
+  </w:num>
+  <w:num w:numId="11" w16cid:durableId="116023168">
+    <w:abstractNumId w:val="6"/>
+  </w:num>
+  <w:num w:numId="12" w16cid:durableId="1996716834">
     <w:abstractNumId w:val="14"/>
   </w:num>
-  <w:num w:numId="9" w16cid:durableId="478230197">
-    <w:abstractNumId w:val="11"/>
-  </w:num>
-  <w:num w:numId="10" w16cid:durableId="2025017497">
-    <w:abstractNumId w:val="17"/>
-  </w:num>
-  <w:num w:numId="11" w16cid:durableId="116023168">
-    <w:abstractNumId w:val="4"/>
-  </w:num>
-  <w:num w:numId="12" w16cid:durableId="1996716834">
-    <w:abstractNumId w:val="9"/>
-  </w:num>
   <w:num w:numId="13" w16cid:durableId="1701468341">
-    <w:abstractNumId w:val="15"/>
+    <w:abstractNumId w:val="22"/>
   </w:num>
   <w:num w:numId="14" w16cid:durableId="204489994">
-    <w:abstractNumId w:val="13"/>
+    <w:abstractNumId w:val="20"/>
   </w:num>
   <w:num w:numId="15" w16cid:durableId="1313946566">
-    <w:abstractNumId w:val="16"/>
+    <w:abstractNumId w:val="23"/>
   </w:num>
   <w:num w:numId="16" w16cid:durableId="1439178427">
-    <w:abstractNumId w:val="7"/>
+    <w:abstractNumId w:val="12"/>
   </w:num>
   <w:num w:numId="17" w16cid:durableId="1500465940">
     <w:abstractNumId w:val="1"/>
   </w:num>
   <w:num w:numId="18" w16cid:durableId="221409245">
-    <w:abstractNumId w:val="19"/>
+    <w:abstractNumId w:val="26"/>
   </w:num>
   <w:num w:numId="19" w16cid:durableId="1981684974">
+    <w:abstractNumId w:val="7"/>
+  </w:num>
+  <w:num w:numId="20" w16cid:durableId="1465856357">
+    <w:abstractNumId w:val="17"/>
+  </w:num>
+  <w:num w:numId="21" w16cid:durableId="459155169">
+    <w:abstractNumId w:val="13"/>
+  </w:num>
+  <w:num w:numId="22" w16cid:durableId="1885555607">
+    <w:abstractNumId w:val="11"/>
+  </w:num>
+  <w:num w:numId="23" w16cid:durableId="1441488337">
+    <w:abstractNumId w:val="10"/>
+  </w:num>
+  <w:num w:numId="24" w16cid:durableId="1724400884">
+    <w:abstractNumId w:val="27"/>
+  </w:num>
+  <w:num w:numId="25" w16cid:durableId="803692285">
     <w:abstractNumId w:val="5"/>
   </w:num>
-  <w:num w:numId="20" w16cid:durableId="1465856357">
-    <w:abstractNumId w:val="10"/>
+  <w:num w:numId="26" w16cid:durableId="1454668550">
+    <w:abstractNumId w:val="16"/>
   </w:num>
-  <w:num w:numId="21" w16cid:durableId="459155169">
-    <w:abstractNumId w:val="8"/>
+  <w:num w:numId="27" w16cid:durableId="1150713160">
+    <w:abstractNumId w:val="24"/>
+  </w:num>
+  <w:num w:numId="28" w16cid:durableId="1590696837">
+    <w:abstractNumId w:val="24"/>
+    <w:lvlOverride w:ilvl="0">
+      <w:startOverride w:val="2"/>
+    </w:lvlOverride>
+    <w:lvlOverride w:ilvl="1">
+      <w:startOverride w:val="2"/>
+    </w:lvlOverride>
+    <w:lvlOverride w:ilvl="2">
+      <w:startOverride w:val="1"/>
+    </w:lvlOverride>
+  </w:num>
+  <w:num w:numId="29" w16cid:durableId="1684235655">
+    <w:abstractNumId w:val="15"/>
+  </w:num>
+  <w:num w:numId="30" w16cid:durableId="1301152457">
+    <w:abstractNumId w:val="28"/>
+  </w:num>
+  <w:num w:numId="31" w16cid:durableId="1710257793">
+    <w:abstractNumId w:val="3"/>
+  </w:num>
+  <w:num w:numId="32" w16cid:durableId="1659452882">
+    <w:abstractNumId w:val="9"/>
   </w:num>
 </w:numbering>
 </file>
@@ -8870,7 +14287,7 @@
     <w:pPr>
       <w:numPr>
         <w:ilvl w:val="2"/>
-        <w:numId w:val="10"/>
+        <w:numId w:val="27"/>
       </w:numPr>
       <w:outlineLvl w:val="2"/>
     </w:pPr>
@@ -8881,10 +14298,9 @@
     <w:next w:val="Normal"/>
     <w:link w:val="Heading4Char"/>
     <w:uiPriority w:val="9"/>
-    <w:semiHidden/>
     <w:unhideWhenUsed/>
     <w:qFormat/>
-    <w:rsid w:val="00B56181"/>
+    <w:rsid w:val="00B6709F"/>
     <w:pPr>
       <w:keepNext/>
       <w:keepLines/>
@@ -8893,9 +14309,8 @@
     </w:pPr>
     <w:rPr>
       <w:rFonts w:eastAsiaTheme="majorEastAsia" w:cstheme="majorBidi"/>
-      <w:i/>
+      <w:b/>
       <w:iCs/>
-      <w:color w:val="2F5496" w:themeColor="accent1" w:themeShade="BF"/>
     </w:rPr>
   </w:style>
   <w:style w:type="paragraph" w:styleId="Heading5">
@@ -9077,13 +14492,12 @@
     <w:basedOn w:val="DefaultParagraphFont"/>
     <w:link w:val="Heading4"/>
     <w:uiPriority w:val="9"/>
-    <w:semiHidden/>
-    <w:rsid w:val="00B56181"/>
+    <w:rsid w:val="00B6709F"/>
     <w:rPr>
-      <w:rFonts w:eastAsiaTheme="majorEastAsia" w:cstheme="majorBidi"/>
-      <w:i/>
+      <w:rFonts w:ascii="Times New Roman" w:eastAsiaTheme="majorEastAsia" w:hAnsi="Times New Roman" w:cstheme="majorBidi"/>
+      <w:b/>
       <w:iCs/>
-      <w:color w:val="2F5496" w:themeColor="accent1" w:themeShade="BF"/>
+      <w:sz w:val="24"/>
     </w:rPr>
   </w:style>
   <w:style w:type="character" w:customStyle="1" w:styleId="Heading5Char">
@@ -9221,20 +14635,18 @@
   </w:style>
   <w:style w:type="paragraph" w:styleId="Quote">
     <w:name w:val="Quote"/>
-    <w:basedOn w:val="Normal"/>
+    <w:basedOn w:val="ListParagraph"/>
     <w:next w:val="Normal"/>
     <w:link w:val="QuoteChar"/>
     <w:uiPriority w:val="29"/>
     <w:qFormat/>
-    <w:rsid w:val="00B56181"/>
+    <w:rsid w:val="00FA7BAA"/>
     <w:pPr>
-      <w:spacing w:before="160"/>
       <w:jc w:val="center"/>
     </w:pPr>
     <w:rPr>
-      <w:i/>
-      <w:iCs/>
-      <w:color w:val="404040" w:themeColor="text1" w:themeTint="BF"/>
+      <w:sz w:val="36"/>
+      <w:szCs w:val="36"/>
     </w:rPr>
   </w:style>
   <w:style w:type="character" w:customStyle="1" w:styleId="QuoteChar">
@@ -9242,11 +14654,11 @@
     <w:basedOn w:val="DefaultParagraphFont"/>
     <w:link w:val="Quote"/>
     <w:uiPriority w:val="29"/>
-    <w:rsid w:val="00B56181"/>
+    <w:rsid w:val="00FA7BAA"/>
     <w:rPr>
-      <w:i/>
-      <w:iCs/>
-      <w:color w:val="404040" w:themeColor="text1" w:themeTint="BF"/>
+      <w:rFonts w:ascii="Times New Roman" w:hAnsi="Times New Roman"/>
+      <w:sz w:val="36"/>
+      <w:szCs w:val="36"/>
     </w:rPr>
   </w:style>
   <w:style w:type="paragraph" w:styleId="ListParagraph">
@@ -9254,10 +14666,10 @@
     <w:basedOn w:val="Normal"/>
     <w:uiPriority w:val="34"/>
     <w:qFormat/>
-    <w:rsid w:val="00B56181"/>
+    <w:rsid w:val="00C656ED"/>
     <w:pPr>
+      <w:spacing w:before="120"/>
       <w:ind w:left="720"/>
-      <w:contextualSpacing/>
     </w:pPr>
   </w:style>
   <w:style w:type="character" w:styleId="IntenseEmphasis">
@@ -9367,7 +14779,6 @@
     <w:basedOn w:val="Normal"/>
     <w:next w:val="Normal"/>
     <w:uiPriority w:val="37"/>
-    <w:semiHidden/>
     <w:unhideWhenUsed/>
     <w:rsid w:val="00DC5576"/>
   </w:style>
@@ -9375,6 +14786,16 @@
     <w:name w:val="oypena"/>
     <w:basedOn w:val="DefaultParagraphFont"/>
     <w:rsid w:val="006457F7"/>
+  </w:style>
+  <w:style w:type="character" w:styleId="PlaceholderText">
+    <w:name w:val="Placeholder Text"/>
+    <w:basedOn w:val="DefaultParagraphFont"/>
+    <w:uiPriority w:val="99"/>
+    <w:semiHidden/>
+    <w:rsid w:val="00FF3DB8"/>
+    <w:rPr>
+      <w:color w:val="666666"/>
+    </w:rPr>
   </w:style>
 </w:styles>
 </file>

--- a/Laporan/IMPLEMENTASI MODEL LSTM UNTUK PREDIKSI HARGA KOMODITAS PANGAN BERBASIS WEB DI PROVINSI JAWA TENGAH.docx
+++ b/Laporan/IMPLEMENTASI MODEL LSTM UNTUK PREDIKSI HARGA KOMODITAS PANGAN BERBASIS WEB DI PROVINSI JAWA TENGAH.docx
@@ -8602,6 +8602,16 @@
         <w:pStyle w:val="Heading3"/>
       </w:pPr>
       <w:r>
+        <w:t>Computer Vision dan MobileNetV2</w:t>
+      </w:r>
+    </w:p>
+    <w:p/>
+    <w:p>
+      <w:pPr>
+        <w:pStyle w:val="Heading3"/>
+      </w:pPr>
+      <w:r>
+        <w:lastRenderedPageBreak/>
         <w:t>Pra-pemrosesan Data (</w:t>
       </w:r>
       <w:r>
@@ -8681,7 +8691,6 @@
         <w:pStyle w:val="ListParagraph"/>
       </w:pPr>
       <w:r>
-        <w:lastRenderedPageBreak/>
         <w:t xml:space="preserve">LSTM beroperasi dengan perkalian metriks secara berulang menggunakan fungsi derivatif seperti </w:t>
       </w:r>
       <w:r>
@@ -9144,6 +9153,7 @@
           <w:i/>
           <w:iCs/>
         </w:rPr>
+        <w:lastRenderedPageBreak/>
         <w:t>Mean Absolute Error</w:t>
       </w:r>
       <w:r>
@@ -9159,11 +9169,7 @@
         <w:t>Mean Absolute Error</w:t>
       </w:r>
       <w:r>
-        <w:t xml:space="preserve"> (MAE) adalah metriks evaluasi statistik yang digunakan untuk mengukur tingkat keakuratan sebuah model peramalan dengan menghitung rata-rata dari nilau absolut selisih antara nilai prediksi dan nilai aktual. Penggunaan nilai absolut dalam MAE memastikan bahwa kesalahan bernilai negatif (prediksi </w:t>
-      </w:r>
-      <w:r>
-        <w:lastRenderedPageBreak/>
-        <w:t xml:space="preserve">terlalu rendah) dan kesalahan bernilai poditif (prediksi terlalu tinggi) tidak saling meniadakan saat dijumlahkan. Semakin kecil MAE yang dihasilkan, maka semakin baik dan akurat model komputasi tersebut dalam mengikuti pola aktual </w:t>
+        <w:t xml:space="preserve"> (MAE) adalah metriks evaluasi statistik yang digunakan untuk mengukur tingkat keakuratan sebuah model peramalan dengan menghitung rata-rata dari nilau absolut selisih antara nilai prediksi dan nilai aktual. Penggunaan nilai absolut dalam MAE memastikan bahwa kesalahan bernilai negatif (prediksi terlalu rendah) dan kesalahan bernilai poditif (prediksi terlalu tinggi) tidak saling meniadakan saat dijumlahkan. Semakin kecil MAE yang dihasilkan, maka semakin baik dan akurat model komputasi tersebut dalam mengikuti pola aktual </w:t>
       </w:r>
       <w:r>
         <w:fldChar w:fldCharType="begin"/>
@@ -9573,7 +9579,11 @@
         <w:t>Root Mean Square Error</w:t>
       </w:r>
       <w:r>
-        <w:t xml:space="preserve"> (RMSE) adalah teknik metrik evaluasi komparatif yang menghitung akar kuadrat dari rata-rata kuadrat selisih antara nilai aktual di lapangan dan nilai yang diproyeksikan oleh model. Berbeda dengan MAE yang memperlakukan semua galat secara proporsional, RMSE bekerja dahulu menguadratkan setiap nilai deviasi sebelum dirata-ratakan. Mekanisme matematis ini memberikan penalti atau bobot kesalahan yang jauh lebih besar terhadap prediksi yang menyimpang sangat jauh dari nilai sebenarnya </w:t>
+        <w:t xml:space="preserve"> (RMSE) adalah teknik metrik evaluasi komparatif yang menghitung akar kuadrat dari rata-rata kuadrat selisih antara nilai aktual di lapangan dan nilai yang diproyeksikan oleh model. Berbeda dengan MAE yang memperlakukan semua galat secara proporsional, RMSE bekerja dahulu menguadratkan setiap nilai deviasi sebelum dirata-ratakan. Mekanisme matematis </w:t>
+      </w:r>
+      <w:r>
+        <w:lastRenderedPageBreak/>
+        <w:t xml:space="preserve">ini memberikan penalti atau bobot kesalahan yang jauh lebih besar terhadap prediksi yang menyimpang sangat jauh dari nilai sebenarnya </w:t>
       </w:r>
       <w:r>
         <w:fldChar w:fldCharType="begin"/>
@@ -9599,11 +9609,7 @@
     </w:p>
     <w:p>
       <w:r>
-        <w:t xml:space="preserve">Dalam konteks prediksi harga komoditas pangan yang sering kali mengalami fluktuasi tajam atau guncangan pasar mendadak, RMSE menjadi instrumen validasi </w:t>
-      </w:r>
-      <w:r>
-        <w:lastRenderedPageBreak/>
-        <w:t xml:space="preserve">yang krusial. Apabila model LSTM gagal beradaptasi </w:t>
+        <w:t xml:space="preserve">Dalam konteks prediksi harga komoditas pangan yang sering kali mengalami fluktuasi tajam atau guncangan pasar mendadak, RMSE menjadi instrumen validasi yang krusial. Apabila model LSTM gagal beradaptasi </w:t>
       </w:r>
       <w:r>
         <w:t xml:space="preserve">terhadap lonjakan ekstrem, nilai RMSE yang dihasilkan akan membengkak secara signifikan. Model dinyatakan berkinerja unggul apabila nilai RMSE yang dihasilkan tereduksi mendekati angka nol </w:t>
@@ -10019,10 +10025,7 @@
         <w:t xml:space="preserve">Mean Absolute Percentage Error </w:t>
       </w:r>
       <w:r>
-        <w:t>(MAPE</w:t>
-      </w:r>
-      <w:r>
-        <w:t>) adalah evaluasi performa model yang merangkum rata-rata selisih absolut antara nilai aktual dan nilai prediksi dan direpresentaasikan dalam bentuk persentase (%). Keunggulan utama MAPE yang membedakannya dari MAE atau RMSE adalah kemampuannya yang bersifat independen terhadap skala asal metrik data (</w:t>
+        <w:t>(MAPE) adalah evaluasi performa model yang merangkum rata-rata selisih absolut antara nilai aktual dan nilai prediksi dan direpresentaasikan dalam bentuk persentase (%). Keunggulan utama MAPE yang membedakannya dari MAE atau RMSE adalah kemampuannya yang bersifat independen terhadap skala asal metrik data (</w:t>
       </w:r>
       <w:r>
         <w:rPr>
@@ -10061,7 +10064,11 @@
         <w:fldChar w:fldCharType="end"/>
       </w:r>
       <w:r>
-        <w:t xml:space="preserve">. Sebagai contoh, nilai MAPE sebesar 10% memiliki arti bahwa selisih rata-rata keseluruhan prediksi sistem dengan harga komoditas asli hanya 10%. Nilai dibawah 10% diklasifikasikan sebagai prediksi sangat akurat, nilai 10-20% dinilai sebagai prediksi yang baik/layak, 20-50% dipandang cukup, sedangkan nilai diatas 50% dianggap sebagai model gagal atau tidak akurat </w:t>
+        <w:t xml:space="preserve">. Sebagai contoh, nilai MAPE sebesar 10% memiliki arti bahwa selisih rata-rata keseluruhan prediksi sistem dengan harga </w:t>
+      </w:r>
+      <w:r>
+        <w:lastRenderedPageBreak/>
+        <w:t xml:space="preserve">komoditas asli hanya 10%. Nilai dibawah 10% diklasifikasikan sebagai prediksi sangat akurat, nilai 10-20% dinilai sebagai prediksi yang baik/layak, 20-50% dipandang cukup, sedangkan nilai diatas 50% dianggap sebagai model gagal atau tidak akurat </w:t>
       </w:r>
       <w:r>
         <w:fldChar w:fldCharType="begin"/>
@@ -10082,19 +10089,7 @@
         <w:fldChar w:fldCharType="end"/>
       </w:r>
       <w:r>
-        <w:t xml:space="preserve">. </w:t>
-      </w:r>
-      <w:r>
-        <w:t xml:space="preserve">Rumus matematis </w:t>
-      </w:r>
-      <w:r>
-        <w:t>MAPE</w:t>
-      </w:r>
-      <w:r>
-        <w:t xml:space="preserve"> dinyatakan sebagai berikut</w:t>
-      </w:r>
-      <w:r>
-        <w:t xml:space="preserve">: </w:t>
+        <w:t xml:space="preserve">. Rumus matematis MAPE dinyatakan sebagai berikut: </w:t>
       </w:r>
     </w:p>
     <w:p>
@@ -10111,7 +10106,6 @@
             <w:rPr>
               <w:rFonts w:ascii="Cambria Math" w:hAnsi="Cambria Math"/>
             </w:rPr>
-            <w:lastRenderedPageBreak/>
             <m:t>MAPE=</m:t>
           </m:r>
           <m:f>
@@ -10352,10 +10346,7 @@
         </w:rPr>
       </w:pPr>
       <w:r>
-        <w:t>MAPE</w:t>
-      </w:r>
-      <w:r>
-        <w:t xml:space="preserve"> = Nilai </w:t>
+        <w:t xml:space="preserve">MAPE = Nilai </w:t>
       </w:r>
       <w:r>
         <w:rPr>
@@ -10531,7 +10522,10 @@
         <w:fldChar w:fldCharType="end"/>
       </w:r>
       <w:r>
-        <w:t xml:space="preserve">. </w:t>
+        <w:t>.</w:t>
+      </w:r>
+      <w:r>
+        <w:t xml:space="preserve"> </w:t>
       </w:r>
     </w:p>
     <w:sectPr>
@@ -14425,6 +14419,7 @@
   <w:style w:type="character" w:default="1" w:styleId="DefaultParagraphFont">
     <w:name w:val="Default Paragraph Font"/>
     <w:uiPriority w:val="1"/>
+    <w:semiHidden/>
     <w:unhideWhenUsed/>
   </w:style>
   <w:style w:type="table" w:default="1" w:styleId="TableNormal">
